--- a/cv/index.docx
+++ b/cv/index.docx
@@ -73,7 +73,11 @@
         <w:pStyle w:val="BodyText"/>
       </w:pPr>
       <w:r>
-        <w:t xml:space="preserve">2021 —</w:t>
+        <w:rPr>
+          <w:i/>
+          <w:iCs/>
+        </w:rPr>
+        <w:t xml:space="preserve">2021-</w:t>
       </w:r>
     </w:p>
     <w:p>
@@ -109,6 +113,10 @@
         <w:pStyle w:val="BodyText"/>
       </w:pPr>
       <w:r>
+        <w:rPr>
+          <w:i/>
+          <w:iCs/>
+        </w:rPr>
         <w:t xml:space="preserve">2020</w:t>
       </w:r>
     </w:p>
@@ -135,7 +143,11 @@
         <w:pStyle w:val="BodyText"/>
       </w:pPr>
       <w:r>
-        <w:t xml:space="preserve">2019 — 2021</w:t>
+        <w:rPr>
+          <w:i/>
+          <w:iCs/>
+        </w:rPr>
+        <w:t xml:space="preserve">2019-2021</w:t>
       </w:r>
     </w:p>
     <w:p>
@@ -161,7 +173,11 @@
         <w:pStyle w:val="BodyText"/>
       </w:pPr>
       <w:r>
-        <w:t xml:space="preserve">2019 –</w:t>
+        <w:rPr>
+          <w:i/>
+          <w:iCs/>
+        </w:rPr>
+        <w:t xml:space="preserve">2019-</w:t>
       </w:r>
     </w:p>
     <w:p>
@@ -187,7 +203,11 @@
         <w:pStyle w:val="BodyText"/>
       </w:pPr>
       <w:r>
-        <w:t xml:space="preserve">2019 –</w:t>
+        <w:rPr>
+          <w:i/>
+          <w:iCs/>
+        </w:rPr>
+        <w:t xml:space="preserve">2019-</w:t>
       </w:r>
     </w:p>
     <w:p>
@@ -213,7 +233,11 @@
         <w:pStyle w:val="BodyText"/>
       </w:pPr>
       <w:r>
-        <w:t xml:space="preserve">2018 — 2019</w:t>
+        <w:rPr>
+          <w:i/>
+          <w:iCs/>
+        </w:rPr>
+        <w:t xml:space="preserve">2018-2019</w:t>
       </w:r>
     </w:p>
     <w:bookmarkEnd w:id="9"/>
@@ -238,7 +262,7 @@
           <w:b/>
           <w:bCs/>
         </w:rPr>
-        <w:t xml:space="preserve">Doctor of Philosophy – Applied Mathematics</w:t>
+        <w:t xml:space="preserve">Doctor of Philosophy - Applied Mathematics</w:t>
       </w:r>
       <w:r>
         <w:br/>
@@ -258,19 +282,23 @@
         <w:pStyle w:val="BodyText"/>
       </w:pPr>
       <w:r>
-        <w:t xml:space="preserve">2015 — 2019</w:t>
-      </w:r>
-    </w:p>
-    <w:p>
-      <w:pPr>
-        <w:pStyle w:val="BodyText"/>
-      </w:pPr>
-      <w:r>
-        <w:rPr>
-          <w:b/>
-          <w:bCs/>
-        </w:rPr>
-        <w:t xml:space="preserve">Masters of Philosophy – Applied Mathematics</w:t>
+        <w:rPr>
+          <w:i/>
+          <w:iCs/>
+        </w:rPr>
+        <w:t xml:space="preserve">2015-2019</w:t>
+      </w:r>
+    </w:p>
+    <w:p>
+      <w:pPr>
+        <w:pStyle w:val="BodyText"/>
+      </w:pPr>
+      <w:r>
+        <w:rPr>
+          <w:b/>
+          <w:bCs/>
+        </w:rPr>
+        <w:t xml:space="preserve">Masters of Philosophy - Applied Mathematics</w:t>
       </w:r>
       <w:r>
         <w:br/>
@@ -296,15 +324,11 @@
         <w:pStyle w:val="BodyText"/>
       </w:pPr>
       <w:r>
-        <w:t xml:space="preserve"> </w:t>
-      </w:r>
-    </w:p>
-    <w:p>
-      <w:pPr>
-        <w:pStyle w:val="BodyText"/>
-      </w:pPr>
-      <w:r>
-        <w:t xml:space="preserve">2013 — 2014</w:t>
+        <w:rPr>
+          <w:i/>
+          <w:iCs/>
+        </w:rPr>
+        <w:t xml:space="preserve">2013-2014</w:t>
       </w:r>
     </w:p>
     <w:p>
@@ -336,7 +360,11 @@
         <w:pStyle w:val="BodyText"/>
       </w:pPr>
       <w:r>
-        <w:t xml:space="preserve">2010 — 2013</w:t>
+        <w:rPr>
+          <w:i/>
+          <w:iCs/>
+        </w:rPr>
+        <w:t xml:space="preserve">2010-2013</w:t>
       </w:r>
     </w:p>
     <w:bookmarkEnd w:id="10"/>
@@ -1807,6 +1835,42 @@
           <w:b/>
           <w:bCs/>
         </w:rPr>
+        <w:t xml:space="preserve">SPARKLE</w:t>
+      </w:r>
+      <w:r>
+        <w:br/>
+      </w:r>
+      <w:r>
+        <w:t xml:space="preserve">Department of Foreign Affairs and Trade</w:t>
+      </w:r>
+      <w:r>
+        <w:br/>
+      </w:r>
+      <w:r>
+        <w:t xml:space="preserve">Awarded value: $5,000,000</w:t>
+      </w:r>
+    </w:p>
+    <w:p>
+      <w:pPr>
+        <w:pStyle w:val="BodyText"/>
+      </w:pPr>
+      <w:r>
+        <w:rPr>
+          <w:i/>
+          <w:iCs/>
+        </w:rPr>
+        <w:t xml:space="preserve">2024</w:t>
+      </w:r>
+    </w:p>
+    <w:p>
+      <w:pPr>
+        <w:pStyle w:val="BodyText"/>
+      </w:pPr>
+      <w:r>
+        <w:rPr>
+          <w:b/>
+          <w:bCs/>
+        </w:rPr>
         <w:t xml:space="preserve">SHIELD: Surveillance of Healthcare-associated Infections for Effective Local Data</w:t>
       </w:r>
       <w:r>
@@ -1827,6 +1891,10 @@
         <w:pStyle w:val="BodyText"/>
       </w:pPr>
       <w:r>
+        <w:rPr>
+          <w:i/>
+          <w:iCs/>
+        </w:rPr>
         <w:t xml:space="preserve">2025</w:t>
       </w:r>
     </w:p>
@@ -1859,6 +1927,10 @@
         <w:pStyle w:val="BodyText"/>
       </w:pPr>
       <w:r>
+        <w:rPr>
+          <w:i/>
+          <w:iCs/>
+        </w:rPr>
         <w:t xml:space="preserve">2024</w:t>
       </w:r>
     </w:p>
@@ -1891,6 +1963,10 @@
         <w:pStyle w:val="BodyText"/>
       </w:pPr>
       <w:r>
+        <w:rPr>
+          <w:i/>
+          <w:iCs/>
+        </w:rPr>
         <w:t xml:space="preserve">2024</w:t>
       </w:r>
     </w:p>
@@ -1923,6 +1999,10 @@
         <w:pStyle w:val="BodyText"/>
       </w:pPr>
       <w:r>
+        <w:rPr>
+          <w:i/>
+          <w:iCs/>
+        </w:rPr>
         <w:t xml:space="preserve">2023</w:t>
       </w:r>
     </w:p>
@@ -1955,6 +2035,10 @@
         <w:pStyle w:val="BodyText"/>
       </w:pPr>
       <w:r>
+        <w:rPr>
+          <w:i/>
+          <w:iCs/>
+        </w:rPr>
         <w:t xml:space="preserve">2023</w:t>
       </w:r>
     </w:p>
@@ -1987,6 +2071,10 @@
         <w:pStyle w:val="BodyText"/>
       </w:pPr>
       <w:r>
+        <w:rPr>
+          <w:i/>
+          <w:iCs/>
+        </w:rPr>
         <w:t xml:space="preserve">2022</w:t>
       </w:r>
     </w:p>
@@ -2019,6 +2107,10 @@
         <w:pStyle w:val="BodyText"/>
       </w:pPr>
       <w:r>
+        <w:rPr>
+          <w:i/>
+          <w:iCs/>
+        </w:rPr>
         <w:t xml:space="preserve">2022</w:t>
       </w:r>
     </w:p>
@@ -2051,6 +2143,10 @@
         <w:pStyle w:val="BodyText"/>
       </w:pPr>
       <w:r>
+        <w:rPr>
+          <w:i/>
+          <w:iCs/>
+        </w:rPr>
         <w:t xml:space="preserve">2021</w:t>
       </w:r>
     </w:p>
@@ -2097,6 +2193,10 @@
         <w:pStyle w:val="BodyText"/>
       </w:pPr>
       <w:r>
+        <w:rPr>
+          <w:i/>
+          <w:iCs/>
+        </w:rPr>
         <w:t xml:space="preserve">2021</w:t>
       </w:r>
     </w:p>
@@ -2122,6 +2222,96 @@
           <w:b/>
           <w:bCs/>
         </w:rPr>
+        <w:t xml:space="preserve">Gamifying data visualisation: Teaching ggplot2 through competitive code golf</w:t>
+      </w:r>
+      <w:r>
+        <w:br/>
+      </w:r>
+      <w:r>
+        <w:t xml:space="preserve">International Congress on Teaching Statistics</w:t>
+      </w:r>
+    </w:p>
+    <w:p>
+      <w:pPr>
+        <w:pStyle w:val="BodyText"/>
+      </w:pPr>
+      <w:r>
+        <w:rPr>
+          <w:i/>
+          <w:iCs/>
+        </w:rPr>
+        <w:t xml:space="preserve">2026</w:t>
+      </w:r>
+    </w:p>
+    <w:p>
+      <w:pPr>
+        <w:pStyle w:val="BodyText"/>
+      </w:pPr>
+      <w:r>
+        <w:rPr>
+          <w:b/>
+          <w:bCs/>
+        </w:rPr>
+        <w:t xml:space="preserve">Gamifying data visualisation: Teaching ggplot2 through competitive code golf</w:t>
+      </w:r>
+      <w:r>
+        <w:br/>
+      </w:r>
+      <w:r>
+        <w:t xml:space="preserve">useR! Conference</w:t>
+      </w:r>
+    </w:p>
+    <w:p>
+      <w:pPr>
+        <w:pStyle w:val="BodyText"/>
+      </w:pPr>
+      <w:r>
+        <w:rPr>
+          <w:i/>
+          <w:iCs/>
+        </w:rPr>
+        <w:t xml:space="preserve">2026</w:t>
+      </w:r>
+    </w:p>
+    <w:p>
+      <w:pPr>
+        <w:pStyle w:val="BodyText"/>
+      </w:pPr>
+      <w:r>
+        <w:rPr>
+          <w:b/>
+          <w:bCs/>
+        </w:rPr>
+        <w:t xml:space="preserve">Gamifying data visualisation: Teaching ggplot2 through competitive code golf</w:t>
+      </w:r>
+      <w:r>
+        <w:br/>
+      </w:r>
+      <w:r>
+        <w:t xml:space="preserve">Australia and New Zealand Industrial Applied Mathematics Conference</w:t>
+      </w:r>
+    </w:p>
+    <w:p>
+      <w:pPr>
+        <w:pStyle w:val="BodyText"/>
+      </w:pPr>
+      <w:r>
+        <w:rPr>
+          <w:i/>
+          <w:iCs/>
+        </w:rPr>
+        <w:t xml:space="preserve">2026</w:t>
+      </w:r>
+    </w:p>
+    <w:p>
+      <w:pPr>
+        <w:pStyle w:val="BodyText"/>
+      </w:pPr>
+      <w:r>
+        <w:rPr>
+          <w:b/>
+          <w:bCs/>
+        </w:rPr>
         <w:t xml:space="preserve">Modelling chytridiomycosis transmission in frogs</w:t>
       </w:r>
       <w:r>
@@ -2136,6 +2326,10 @@
         <w:pStyle w:val="BodyText"/>
       </w:pPr>
       <w:r>
+        <w:rPr>
+          <w:i/>
+          <w:iCs/>
+        </w:rPr>
         <w:t xml:space="preserve">2025</w:t>
       </w:r>
     </w:p>
@@ -2145,18 +2339,10 @@
       </w:pPr>
       <w:r>
         <w:rPr>
-          <w:rStyle w:val="VerbatimChar"/>
-          <w:b/>
-          <w:bCs/>
-        </w:rPr>
-        <w:t xml:space="preserve">airpurifyr</w:t>
-      </w:r>
-      <w:r>
-        <w:rPr>
-          <w:b/>
-          <w:bCs/>
-        </w:rPr>
-        <w:t xml:space="preserve">: Open Air Quality Data in R</w:t>
+          <w:b/>
+          <w:bCs/>
+        </w:rPr>
+        <w:t xml:space="preserve">airpurifyr: Open Air Quality Data in R</w:t>
       </w:r>
       <w:r>
         <w:br/>
@@ -2170,6 +2356,10 @@
         <w:pStyle w:val="BodyText"/>
       </w:pPr>
       <w:r>
+        <w:rPr>
+          <w:i/>
+          <w:iCs/>
+        </w:rPr>
         <w:t xml:space="preserve">2024</w:t>
       </w:r>
     </w:p>
@@ -2188,7 +2378,7 @@
         <w:t xml:space="preserve"> </w:t>
       </w:r>
       <w:r>
-        <w:t xml:space="preserve">— Panelist</w:t>
+        <w:t xml:space="preserve">- Panelist</w:t>
       </w:r>
       <w:r>
         <w:br/>
@@ -2202,6 +2392,10 @@
         <w:pStyle w:val="BodyText"/>
       </w:pPr>
       <w:r>
+        <w:rPr>
+          <w:i/>
+          <w:iCs/>
+        </w:rPr>
         <w:t xml:space="preserve">2024</w:t>
       </w:r>
     </w:p>
@@ -2228,6 +2422,10 @@
         <w:pStyle w:val="BodyText"/>
       </w:pPr>
       <w:r>
+        <w:rPr>
+          <w:i/>
+          <w:iCs/>
+        </w:rPr>
         <w:t xml:space="preserve">2024</w:t>
       </w:r>
     </w:p>
@@ -2246,7 +2444,7 @@
         <w:t xml:space="preserve"> </w:t>
       </w:r>
       <w:r>
-        <w:t xml:space="preserve">— Invited Speaker</w:t>
+        <w:t xml:space="preserve">- Invited Speaker</w:t>
       </w:r>
       <w:r>
         <w:br/>
@@ -2260,6 +2458,10 @@
         <w:pStyle w:val="BodyText"/>
       </w:pPr>
       <w:r>
+        <w:rPr>
+          <w:i/>
+          <w:iCs/>
+        </w:rPr>
         <w:t xml:space="preserve">2023</w:t>
       </w:r>
     </w:p>
@@ -2286,6 +2488,10 @@
         <w:pStyle w:val="BodyText"/>
       </w:pPr>
       <w:r>
+        <w:rPr>
+          <w:i/>
+          <w:iCs/>
+        </w:rPr>
         <w:t xml:space="preserve">2023</w:t>
       </w:r>
     </w:p>
@@ -2312,6 +2518,10 @@
         <w:pStyle w:val="BodyText"/>
       </w:pPr>
       <w:r>
+        <w:rPr>
+          <w:i/>
+          <w:iCs/>
+        </w:rPr>
         <w:t xml:space="preserve">2022</w:t>
       </w:r>
     </w:p>
@@ -2330,7 +2540,7 @@
         <w:t xml:space="preserve"> </w:t>
       </w:r>
       <w:r>
-        <w:t xml:space="preserve">— Invited Speaker</w:t>
+        <w:t xml:space="preserve">- Invited Speaker</w:t>
       </w:r>
       <w:r>
         <w:br/>
@@ -2344,6 +2554,10 @@
         <w:pStyle w:val="BodyText"/>
       </w:pPr>
       <w:r>
+        <w:rPr>
+          <w:i/>
+          <w:iCs/>
+        </w:rPr>
         <w:t xml:space="preserve">2021</w:t>
       </w:r>
     </w:p>
@@ -2362,7 +2576,7 @@
         <w:t xml:space="preserve"> </w:t>
       </w:r>
       <w:r>
-        <w:t xml:space="preserve">— Invited Speaker</w:t>
+        <w:t xml:space="preserve">- Invited Speaker</w:t>
       </w:r>
       <w:r>
         <w:br/>
@@ -2376,6 +2590,10 @@
         <w:pStyle w:val="BodyText"/>
       </w:pPr>
       <w:r>
+        <w:rPr>
+          <w:i/>
+          <w:iCs/>
+        </w:rPr>
         <w:t xml:space="preserve">2021</w:t>
       </w:r>
     </w:p>
@@ -2402,6 +2620,10 @@
         <w:pStyle w:val="BodyText"/>
       </w:pPr>
       <w:r>
+        <w:rPr>
+          <w:i/>
+          <w:iCs/>
+        </w:rPr>
         <w:t xml:space="preserve">2021</w:t>
       </w:r>
     </w:p>
@@ -2428,6 +2650,10 @@
         <w:pStyle w:val="BodyText"/>
       </w:pPr>
       <w:r>
+        <w:rPr>
+          <w:i/>
+          <w:iCs/>
+        </w:rPr>
         <w:t xml:space="preserve">2021</w:t>
       </w:r>
     </w:p>
@@ -2446,7 +2672,7 @@
         <w:t xml:space="preserve"> </w:t>
       </w:r>
       <w:r>
-        <w:t xml:space="preserve">— Invited Speaker</w:t>
+        <w:t xml:space="preserve">- Invited Speaker</w:t>
       </w:r>
       <w:r>
         <w:br/>
@@ -2460,6 +2686,10 @@
         <w:pStyle w:val="BodyText"/>
       </w:pPr>
       <w:r>
+        <w:rPr>
+          <w:i/>
+          <w:iCs/>
+        </w:rPr>
         <w:t xml:space="preserve">2021</w:t>
       </w:r>
     </w:p>
@@ -2486,6 +2716,10 @@
         <w:pStyle w:val="BodyText"/>
       </w:pPr>
       <w:r>
+        <w:rPr>
+          <w:i/>
+          <w:iCs/>
+        </w:rPr>
         <w:t xml:space="preserve">2021</w:t>
       </w:r>
     </w:p>
@@ -2504,7 +2738,7 @@
         <w:t xml:space="preserve"> </w:t>
       </w:r>
       <w:r>
-        <w:t xml:space="preserve">— Invited Speaker</w:t>
+        <w:t xml:space="preserve">- Invited Speaker</w:t>
       </w:r>
       <w:r>
         <w:br/>
@@ -2518,6 +2752,10 @@
         <w:pStyle w:val="BodyText"/>
       </w:pPr>
       <w:r>
+        <w:rPr>
+          <w:i/>
+          <w:iCs/>
+        </w:rPr>
         <w:t xml:space="preserve">2020</w:t>
       </w:r>
     </w:p>
@@ -2536,7 +2774,7 @@
         <w:t xml:space="preserve"> </w:t>
       </w:r>
       <w:r>
-        <w:t xml:space="preserve">— Invited Speaker</w:t>
+        <w:t xml:space="preserve">- Invited Speaker</w:t>
       </w:r>
       <w:r>
         <w:br/>
@@ -2550,6 +2788,10 @@
         <w:pStyle w:val="BodyText"/>
       </w:pPr>
       <w:r>
+        <w:rPr>
+          <w:i/>
+          <w:iCs/>
+        </w:rPr>
         <w:t xml:space="preserve">2020</w:t>
       </w:r>
     </w:p>
@@ -2576,6 +2818,10 @@
         <w:pStyle w:val="BodyText"/>
       </w:pPr>
       <w:r>
+        <w:rPr>
+          <w:i/>
+          <w:iCs/>
+        </w:rPr>
         <w:t xml:space="preserve">2019</w:t>
       </w:r>
     </w:p>
@@ -2594,14 +2840,18 @@
         <w:br/>
       </w:r>
       <w:r>
-        <w:t xml:space="preserve">NSW–ACT ANZIAM Branch Meeting</w:t>
-      </w:r>
-    </w:p>
-    <w:p>
-      <w:pPr>
-        <w:pStyle w:val="BodyText"/>
-      </w:pPr>
-      <w:r>
+        <w:t xml:space="preserve">NSW-ACT ANZIAM Branch Meeting</w:t>
+      </w:r>
+    </w:p>
+    <w:p>
+      <w:pPr>
+        <w:pStyle w:val="BodyText"/>
+      </w:pPr>
+      <w:r>
+        <w:rPr>
+          <w:i/>
+          <w:iCs/>
+        </w:rPr>
         <w:t xml:space="preserve">2018</w:t>
       </w:r>
     </w:p>
@@ -2628,6 +2878,10 @@
         <w:pStyle w:val="BodyText"/>
       </w:pPr>
       <w:r>
+        <w:rPr>
+          <w:i/>
+          <w:iCs/>
+        </w:rPr>
         <w:t xml:space="preserve">2018</w:t>
       </w:r>
     </w:p>
@@ -2654,6 +2908,10 @@
         <w:pStyle w:val="BodyText"/>
       </w:pPr>
       <w:r>
+        <w:rPr>
+          <w:i/>
+          <w:iCs/>
+        </w:rPr>
         <w:t xml:space="preserve">2018</w:t>
       </w:r>
     </w:p>
@@ -2680,6 +2938,10 @@
         <w:pStyle w:val="BodyText"/>
       </w:pPr>
       <w:r>
+        <w:rPr>
+          <w:i/>
+          <w:iCs/>
+        </w:rPr>
         <w:t xml:space="preserve">2018</w:t>
       </w:r>
     </w:p>
@@ -2706,6 +2968,10 @@
         <w:pStyle w:val="BodyText"/>
       </w:pPr>
       <w:r>
+        <w:rPr>
+          <w:i/>
+          <w:iCs/>
+        </w:rPr>
         <w:t xml:space="preserve">2017</w:t>
       </w:r>
     </w:p>
@@ -2732,6 +2998,10 @@
         <w:pStyle w:val="BodyText"/>
       </w:pPr>
       <w:r>
+        <w:rPr>
+          <w:i/>
+          <w:iCs/>
+        </w:rPr>
         <w:t xml:space="preserve">2017</w:t>
       </w:r>
     </w:p>
@@ -2750,7 +3020,7 @@
         <w:t xml:space="preserve"> </w:t>
       </w:r>
       <w:r>
-        <w:t xml:space="preserve">— Invited Speaker</w:t>
+        <w:t xml:space="preserve">- Invited Speaker</w:t>
       </w:r>
       <w:r>
         <w:br/>
@@ -2764,6 +3034,10 @@
         <w:pStyle w:val="BodyText"/>
       </w:pPr>
       <w:r>
+        <w:rPr>
+          <w:i/>
+          <w:iCs/>
+        </w:rPr>
         <w:t xml:space="preserve">2017</w:t>
       </w:r>
     </w:p>
@@ -2790,6 +3064,10 @@
         <w:pStyle w:val="BodyText"/>
       </w:pPr>
       <w:r>
+        <w:rPr>
+          <w:i/>
+          <w:iCs/>
+        </w:rPr>
         <w:t xml:space="preserve">2017</w:t>
       </w:r>
     </w:p>
@@ -2816,6 +3094,10 @@
         <w:pStyle w:val="BodyText"/>
       </w:pPr>
       <w:r>
+        <w:rPr>
+          <w:i/>
+          <w:iCs/>
+        </w:rPr>
         <w:t xml:space="preserve">2017</w:t>
       </w:r>
     </w:p>
@@ -2842,6 +3124,10 @@
         <w:pStyle w:val="BodyText"/>
       </w:pPr>
       <w:r>
+        <w:rPr>
+          <w:i/>
+          <w:iCs/>
+        </w:rPr>
         <w:t xml:space="preserve">2016</w:t>
       </w:r>
     </w:p>
@@ -2868,6 +3154,10 @@
         <w:pStyle w:val="BodyText"/>
       </w:pPr>
       <w:r>
+        <w:rPr>
+          <w:i/>
+          <w:iCs/>
+        </w:rPr>
         <w:t xml:space="preserve">2016</w:t>
       </w:r>
     </w:p>
@@ -2914,15 +3204,19 @@
         <w:t xml:space="preserve"> </w:t>
       </w:r>
       <w:r>
-        <w:t xml:space="preserve">(Chief Examiner)</w:t>
-      </w:r>
-    </w:p>
-    <w:p>
-      <w:pPr>
-        <w:pStyle w:val="BodyText"/>
-      </w:pPr>
-      <w:r>
-        <w:t xml:space="preserve">2024–</w:t>
+        <w:t xml:space="preserve">- Chief Examiner</w:t>
+      </w:r>
+    </w:p>
+    <w:p>
+      <w:pPr>
+        <w:pStyle w:val="BodyText"/>
+      </w:pPr>
+      <w:r>
+        <w:rPr>
+          <w:i/>
+          <w:iCs/>
+        </w:rPr>
+        <w:t xml:space="preserve">2024-</w:t>
       </w:r>
     </w:p>
     <w:p>
@@ -2946,15 +3240,19 @@
         <w:t xml:space="preserve"> </w:t>
       </w:r>
       <w:r>
-        <w:t xml:space="preserve">(Chief Examiner)</w:t>
-      </w:r>
-    </w:p>
-    <w:p>
-      <w:pPr>
-        <w:pStyle w:val="BodyText"/>
-      </w:pPr>
-      <w:r>
-        <w:t xml:space="preserve">2023–</w:t>
+        <w:t xml:space="preserve">- Chief Examiner</w:t>
+      </w:r>
+    </w:p>
+    <w:p>
+      <w:pPr>
+        <w:pStyle w:val="BodyText"/>
+      </w:pPr>
+      <w:r>
+        <w:rPr>
+          <w:i/>
+          <w:iCs/>
+        </w:rPr>
+        <w:t xml:space="preserve">2023-</w:t>
       </w:r>
     </w:p>
     <w:p>
@@ -2978,15 +3276,19 @@
         <w:t xml:space="preserve"> </w:t>
       </w:r>
       <w:r>
-        <w:t xml:space="preserve">(Chief Examiner)</w:t>
-      </w:r>
-    </w:p>
-    <w:p>
-      <w:pPr>
-        <w:pStyle w:val="BodyText"/>
-      </w:pPr>
-      <w:r>
-        <w:t xml:space="preserve">2024–</w:t>
+        <w:t xml:space="preserve">- Chief Examiner</w:t>
+      </w:r>
+    </w:p>
+    <w:p>
+      <w:pPr>
+        <w:pStyle w:val="BodyText"/>
+      </w:pPr>
+      <w:r>
+        <w:rPr>
+          <w:i/>
+          <w:iCs/>
+        </w:rPr>
+        <w:t xml:space="preserve">2024-</w:t>
       </w:r>
     </w:p>
     <w:p>
@@ -3012,7 +3314,11 @@
         <w:pStyle w:val="BodyText"/>
       </w:pPr>
       <w:r>
-        <w:t xml:space="preserve">2022–2023</w:t>
+        <w:rPr>
+          <w:i/>
+          <w:iCs/>
+        </w:rPr>
+        <w:t xml:space="preserve">2022-2023</w:t>
       </w:r>
     </w:p>
     <w:p>
@@ -3038,6 +3344,10 @@
         <w:pStyle w:val="BodyText"/>
       </w:pPr>
       <w:r>
+        <w:rPr>
+          <w:i/>
+          <w:iCs/>
+        </w:rPr>
         <w:t xml:space="preserve">2022</w:t>
       </w:r>
     </w:p>
@@ -3074,7 +3384,11 @@
         <w:pStyle w:val="BodyText"/>
       </w:pPr>
       <w:r>
-        <w:t xml:space="preserve">2016–2019</w:t>
+        <w:rPr>
+          <w:i/>
+          <w:iCs/>
+        </w:rPr>
+        <w:t xml:space="preserve">2016-2019</w:t>
       </w:r>
     </w:p>
     <w:p>
@@ -3100,6 +3414,10 @@
         <w:pStyle w:val="BodyText"/>
       </w:pPr>
       <w:r>
+        <w:rPr>
+          <w:i/>
+          <w:iCs/>
+        </w:rPr>
         <w:t xml:space="preserve">2018</w:t>
       </w:r>
     </w:p>
@@ -3134,15 +3452,19 @@
         <w:t xml:space="preserve"> </w:t>
       </w:r>
       <w:r>
-        <w:t xml:space="preserve">– Course Management Committee</w:t>
-      </w:r>
-    </w:p>
-    <w:p>
-      <w:pPr>
-        <w:pStyle w:val="BodyText"/>
-      </w:pPr>
-      <w:r>
-        <w:t xml:space="preserve">2024–</w:t>
+        <w:t xml:space="preserve">- Course Management Committee</w:t>
+      </w:r>
+    </w:p>
+    <w:p>
+      <w:pPr>
+        <w:pStyle w:val="BodyText"/>
+      </w:pPr>
+      <w:r>
+        <w:rPr>
+          <w:i/>
+          <w:iCs/>
+        </w:rPr>
+        <w:t xml:space="preserve">2024-</w:t>
       </w:r>
     </w:p>
     <w:bookmarkEnd w:id="42"/>
@@ -3176,6 +3498,10 @@
         <w:pStyle w:val="BodyText"/>
       </w:pPr>
       <w:r>
+        <w:rPr>
+          <w:i/>
+          <w:iCs/>
+        </w:rPr>
         <w:t xml:space="preserve">2024</w:t>
       </w:r>
     </w:p>
@@ -3202,6 +3528,10 @@
         <w:pStyle w:val="BodyText"/>
       </w:pPr>
       <w:r>
+        <w:rPr>
+          <w:i/>
+          <w:iCs/>
+        </w:rPr>
         <w:t xml:space="preserve">2024</w:t>
       </w:r>
     </w:p>
@@ -3222,6 +3552,10 @@
         <w:pStyle w:val="BodyText"/>
       </w:pPr>
       <w:r>
+        <w:rPr>
+          <w:i/>
+          <w:iCs/>
+        </w:rPr>
         <w:t xml:space="preserve">2021</w:t>
       </w:r>
     </w:p>
@@ -3240,14 +3574,18 @@
         <w:t xml:space="preserve"> </w:t>
       </w:r>
       <w:r>
-        <w:t xml:space="preserve">– Finalist</w:t>
-      </w:r>
-    </w:p>
-    <w:p>
-      <w:pPr>
-        <w:pStyle w:val="BodyText"/>
-      </w:pPr>
-      <w:r>
+        <w:t xml:space="preserve">- Finalist</w:t>
+      </w:r>
+    </w:p>
+    <w:p>
+      <w:pPr>
+        <w:pStyle w:val="BodyText"/>
+      </w:pPr>
+      <w:r>
+        <w:rPr>
+          <w:i/>
+          <w:iCs/>
+        </w:rPr>
         <w:t xml:space="preserve">2021</w:t>
       </w:r>
     </w:p>
@@ -3260,20 +3598,24 @@
           <w:b/>
           <w:bCs/>
         </w:rPr>
-        <w:t xml:space="preserve">Engagement Australia Excellence Awards — Outstanding Engagement for Research Impact</w:t>
-      </w:r>
-      <w:r>
-        <w:t xml:space="preserve"> </w:t>
-      </w:r>
-      <w:r>
-        <w:t xml:space="preserve">— Finalist</w:t>
-      </w:r>
-    </w:p>
-    <w:p>
-      <w:pPr>
-        <w:pStyle w:val="BodyText"/>
-      </w:pPr>
-      <w:r>
+        <w:t xml:space="preserve">Engagement Australia Excellence Awards - Outstanding Engagement for Research Impact</w:t>
+      </w:r>
+      <w:r>
+        <w:t xml:space="preserve"> </w:t>
+      </w:r>
+      <w:r>
+        <w:t xml:space="preserve">- Finalist</w:t>
+      </w:r>
+    </w:p>
+    <w:p>
+      <w:pPr>
+        <w:pStyle w:val="BodyText"/>
+      </w:pPr>
+      <w:r>
+        <w:rPr>
+          <w:i/>
+          <w:iCs/>
+        </w:rPr>
         <w:t xml:space="preserve">2021</w:t>
       </w:r>
     </w:p>
@@ -3286,14 +3628,18 @@
           <w:b/>
           <w:bCs/>
         </w:rPr>
-        <w:t xml:space="preserve">Top Poster Award — European Congress of Clinical Microbiology &amp; Infectious Diseases</w:t>
-      </w:r>
-    </w:p>
-    <w:p>
-      <w:pPr>
-        <w:pStyle w:val="BodyText"/>
-      </w:pPr>
-      <w:r>
+        <w:t xml:space="preserve">Top Poster Award - European Congress of Clinical Microbiology &amp; Infectious Diseases</w:t>
+      </w:r>
+    </w:p>
+    <w:p>
+      <w:pPr>
+        <w:pStyle w:val="BodyText"/>
+      </w:pPr>
+      <w:r>
+        <w:rPr>
+          <w:i/>
+          <w:iCs/>
+        </w:rPr>
         <w:t xml:space="preserve">2021</w:t>
       </w:r>
     </w:p>
@@ -3312,14 +3658,18 @@
         <w:t xml:space="preserve"> </w:t>
       </w:r>
       <w:r>
-        <w:t xml:space="preserve">— Finalist</w:t>
-      </w:r>
-    </w:p>
-    <w:p>
-      <w:pPr>
-        <w:pStyle w:val="BodyText"/>
-      </w:pPr>
-      <w:r>
+        <w:t xml:space="preserve">- Finalist</w:t>
+      </w:r>
+    </w:p>
+    <w:p>
+      <w:pPr>
+        <w:pStyle w:val="BodyText"/>
+      </w:pPr>
+      <w:r>
+        <w:rPr>
+          <w:i/>
+          <w:iCs/>
+        </w:rPr>
         <w:t xml:space="preserve">2021</w:t>
       </w:r>
     </w:p>
@@ -3332,42 +3682,18 @@
           <w:b/>
           <w:bCs/>
         </w:rPr>
-        <w:t xml:space="preserve">Best PhD Student Presentation – PRISM</w:t>
-      </w:r>
-      <m:oMath>
-        <m:sSup>
-          <m:e>
-            <m:r>
-              <m:t>​</m:t>
-            </m:r>
-          </m:e>
-          <m:sup>
-            <m:r>
-              <m:t>2</m:t>
-            </m:r>
-          </m:sup>
-        </m:sSup>
-      </m:oMath>
-      <w:r>
-        <w:rPr>
-          <w:b/>
-          <w:bCs/>
-        </w:rPr>
-        <w:t xml:space="preserve"> </w:t>
-      </w:r>
-      <w:r>
-        <w:rPr>
-          <w:b/>
-          <w:bCs/>
-        </w:rPr>
-        <w:t xml:space="preserve">Annual Conference</w:t>
-      </w:r>
-    </w:p>
-    <w:p>
-      <w:pPr>
-        <w:pStyle w:val="BodyText"/>
-      </w:pPr>
-      <w:r>
+        <w:t xml:space="preserve">Best PhD Student Presentation - PRISM² Annual Conference</w:t>
+      </w:r>
+    </w:p>
+    <w:p>
+      <w:pPr>
+        <w:pStyle w:val="BodyText"/>
+      </w:pPr>
+      <w:r>
+        <w:rPr>
+          <w:i/>
+          <w:iCs/>
+        </w:rPr>
         <w:t xml:space="preserve">2017</w:t>
       </w:r>
     </w:p>
@@ -3386,14 +3712,18 @@
         <w:t xml:space="preserve"> </w:t>
       </w:r>
       <w:r>
-        <w:t xml:space="preserve">for best Applied Mathematics Postgraduate Thesis</w:t>
-      </w:r>
-    </w:p>
-    <w:p>
-      <w:pPr>
-        <w:pStyle w:val="BodyText"/>
-      </w:pPr>
-      <w:r>
+        <w:t xml:space="preserve">- for best Applied Mathematics Postgraduate Thesis</w:t>
+      </w:r>
+    </w:p>
+    <w:p>
+      <w:pPr>
+        <w:pStyle w:val="BodyText"/>
+      </w:pPr>
+      <w:r>
+        <w:rPr>
+          <w:i/>
+          <w:iCs/>
+        </w:rPr>
         <w:t xml:space="preserve">2016</w:t>
       </w:r>
     </w:p>
@@ -3414,6 +3744,10 @@
         <w:pStyle w:val="BodyText"/>
       </w:pPr>
       <w:r>
+        <w:rPr>
+          <w:i/>
+          <w:iCs/>
+        </w:rPr>
         <w:t xml:space="preserve">2015</w:t>
       </w:r>
     </w:p>
@@ -3434,11 +3768,15 @@
         <w:pStyle w:val="BodyText"/>
       </w:pPr>
       <w:r>
+        <w:rPr>
+          <w:i/>
+          <w:iCs/>
+        </w:rPr>
         <w:t xml:space="preserve">2015</w:t>
       </w:r>
     </w:p>
     <w:bookmarkEnd w:id="44"/>
-    <w:bookmarkStart w:id="45" w:name="X2256e31efdc7f97207e8409d9adcd6cfc08cba6"/>
+    <w:bookmarkStart w:id="45" w:name="X5c8491afe5900a0c8014662d12f5cc28359123b"/>
     <w:p>
       <w:pPr>
         <w:pStyle w:val="Heading2"/>
@@ -3447,7 +3785,7 @@
         <w:t xml:space="preserve"> </w:t>
       </w:r>
       <w:r>
-        <w:t xml:space="preserve">Academic Service &amp; Community Engagment</w:t>
+        <w:t xml:space="preserve">Academic Service &amp; Community Engagement</w:t>
       </w:r>
     </w:p>
     <w:p>
@@ -3459,10 +3797,10 @@
           <w:b/>
           <w:bCs/>
         </w:rPr>
-        <w:t xml:space="preserve">Equity, Diversity &amp; Social Inclusion Committee</w:t>
-      </w:r>
-      <w:r>
-        <w:t xml:space="preserve"> </w:t>
+        <w:t xml:space="preserve">Equity Diversity &amp; Social Inclusion Committee</w:t>
+      </w:r>
+      <w:r>
+        <w:br/>
       </w:r>
       <w:r>
         <w:t xml:space="preserve">Department representative</w:t>
@@ -3473,7 +3811,11 @@
         <w:pStyle w:val="BodyText"/>
       </w:pPr>
       <w:r>
-        <w:t xml:space="preserve">2024 –</w:t>
+        <w:rPr>
+          <w:i/>
+          <w:iCs/>
+        </w:rPr>
+        <w:t xml:space="preserve">2024-</w:t>
       </w:r>
     </w:p>
     <w:p>
@@ -3499,6 +3841,10 @@
         <w:pStyle w:val="BodyText"/>
       </w:pPr>
       <w:r>
+        <w:rPr>
+          <w:i/>
+          <w:iCs/>
+        </w:rPr>
         <w:t xml:space="preserve">2025</w:t>
       </w:r>
     </w:p>
@@ -3514,7 +3860,7 @@
         <w:t xml:space="preserve">SPECTRUM Annual Meeting</w:t>
       </w:r>
       <w:r>
-        <w:t xml:space="preserve"> </w:t>
+        <w:br/>
       </w:r>
       <w:r>
         <w:t xml:space="preserve">Organising committee</w:t>
@@ -3525,6 +3871,10 @@
         <w:pStyle w:val="BodyText"/>
       </w:pPr>
       <w:r>
+        <w:rPr>
+          <w:i/>
+          <w:iCs/>
+        </w:rPr>
         <w:t xml:space="preserve">2024</w:t>
       </w:r>
     </w:p>
@@ -3543,7 +3893,7 @@
         <w:t xml:space="preserve"> </w:t>
       </w:r>
       <w:r>
-        <w:t xml:space="preserve">— OUCRU</w:t>
+        <w:t xml:space="preserve">- OUCRU</w:t>
       </w:r>
       <w:r>
         <w:br/>
@@ -3557,6 +3907,10 @@
         <w:pStyle w:val="BodyText"/>
       </w:pPr>
       <w:r>
+        <w:rPr>
+          <w:i/>
+          <w:iCs/>
+        </w:rPr>
         <w:t xml:space="preserve">2023</w:t>
       </w:r>
     </w:p>
@@ -3583,6 +3937,10 @@
         <w:pStyle w:val="BodyText"/>
       </w:pPr>
       <w:r>
+        <w:rPr>
+          <w:i/>
+          <w:iCs/>
+        </w:rPr>
         <w:t xml:space="preserve">2023</w:t>
       </w:r>
     </w:p>
@@ -3601,7 +3959,7 @@
         <w:t xml:space="preserve"> </w:t>
       </w:r>
       <w:r>
-        <w:t xml:space="preserve">— NSW Health</w:t>
+        <w:t xml:space="preserve">- NSW Health</w:t>
       </w:r>
       <w:r>
         <w:br/>
@@ -3615,6 +3973,10 @@
         <w:pStyle w:val="BodyText"/>
       </w:pPr>
       <w:r>
+        <w:rPr>
+          <w:i/>
+          <w:iCs/>
+        </w:rPr>
         <w:t xml:space="preserve">2023</w:t>
       </w:r>
     </w:p>
@@ -3641,6 +4003,10 @@
         <w:pStyle w:val="BodyText"/>
       </w:pPr>
       <w:r>
+        <w:rPr>
+          <w:i/>
+          <w:iCs/>
+        </w:rPr>
         <w:t xml:space="preserve">2023</w:t>
       </w:r>
     </w:p>
@@ -3667,7 +4033,11 @@
         <w:pStyle w:val="BodyText"/>
       </w:pPr>
       <w:r>
-        <w:t xml:space="preserve">2022–</w:t>
+        <w:rPr>
+          <w:i/>
+          <w:iCs/>
+        </w:rPr>
+        <w:t xml:space="preserve">2022-</w:t>
       </w:r>
     </w:p>
     <w:p>
@@ -3693,7 +4063,11 @@
         <w:pStyle w:val="BodyText"/>
       </w:pPr>
       <w:r>
-        <w:t xml:space="preserve">2021–2022</w:t>
+        <w:rPr>
+          <w:i/>
+          <w:iCs/>
+        </w:rPr>
+        <w:t xml:space="preserve">2021-2022</w:t>
       </w:r>
     </w:p>
     <w:p>
@@ -3719,7 +4093,11 @@
         <w:pStyle w:val="BodyText"/>
       </w:pPr>
       <w:r>
-        <w:t xml:space="preserve">2022–</w:t>
+        <w:rPr>
+          <w:i/>
+          <w:iCs/>
+        </w:rPr>
+        <w:t xml:space="preserve">2022-</w:t>
       </w:r>
     </w:p>
     <w:p>
@@ -3737,7 +4115,7 @@
         <w:t xml:space="preserve"> </w:t>
       </w:r>
       <w:r>
-        <w:t xml:space="preserve">– Mahidol University</w:t>
+        <w:t xml:space="preserve">- Mahidol University</w:t>
       </w:r>
       <w:r>
         <w:br/>
@@ -3751,6 +4129,10 @@
         <w:pStyle w:val="BodyText"/>
       </w:pPr>
       <w:r>
+        <w:rPr>
+          <w:i/>
+          <w:iCs/>
+        </w:rPr>
         <w:t xml:space="preserve">2022</w:t>
       </w:r>
     </w:p>
@@ -3777,6 +4159,10 @@
         <w:pStyle w:val="BodyText"/>
       </w:pPr>
       <w:r>
+        <w:rPr>
+          <w:i/>
+          <w:iCs/>
+        </w:rPr>
         <w:t xml:space="preserve">2022</w:t>
       </w:r>
     </w:p>
@@ -3803,7 +4189,11 @@
         <w:pStyle w:val="BodyText"/>
       </w:pPr>
       <w:r>
-        <w:t xml:space="preserve">2019–2022</w:t>
+        <w:rPr>
+          <w:i/>
+          <w:iCs/>
+        </w:rPr>
+        <w:t xml:space="preserve">2019-2022</w:t>
       </w:r>
     </w:p>
     <w:p>
@@ -3829,7 +4219,11 @@
         <w:pStyle w:val="BodyText"/>
       </w:pPr>
       <w:r>
-        <w:t xml:space="preserve">2020–2021</w:t>
+        <w:rPr>
+          <w:i/>
+          <w:iCs/>
+        </w:rPr>
+        <w:t xml:space="preserve">2020-2021</w:t>
       </w:r>
     </w:p>
     <w:p>
@@ -3847,7 +4241,7 @@
         <w:t xml:space="preserve"> </w:t>
       </w:r>
       <w:r>
-        <w:t xml:space="preserve">– The University of Melbourne</w:t>
+        <w:t xml:space="preserve">- The University of Melbourne</w:t>
       </w:r>
       <w:r>
         <w:br/>
@@ -3861,6 +4255,10 @@
         <w:pStyle w:val="BodyText"/>
       </w:pPr>
       <w:r>
+        <w:rPr>
+          <w:i/>
+          <w:iCs/>
+        </w:rPr>
         <w:t xml:space="preserve">2017</w:t>
       </w:r>
     </w:p>
@@ -3879,7 +4277,7 @@
         <w:t xml:space="preserve"> </w:t>
       </w:r>
       <w:r>
-        <w:t xml:space="preserve">– The University of Melbourne</w:t>
+        <w:t xml:space="preserve">- The University of Melbourne</w:t>
       </w:r>
       <w:r>
         <w:br/>
@@ -3893,7 +4291,11 @@
         <w:pStyle w:val="BodyText"/>
       </w:pPr>
       <w:r>
-        <w:t xml:space="preserve">2017–2018</w:t>
+        <w:rPr>
+          <w:i/>
+          <w:iCs/>
+        </w:rPr>
+        <w:t xml:space="preserve">2017-2018</w:t>
       </w:r>
     </w:p>
     <w:p>
@@ -3919,6 +4321,10 @@
         <w:pStyle w:val="BodyText"/>
       </w:pPr>
       <w:r>
+        <w:rPr>
+          <w:i/>
+          <w:iCs/>
+        </w:rPr>
         <w:t xml:space="preserve">2017, 2018, 2019</w:t>
       </w:r>
     </w:p>
@@ -3931,13 +4337,13 @@
           <w:b/>
           <w:bCs/>
         </w:rPr>
-        <w:t xml:space="preserve">The ConocoPhilips Science Experience</w:t>
-      </w:r>
-      <w:r>
-        <w:t xml:space="preserve"> </w:t>
-      </w:r>
-      <w:r>
-        <w:t xml:space="preserve">– The University of Melbourne</w:t>
+        <w:t xml:space="preserve">The ConocoPhillips Science Experience</w:t>
+      </w:r>
+      <w:r>
+        <w:t xml:space="preserve"> </w:t>
+      </w:r>
+      <w:r>
+        <w:t xml:space="preserve">- The University of Melbourne</w:t>
       </w:r>
       <w:r>
         <w:br/>
@@ -3951,7 +4357,11 @@
         <w:pStyle w:val="BodyText"/>
       </w:pPr>
       <w:r>
-        <w:t xml:space="preserve">2016–2018</w:t>
+        <w:rPr>
+          <w:i/>
+          <w:iCs/>
+        </w:rPr>
+        <w:t xml:space="preserve">2016-2018</w:t>
       </w:r>
     </w:p>
     <w:p>
@@ -3969,7 +4379,7 @@
         <w:t xml:space="preserve"> </w:t>
       </w:r>
       <w:r>
-        <w:t xml:space="preserve">– CSIRO</w:t>
+        <w:t xml:space="preserve">- CSIRO</w:t>
       </w:r>
       <w:r>
         <w:br/>
@@ -3983,7 +4393,11 @@
         <w:pStyle w:val="BodyText"/>
       </w:pPr>
       <w:r>
-        <w:t xml:space="preserve">2016–2018</w:t>
+        <w:rPr>
+          <w:i/>
+          <w:iCs/>
+        </w:rPr>
+        <w:t xml:space="preserve">2016-2018</w:t>
       </w:r>
     </w:p>
     <w:p>
@@ -4001,7 +4415,7 @@
         <w:br/>
       </w:r>
       <w:r>
-        <w:t xml:space="preserve">PLoS Comptuational Biology; Scientific Reports; Journal of Applied Mathematics; Journal of Statistical Software; Epidemiology &amp; Infection; Mathematics; Medial Journal of Australia; International Tropical Health; Journal of Antimicrobial Resistance; The R Journal</w:t>
+        <w:t xml:space="preserve">PLoS Computational Biology; Scientific Reports; Journal of Applied Mathematics; Journal of Statistical Software; Epidemiology &amp; Infection; Mathematics; Medical Journal of Australia; International Tropical Health; Journal of Antimicrobial Resistance; The R Journal</w:t>
       </w:r>
     </w:p>
     <w:bookmarkEnd w:id="45"/>
@@ -4040,7 +4454,11 @@
         <w:pStyle w:val="BodyText"/>
       </w:pPr>
       <w:r>
-        <w:t xml:space="preserve">2015–</w:t>
+        <w:rPr>
+          <w:i/>
+          <w:iCs/>
+        </w:rPr>
+        <w:t xml:space="preserve">2015-</w:t>
       </w:r>
     </w:p>
     <w:p>
@@ -4060,7 +4478,35 @@
         <w:pStyle w:val="BodyText"/>
       </w:pPr>
       <w:r>
-        <w:t xml:space="preserve">2015–</w:t>
+        <w:rPr>
+          <w:i/>
+          <w:iCs/>
+        </w:rPr>
+        <w:t xml:space="preserve">2015-</w:t>
+      </w:r>
+    </w:p>
+    <w:p>
+      <w:pPr>
+        <w:pStyle w:val="BodyText"/>
+      </w:pPr>
+      <w:r>
+        <w:rPr>
+          <w:b/>
+          <w:bCs/>
+        </w:rPr>
+        <w:t xml:space="preserve">Statistical Society of Australia</w:t>
+      </w:r>
+    </w:p>
+    <w:p>
+      <w:pPr>
+        <w:pStyle w:val="BodyText"/>
+      </w:pPr>
+      <w:r>
+        <w:rPr>
+          <w:i/>
+          <w:iCs/>
+        </w:rPr>
+        <w:t xml:space="preserve">2024-</w:t>
       </w:r>
     </w:p>
     <w:bookmarkEnd w:id="46"/>

--- a/cv/index.docx
+++ b/cv/index.docx
@@ -778,6 +778,67 @@
         </w:numPr>
       </w:pPr>
       <w:r>
+        <w:t xml:space="preserve">Nguyen, Q.,</w:t>
+      </w:r>
+      <w:r>
+        <w:t xml:space="preserve"> </w:t>
+      </w:r>
+      <w:r>
+        <w:rPr>
+          <w:b/>
+          <w:bCs/>
+        </w:rPr>
+        <w:t xml:space="preserve">Lydeamore, M. J.</w:t>
+      </w:r>
+      <w:r>
+        <w:t xml:space="preserve">, Dessauer, A., Snell, G. I., Westall, G. P., Peleg, A. Y., &amp; Gardiner, B. J. (2026). Evaluation of Global Immune Biomarkers to Predict Infections in Lung Transplant Recipients.</w:t>
+      </w:r>
+      <w:r>
+        <w:t xml:space="preserve"> </w:t>
+      </w:r>
+      <w:r>
+        <w:rPr>
+          <w:i/>
+          <w:iCs/>
+        </w:rPr>
+        <w:t xml:space="preserve">Clinical Transplantation</w:t>
+      </w:r>
+      <w:r>
+        <w:t xml:space="preserve">,</w:t>
+      </w:r>
+      <w:r>
+        <w:t xml:space="preserve"> </w:t>
+      </w:r>
+      <w:r>
+        <w:rPr>
+          <w:i/>
+          <w:iCs/>
+        </w:rPr>
+        <w:t xml:space="preserve">40</w:t>
+      </w:r>
+      <w:r>
+        <w:t xml:space="preserve">(8), e70654.</w:t>
+      </w:r>
+      <w:r>
+        <w:t xml:space="preserve"> </w:t>
+      </w:r>
+      <w:hyperlink r:id="rId19">
+        <w:r>
+          <w:rPr>
+            <w:rStyle w:val="Hyperlink"/>
+          </w:rPr>
+          <w:t xml:space="preserve">https://doi.org/10.1111/ctr.70654</w:t>
+        </w:r>
+      </w:hyperlink>
+    </w:p>
+    <w:p>
+      <w:pPr>
+        <w:numPr>
+          <w:ilvl w:val="0"/>
+          <w:numId w:val="1002"/>
+        </w:numPr>
+      </w:pPr>
+      <w:r>
         <w:t xml:space="preserve">Le, T. P., Conway, E., Akpan, E., Abell, I. R., Abraham, P., Baker, C. M., Campbell, P. T., Cromer, D.,</w:t>
       </w:r>
       <w:r>
@@ -822,7 +883,7 @@
       <w:r>
         <w:t xml:space="preserve"> </w:t>
       </w:r>
-      <w:hyperlink r:id="rId19">
+      <w:hyperlink r:id="rId20">
         <w:r>
           <w:rPr>
             <w:rStyle w:val="Hyperlink"/>
@@ -883,7 +944,7 @@
       <w:r>
         <w:t xml:space="preserve"> </w:t>
       </w:r>
-      <w:hyperlink r:id="rId20">
+      <w:hyperlink r:id="rId21">
         <w:r>
           <w:rPr>
             <w:rStyle w:val="Hyperlink"/>
@@ -925,7 +986,7 @@
       <w:r>
         <w:t xml:space="preserve"> </w:t>
       </w:r>
-      <w:hyperlink r:id="rId21">
+      <w:hyperlink r:id="rId22">
         <w:r>
           <w:rPr>
             <w:rStyle w:val="Hyperlink"/>
@@ -980,7 +1041,7 @@
       <w:r>
         <w:t xml:space="preserve"> </w:t>
       </w:r>
-      <w:hyperlink r:id="rId22">
+      <w:hyperlink r:id="rId23">
         <w:r>
           <w:rPr>
             <w:rStyle w:val="Hyperlink"/>
@@ -1041,7 +1102,7 @@
       <w:r>
         <w:t xml:space="preserve"> </w:t>
       </w:r>
-      <w:hyperlink r:id="rId23">
+      <w:hyperlink r:id="rId24">
         <w:r>
           <w:rPr>
             <w:rStyle w:val="Hyperlink"/>
@@ -1102,7 +1163,7 @@
       <w:r>
         <w:t xml:space="preserve"> </w:t>
       </w:r>
-      <w:hyperlink r:id="rId24">
+      <w:hyperlink r:id="rId25">
         <w:r>
           <w:rPr>
             <w:rStyle w:val="Hyperlink"/>
@@ -1163,7 +1224,7 @@
       <w:r>
         <w:t xml:space="preserve"> </w:t>
       </w:r>
-      <w:hyperlink r:id="rId25">
+      <w:hyperlink r:id="rId26">
         <w:r>
           <w:rPr>
             <w:rStyle w:val="Hyperlink"/>
@@ -1224,7 +1285,7 @@
       <w:r>
         <w:t xml:space="preserve"> </w:t>
       </w:r>
-      <w:hyperlink r:id="rId26">
+      <w:hyperlink r:id="rId27">
         <w:r>
           <w:rPr>
             <w:rStyle w:val="Hyperlink"/>
@@ -1285,7 +1346,7 @@
       <w:r>
         <w:t xml:space="preserve"> </w:t>
       </w:r>
-      <w:hyperlink r:id="rId27">
+      <w:hyperlink r:id="rId28">
         <w:r>
           <w:rPr>
             <w:rStyle w:val="Hyperlink"/>
@@ -1346,7 +1407,7 @@
       <w:r>
         <w:t xml:space="preserve"> </w:t>
       </w:r>
-      <w:hyperlink r:id="rId28">
+      <w:hyperlink r:id="rId29">
         <w:r>
           <w:rPr>
             <w:rStyle w:val="Hyperlink"/>
@@ -1401,7 +1462,7 @@
       <w:r>
         <w:t xml:space="preserve"> </w:t>
       </w:r>
-      <w:hyperlink r:id="rId29">
+      <w:hyperlink r:id="rId30">
         <w:r>
           <w:rPr>
             <w:rStyle w:val="Hyperlink"/>
@@ -1462,7 +1523,7 @@
       <w:r>
         <w:t xml:space="preserve"> </w:t>
       </w:r>
-      <w:hyperlink r:id="rId30">
+      <w:hyperlink r:id="rId31">
         <w:r>
           <w:rPr>
             <w:rStyle w:val="Hyperlink"/>
@@ -1523,7 +1584,7 @@
       <w:r>
         <w:t xml:space="preserve"> </w:t>
       </w:r>
-      <w:hyperlink r:id="rId31">
+      <w:hyperlink r:id="rId32">
         <w:r>
           <w:rPr>
             <w:rStyle w:val="Hyperlink"/>
@@ -1584,7 +1645,7 @@
       <w:r>
         <w:t xml:space="preserve"> </w:t>
       </w:r>
-      <w:hyperlink r:id="rId32">
+      <w:hyperlink r:id="rId33">
         <w:r>
           <w:rPr>
             <w:rStyle w:val="Hyperlink"/>
@@ -1679,7 +1740,7 @@
       <w:r>
         <w:t xml:space="preserve"> </w:t>
       </w:r>
-      <w:hyperlink r:id="rId33">
+      <w:hyperlink r:id="rId34">
         <w:r>
           <w:rPr>
             <w:rStyle w:val="Hyperlink"/>
@@ -1734,73 +1795,12 @@
       <w:r>
         <w:t xml:space="preserve"> </w:t>
       </w:r>
-      <w:hyperlink r:id="rId34">
+      <w:hyperlink r:id="rId35">
         <w:r>
           <w:rPr>
             <w:rStyle w:val="Hyperlink"/>
           </w:rPr>
           <w:t xml:space="preserve">https://doi.org/10.1371/journal.pcbi.1007838</w:t>
-        </w:r>
-      </w:hyperlink>
-    </w:p>
-    <w:p>
-      <w:pPr>
-        <w:numPr>
-          <w:ilvl w:val="0"/>
-          <w:numId w:val="1002"/>
-        </w:numPr>
-      </w:pPr>
-      <w:r>
-        <w:t xml:space="preserve">Cuningham, W., McVernon, J.,</w:t>
-      </w:r>
-      <w:r>
-        <w:t xml:space="preserve"> </w:t>
-      </w:r>
-      <w:r>
-        <w:rPr>
-          <w:b/>
-          <w:bCs/>
-        </w:rPr>
-        <w:t xml:space="preserve">Lydeamore, M. J.</w:t>
-      </w:r>
-      <w:r>
-        <w:t xml:space="preserve">, Andrews, R. M., Carapetis, J., Kearns, T., Clucas, D., Dhurrkay, R. G., Tong, S. Y. C., &amp; Campbell, P. T. (2019). High burden of infectious disease and antibiotic use in early life in Australian Aboriginal communities.</w:t>
-      </w:r>
-      <w:r>
-        <w:t xml:space="preserve"> </w:t>
-      </w:r>
-      <w:r>
-        <w:rPr>
-          <w:i/>
-          <w:iCs/>
-        </w:rPr>
-        <w:t xml:space="preserve">Australian and New Zealand Journal of Public Health</w:t>
-      </w:r>
-      <w:r>
-        <w:t xml:space="preserve">,</w:t>
-      </w:r>
-      <w:r>
-        <w:t xml:space="preserve"> </w:t>
-      </w:r>
-      <w:r>
-        <w:rPr>
-          <w:i/>
-          <w:iCs/>
-        </w:rPr>
-        <w:t xml:space="preserve">43</w:t>
-      </w:r>
-      <w:r>
-        <w:t xml:space="preserve">(2), 149–155.</w:t>
-      </w:r>
-      <w:r>
-        <w:t xml:space="preserve"> </w:t>
-      </w:r>
-      <w:hyperlink r:id="rId35">
-        <w:r>
-          <w:rPr>
-            <w:rStyle w:val="Hyperlink"/>
-          </w:rPr>
-          <w:t xml:space="preserve">https://doi.org/10.1111/1753-6405.12876</w:t>
         </w:r>
       </w:hyperlink>
     </w:p>

--- a/cv/index.docx
+++ b/cv/index.docx
@@ -1806,7 +1806,7 @@
     </w:p>
     <w:bookmarkEnd w:id="36"/>
     <w:bookmarkEnd w:id="37"/>
-    <w:bookmarkStart w:id="38" w:name="Xb1e26117d1f5319ba05840c2b1f3c49501fcf7a"/>
+    <w:bookmarkStart w:id="54" w:name="X267f4189db1be113793c74907e06763d488f005"/>
     <w:p>
       <w:pPr>
         <w:pStyle w:val="Heading2"/>
@@ -1815,6 +1815,586 @@
         <w:t xml:space="preserve"> </w:t>
       </w:r>
       <w:r>
+        <w:t xml:space="preserve">Software</w:t>
+      </w:r>
+    </w:p>
+    <w:bookmarkStart w:id="49" w:name="r-packages"/>
+    <w:p>
+      <w:pPr>
+        <w:pStyle w:val="Heading3"/>
+      </w:pPr>
+      <w:r>
+        <w:t xml:space="preserve">R packages</w:t>
+      </w:r>
+    </w:p>
+    <w:p>
+      <w:pPr>
+        <w:pStyle w:val="FirstParagraph"/>
+      </w:pPr>
+      <w:r>
+        <w:rPr>
+          <w:b/>
+          <w:bCs/>
+        </w:rPr>
+        <w:t xml:space="preserve">blockstrap</w:t>
+      </w:r>
+      <w:r>
+        <w:br/>
+      </w:r>
+      <w:r>
+        <w:t xml:space="preserve">Sample dataframes by group, in the form of a</w:t>
+      </w:r>
+      <w:r>
+        <w:t xml:space="preserve"> </w:t>
+      </w:r>
+      <w:r>
+        <w:t xml:space="preserve">‘block bootstrap’</w:t>
+      </w:r>
+      <w:r>
+        <w:t xml:space="preserve">. Entire groups are returned allowing for a single</w:t>
+      </w:r>
+      <w:r>
+        <w:t xml:space="preserve"> </w:t>
+      </w:r>
+      <w:r>
+        <w:t xml:space="preserve">‘observation’</w:t>
+      </w:r>
+      <w:r>
+        <w:t xml:space="preserve"> </w:t>
+      </w:r>
+      <w:r>
+        <w:t xml:space="preserve">to span multiple rows of the dataframe.</w:t>
+      </w:r>
+      <w:r>
+        <w:br/>
+      </w:r>
+      <w:r>
+        <w:t xml:space="preserve">Coauthors: Michael Lydeamore, Cash Looi, Kenyon Ng, Mitchell O’Hara-Wild</w:t>
+      </w:r>
+    </w:p>
+    <w:p>
+      <w:pPr>
+        <w:pStyle w:val="BodyText"/>
+      </w:pPr>
+      <w:hyperlink r:id="rId38">
+        <w:r>
+          <w:rPr>
+            <w:rStyle w:val="Hyperlink"/>
+            <w:i/>
+            <w:iCs/>
+          </w:rPr>
+          <w:t xml:space="preserve">CRAN</w:t>
+        </w:r>
+      </w:hyperlink>
+    </w:p>
+    <w:p>
+      <w:pPr>
+        <w:pStyle w:val="BodyText"/>
+      </w:pPr>
+      <w:r>
+        <w:rPr>
+          <w:b/>
+          <w:bCs/>
+        </w:rPr>
+        <w:t xml:space="preserve">cardinalR</w:t>
+      </w:r>
+      <w:r>
+        <w:br/>
+      </w:r>
+      <w:r>
+        <w:t xml:space="preserve">A collection of functions to generate a large variety of</w:t>
+      </w:r>
+      <w:r>
+        <w:t xml:space="preserve"> </w:t>
+      </w:r>
+      <w:r>
+        <w:t xml:space="preserve">structures in high dimensions. These data structures are useful for</w:t>
+      </w:r>
+      <w:r>
+        <w:t xml:space="preserve"> </w:t>
+      </w:r>
+      <w:r>
+        <w:t xml:space="preserve">testing, validating, and improving algorithms used in dimensionality</w:t>
+      </w:r>
+      <w:r>
+        <w:t xml:space="preserve"> </w:t>
+      </w:r>
+      <w:r>
+        <w:t xml:space="preserve">reduction, clustering, machine learning, and visualization.</w:t>
+      </w:r>
+      <w:r>
+        <w:br/>
+      </w:r>
+      <w:r>
+        <w:t xml:space="preserve">Coauthors: Jayani P. Gamage, Dianne Cook, Paul Harrison, Michael Lydeamore, Thiyanga S. Talagala</w:t>
+      </w:r>
+    </w:p>
+    <w:p>
+      <w:pPr>
+        <w:pStyle w:val="BodyText"/>
+      </w:pPr>
+      <w:hyperlink r:id="rId39">
+        <w:r>
+          <w:rPr>
+            <w:rStyle w:val="Hyperlink"/>
+            <w:i/>
+            <w:iCs/>
+          </w:rPr>
+          <w:t xml:space="preserve">CRAN</w:t>
+        </w:r>
+      </w:hyperlink>
+    </w:p>
+    <w:p>
+      <w:pPr>
+        <w:pStyle w:val="BodyText"/>
+      </w:pPr>
+      <w:r>
+        <w:rPr>
+          <w:b/>
+          <w:bCs/>
+        </w:rPr>
+        <w:t xml:space="preserve">condensr</w:t>
+      </w:r>
+      <w:r>
+        <w:br/>
+      </w:r>
+      <w:r>
+        <w:t xml:space="preserve">Helps automate</w:t>
+      </w:r>
+      <w:r>
+        <w:t xml:space="preserve"> </w:t>
+      </w:r>
+      <w:r>
+        <w:t xml:space="preserve">‘Quarto’</w:t>
+      </w:r>
+      <w:r>
+        <w:t xml:space="preserve"> </w:t>
+      </w:r>
+      <w:r>
+        <w:t xml:space="preserve">website creation for small academic groups.</w:t>
+      </w:r>
+      <w:r>
+        <w:t xml:space="preserve"> </w:t>
+      </w:r>
+      <w:r>
+        <w:t xml:space="preserve">Builds a database-like structure of people, projects and publications, linking</w:t>
+      </w:r>
+      <w:r>
+        <w:t xml:space="preserve"> </w:t>
+      </w:r>
+      <w:r>
+        <w:t xml:space="preserve">them together with a string-based ID system. Then, provides functions to automate</w:t>
+      </w:r>
+      <w:r>
+        <w:t xml:space="preserve"> </w:t>
+      </w:r>
+      <w:r>
+        <w:t xml:space="preserve">production of clean markdown for these structures, and in-built CSS formatting</w:t>
+      </w:r>
+      <w:r>
+        <w:t xml:space="preserve"> </w:t>
+      </w:r>
+      <w:r>
+        <w:t xml:space="preserve">using CSS flexbox.</w:t>
+      </w:r>
+      <w:r>
+        <w:br/>
+      </w:r>
+      <w:r>
+        <w:t xml:space="preserve">Coauthors: Michael Lydeamore</w:t>
+      </w:r>
+    </w:p>
+    <w:p>
+      <w:pPr>
+        <w:pStyle w:val="BodyText"/>
+      </w:pPr>
+      <w:hyperlink r:id="rId40">
+        <w:r>
+          <w:rPr>
+            <w:rStyle w:val="Hyperlink"/>
+            <w:i/>
+            <w:iCs/>
+          </w:rPr>
+          <w:t xml:space="preserve">CRAN</w:t>
+        </w:r>
+      </w:hyperlink>
+    </w:p>
+    <w:p>
+      <w:pPr>
+        <w:pStyle w:val="BodyText"/>
+      </w:pPr>
+      <w:r>
+        <w:rPr>
+          <w:b/>
+          <w:bCs/>
+        </w:rPr>
+        <w:t xml:space="preserve">HospitalNetwork</w:t>
+      </w:r>
+      <w:r>
+        <w:br/>
+      </w:r>
+      <w:r>
+        <w:t xml:space="preserve">Set of tools to help interested researchers to build hospital networks</w:t>
+      </w:r>
+      <w:r>
+        <w:t xml:space="preserve"> </w:t>
+      </w:r>
+      <w:r>
+        <w:t xml:space="preserve">from data on hospitalized patients transferred between hospitals. Methods provided</w:t>
+      </w:r>
+      <w:r>
+        <w:t xml:space="preserve"> </w:t>
+      </w:r>
+      <w:r>
+        <w:t xml:space="preserve">have been used in Donker T, Wallinga J, Grundmann H. (2010)</w:t>
+      </w:r>
+      <w:r>
+        <w:t xml:space="preserve"> </w:t>
+      </w:r>
+      <w:hyperlink r:id="rId41">
+        <w:r>
+          <w:rPr>
+            <w:rStyle w:val="Hyperlink"/>
+          </w:rPr>
+          <w:t xml:space="preserve">doi:10.1371/journal.pcbi.1000715</w:t>
+        </w:r>
+      </w:hyperlink>
+      <w:r>
+        <w:t xml:space="preserve">,</w:t>
+      </w:r>
+      <w:r>
+        <w:t xml:space="preserve"> </w:t>
+      </w:r>
+      <w:r>
+        <w:t xml:space="preserve">and Nekkab N, Crépey P, Astagneau P, Opatowski L, Temime L. (2020)</w:t>
+      </w:r>
+      <w:r>
+        <w:t xml:space="preserve"> </w:t>
+      </w:r>
+      <w:hyperlink r:id="rId42">
+        <w:r>
+          <w:rPr>
+            <w:rStyle w:val="Hyperlink"/>
+          </w:rPr>
+          <w:t xml:space="preserve">doi:10.1038/s41598-020-71212-6</w:t>
+        </w:r>
+      </w:hyperlink>
+      <w:r>
+        <w:t xml:space="preserve">.</w:t>
+      </w:r>
+      <w:r>
+        <w:br/>
+      </w:r>
+      <w:r>
+        <w:t xml:space="preserve">Coauthors: Pascal Crépey, Tjibbe Donker, Clément Massonnaud, Michael Lydeamore</w:t>
+      </w:r>
+    </w:p>
+    <w:p>
+      <w:pPr>
+        <w:pStyle w:val="BodyText"/>
+      </w:pPr>
+      <w:hyperlink r:id="rId43">
+        <w:r>
+          <w:rPr>
+            <w:rStyle w:val="Hyperlink"/>
+            <w:i/>
+            <w:iCs/>
+          </w:rPr>
+          <w:t xml:space="preserve">CRAN</w:t>
+        </w:r>
+      </w:hyperlink>
+    </w:p>
+    <w:p>
+      <w:pPr>
+        <w:pStyle w:val="BodyText"/>
+      </w:pPr>
+      <w:r>
+        <w:rPr>
+          <w:b/>
+          <w:bCs/>
+        </w:rPr>
+        <w:t xml:space="preserve">mapycusmaximus</w:t>
+      </w:r>
+      <w:r>
+        <w:br/>
+      </w:r>
+      <w:r>
+        <w:t xml:space="preserve">Focus-glue-context (FGC) fisheye transformations to two-dimensional coordinates and spatial vector geometries. Implements a smooth radial distortion that enlarges a focal region, transitions through a glue ring, and preserves outside context. Methods build on generalized fisheye views and focus+context mapping. For more details see Furnas (1986)</w:t>
+      </w:r>
+      <w:r>
+        <w:t xml:space="preserve"> </w:t>
+      </w:r>
+      <w:hyperlink r:id="rId44">
+        <w:r>
+          <w:rPr>
+            <w:rStyle w:val="Hyperlink"/>
+          </w:rPr>
+          <w:t xml:space="preserve">doi:10.1145/22339.22342</w:t>
+        </w:r>
+      </w:hyperlink>
+      <w:r>
+        <w:t xml:space="preserve">, Furnas (2006)</w:t>
+      </w:r>
+      <w:r>
+        <w:t xml:space="preserve"> </w:t>
+      </w:r>
+      <w:hyperlink r:id="rId45">
+        <w:r>
+          <w:rPr>
+            <w:rStyle w:val="Hyperlink"/>
+          </w:rPr>
+          <w:t xml:space="preserve">doi:10.1145/1124772.1124921</w:t>
+        </w:r>
+      </w:hyperlink>
+      <w:r>
+        <w:t xml:space="preserve"> </w:t>
+      </w:r>
+      <w:r>
+        <w:t xml:space="preserve">and Yamamoto et al. (2009)</w:t>
+      </w:r>
+      <w:r>
+        <w:t xml:space="preserve"> </w:t>
+      </w:r>
+      <w:hyperlink r:id="rId46">
+        <w:r>
+          <w:rPr>
+            <w:rStyle w:val="Hyperlink"/>
+          </w:rPr>
+          <w:t xml:space="preserve">doi:10.1145/1653771.1653788</w:t>
+        </w:r>
+      </w:hyperlink>
+      <w:r>
+        <w:t xml:space="preserve">.</w:t>
+      </w:r>
+      <w:r>
+        <w:br/>
+      </w:r>
+      <w:r>
+        <w:t xml:space="preserve">Coauthors: Alex Nguyen, Dianne Cook, Michael Lydeamore</w:t>
+      </w:r>
+    </w:p>
+    <w:p>
+      <w:pPr>
+        <w:pStyle w:val="BodyText"/>
+      </w:pPr>
+      <w:hyperlink r:id="rId47">
+        <w:r>
+          <w:rPr>
+            <w:rStyle w:val="Hyperlink"/>
+            <w:i/>
+            <w:iCs/>
+          </w:rPr>
+          <w:t xml:space="preserve">CRAN</w:t>
+        </w:r>
+      </w:hyperlink>
+    </w:p>
+    <w:p>
+      <w:pPr>
+        <w:pStyle w:val="BodyText"/>
+      </w:pPr>
+      <w:r>
+        <w:rPr>
+          <w:b/>
+          <w:bCs/>
+        </w:rPr>
+        <w:t xml:space="preserve">quollr</w:t>
+      </w:r>
+      <w:r>
+        <w:br/>
+      </w:r>
+      <w:r>
+        <w:t xml:space="preserve">To construct a model in 2-D space from 2-D nonlinear</w:t>
+      </w:r>
+      <w:r>
+        <w:t xml:space="preserve"> </w:t>
+      </w:r>
+      <w:r>
+        <w:t xml:space="preserve">dimension reduction data and then lift it to the high-dimensional</w:t>
+      </w:r>
+      <w:r>
+        <w:t xml:space="preserve"> </w:t>
+      </w:r>
+      <w:r>
+        <w:t xml:space="preserve">space. Additionally, provides tools to visualise the model overlay the</w:t>
+      </w:r>
+      <w:r>
+        <w:t xml:space="preserve"> </w:t>
+      </w:r>
+      <w:r>
+        <w:t xml:space="preserve">data in 2-D and high-dimensional space. Furthermore, provides</w:t>
+      </w:r>
+      <w:r>
+        <w:t xml:space="preserve"> </w:t>
+      </w:r>
+      <w:r>
+        <w:t xml:space="preserve">summaries and diagnostics to evaluate the nonlinear dimension</w:t>
+      </w:r>
+      <w:r>
+        <w:t xml:space="preserve"> </w:t>
+      </w:r>
+      <w:r>
+        <w:t xml:space="preserve">reduction layout.</w:t>
+      </w:r>
+      <w:r>
+        <w:br/>
+      </w:r>
+      <w:r>
+        <w:t xml:space="preserve">Coauthors: Jayani P. Gamage, Dianne Cook, Paul Harrison, Michael Lydeamore, Thiyanga S. Talagala</w:t>
+      </w:r>
+    </w:p>
+    <w:p>
+      <w:pPr>
+        <w:pStyle w:val="BodyText"/>
+      </w:pPr>
+      <w:hyperlink r:id="rId48">
+        <w:r>
+          <w:rPr>
+            <w:rStyle w:val="Hyperlink"/>
+            <w:i/>
+            <w:iCs/>
+          </w:rPr>
+          <w:t xml:space="preserve">CRAN</w:t>
+        </w:r>
+      </w:hyperlink>
+    </w:p>
+    <w:bookmarkEnd w:id="49"/>
+    <w:bookmarkStart w:id="53" w:name="vs-code-extensions"/>
+    <w:p>
+      <w:pPr>
+        <w:pStyle w:val="Heading3"/>
+      </w:pPr>
+      <w:r>
+        <w:t xml:space="preserve">VS Code extensions</w:t>
+      </w:r>
+    </w:p>
+    <w:p>
+      <w:pPr>
+        <w:pStyle w:val="FirstParagraph"/>
+      </w:pPr>
+      <w:r>
+        <w:rPr>
+          <w:b/>
+          <w:bCs/>
+        </w:rPr>
+        <w:t xml:space="preserve">Code Comment Viewer</w:t>
+      </w:r>
+      <w:r>
+        <w:br/>
+      </w:r>
+      <w:r>
+        <w:t xml:space="preserve">Show all HTML comments in the current file in a sidebar and highlight them in the editor.</w:t>
+      </w:r>
+      <w:r>
+        <w:br/>
+      </w:r>
+      <w:r>
+        <w:t xml:space="preserve">Version 0.1.3</w:t>
+      </w:r>
+    </w:p>
+    <w:p>
+      <w:pPr>
+        <w:pStyle w:val="BodyText"/>
+      </w:pPr>
+      <w:hyperlink r:id="rId50">
+        <w:r>
+          <w:rPr>
+            <w:rStyle w:val="Hyperlink"/>
+            <w:i/>
+            <w:iCs/>
+          </w:rPr>
+          <w:t xml:space="preserve">Open VSX</w:t>
+        </w:r>
+      </w:hyperlink>
+    </w:p>
+    <w:p>
+      <w:pPr>
+        <w:pStyle w:val="BodyText"/>
+      </w:pPr>
+      <w:r>
+        <w:rPr>
+          <w:b/>
+          <w:bCs/>
+        </w:rPr>
+        <w:t xml:space="preserve">Comment Tracker</w:t>
+      </w:r>
+      <w:r>
+        <w:br/>
+      </w:r>
+      <w:r>
+        <w:t xml:space="preserve">Track comments with author and timestamp for QMD and other files</w:t>
+      </w:r>
+      <w:r>
+        <w:br/>
+      </w:r>
+      <w:r>
+        <w:t xml:space="preserve">Version 1.0.0</w:t>
+      </w:r>
+    </w:p>
+    <w:p>
+      <w:pPr>
+        <w:pStyle w:val="BodyText"/>
+      </w:pPr>
+      <w:hyperlink r:id="rId51">
+        <w:r>
+          <w:rPr>
+            <w:rStyle w:val="Hyperlink"/>
+            <w:i/>
+            <w:iCs/>
+          </w:rPr>
+          <w:t xml:space="preserve">Open VSX</w:t>
+        </w:r>
+      </w:hyperlink>
+    </w:p>
+    <w:p>
+      <w:pPr>
+        <w:pStyle w:val="BodyText"/>
+      </w:pPr>
+      <w:r>
+        <w:rPr>
+          <w:b/>
+          <w:bCs/>
+        </w:rPr>
+        <w:t xml:space="preserve">Quarto: Open Rendered File</w:t>
+      </w:r>
+      <w:r>
+        <w:br/>
+      </w:r>
+      <w:r>
+        <w:t xml:space="preserve">Open an existing rendered output for a Quarto document without rendering it again.</w:t>
+      </w:r>
+      <w:r>
+        <w:br/>
+      </w:r>
+      <w:r>
+        <w:t xml:space="preserve">Version 1.1.1</w:t>
+      </w:r>
+    </w:p>
+    <w:p>
+      <w:pPr>
+        <w:pStyle w:val="BodyText"/>
+      </w:pPr>
+      <w:hyperlink r:id="rId52">
+        <w:r>
+          <w:rPr>
+            <w:rStyle w:val="Hyperlink"/>
+            <w:i/>
+            <w:iCs/>
+          </w:rPr>
+          <w:t xml:space="preserve">Open VSX</w:t>
+        </w:r>
+      </w:hyperlink>
+    </w:p>
+    <w:bookmarkEnd w:id="53"/>
+    <w:bookmarkEnd w:id="54"/>
+    <w:bookmarkStart w:id="55" w:name="Xb1e26117d1f5319ba05840c2b1f3c49501fcf7a"/>
+    <w:p>
+      <w:pPr>
+        <w:pStyle w:val="Heading2"/>
+      </w:pPr>
+      <w:r>
+        <w:t xml:space="preserve"> </w:t>
+      </w:r>
+      <w:r>
         <w:t xml:space="preserve">Funding</w:t>
       </w:r>
     </w:p>
@@ -2200,8 +2780,8 @@
         <w:t xml:space="preserve">2021</w:t>
       </w:r>
     </w:p>
-    <w:bookmarkEnd w:id="38"/>
-    <w:bookmarkStart w:id="39" w:name="Xbc568e7f5d2fd0d767cf980278c77384c0244ab"/>
+    <w:bookmarkEnd w:id="55"/>
+    <w:bookmarkStart w:id="56" w:name="Xbc568e7f5d2fd0d767cf980278c77384c0244ab"/>
     <w:p>
       <w:pPr>
         <w:pStyle w:val="Heading2"/>
@@ -3161,8 +3741,8 @@
         <w:t xml:space="preserve">2016</w:t>
       </w:r>
     </w:p>
-    <w:bookmarkEnd w:id="39"/>
-    <w:bookmarkStart w:id="43" w:name="X1e82c2a6649bab1c469d933c666818f246bb338"/>
+    <w:bookmarkEnd w:id="56"/>
+    <w:bookmarkStart w:id="60" w:name="X1e82c2a6649bab1c469d933c666818f246bb338"/>
     <w:p>
       <w:pPr>
         <w:pStyle w:val="Heading2"/>
@@ -3174,7 +3754,7 @@
         <w:t xml:space="preserve">Teaching</w:t>
       </w:r>
     </w:p>
-    <w:bookmarkStart w:id="40" w:name="lecturer"/>
+    <w:bookmarkStart w:id="57" w:name="lecturer"/>
     <w:p>
       <w:pPr>
         <w:pStyle w:val="Heading3"/>
@@ -3351,8 +3931,8 @@
         <w:t xml:space="preserve">2022</w:t>
       </w:r>
     </w:p>
-    <w:bookmarkEnd w:id="40"/>
-    <w:bookmarkStart w:id="41" w:name="tutor"/>
+    <w:bookmarkEnd w:id="57"/>
+    <w:bookmarkStart w:id="58" w:name="tutor"/>
     <w:p>
       <w:pPr>
         <w:pStyle w:val="Heading3"/>
@@ -3421,8 +4001,8 @@
         <w:t xml:space="preserve">2018</w:t>
       </w:r>
     </w:p>
-    <w:bookmarkEnd w:id="41"/>
-    <w:bookmarkStart w:id="42" w:name="teaching-service"/>
+    <w:bookmarkEnd w:id="58"/>
+    <w:bookmarkStart w:id="59" w:name="teaching-service"/>
     <w:p>
       <w:pPr>
         <w:pStyle w:val="Heading3"/>
@@ -3467,9 +4047,9 @@
         <w:t xml:space="preserve">2024-</w:t>
       </w:r>
     </w:p>
-    <w:bookmarkEnd w:id="42"/>
-    <w:bookmarkEnd w:id="43"/>
-    <w:bookmarkStart w:id="44" w:name="X5e99631649743b436d3794bfe1aa8be521e44f3"/>
+    <w:bookmarkEnd w:id="59"/>
+    <w:bookmarkEnd w:id="60"/>
+    <w:bookmarkStart w:id="61" w:name="X5e99631649743b436d3794bfe1aa8be521e44f3"/>
     <w:p>
       <w:pPr>
         <w:pStyle w:val="Heading2"/>
@@ -3775,8 +4355,8 @@
         <w:t xml:space="preserve">2015</w:t>
       </w:r>
     </w:p>
-    <w:bookmarkEnd w:id="44"/>
-    <w:bookmarkStart w:id="45" w:name="X5c8491afe5900a0c8014662d12f5cc28359123b"/>
+    <w:bookmarkEnd w:id="61"/>
+    <w:bookmarkStart w:id="62" w:name="X5c8491afe5900a0c8014662d12f5cc28359123b"/>
     <w:p>
       <w:pPr>
         <w:pStyle w:val="Heading2"/>
@@ -4418,8 +4998,8 @@
         <w:t xml:space="preserve">PLoS Computational Biology; Scientific Reports; Journal of Applied Mathematics; Journal of Statistical Software; Epidemiology &amp; Infection; Mathematics; Medical Journal of Australia; International Tropical Health; Journal of Antimicrobial Resistance; The R Journal</w:t>
       </w:r>
     </w:p>
-    <w:bookmarkEnd w:id="45"/>
-    <w:bookmarkStart w:id="46" w:name="Xa2af00de5b11de34619de775357a305ba94963c"/>
+    <w:bookmarkEnd w:id="62"/>
+    <w:bookmarkStart w:id="63" w:name="Xa2af00de5b11de34619de775357a305ba94963c"/>
     <w:p>
       <w:pPr>
         <w:pStyle w:val="Heading2"/>
@@ -4509,7 +5089,7 @@
         <w:t xml:space="preserve">2024-</w:t>
       </w:r>
     </w:p>
-    <w:bookmarkEnd w:id="46"/>
+    <w:bookmarkEnd w:id="63"/>
     <w:sectPr>
       <w:footnotePr>
         <w:numRestart w:val="eachSect"/>

--- a/cv/index.docx
+++ b/cv/index.docx
@@ -1806,7 +1806,7 @@
     </w:p>
     <w:bookmarkEnd w:id="36"/>
     <w:bookmarkEnd w:id="37"/>
-    <w:bookmarkStart w:id="54" w:name="X267f4189db1be113793c74907e06763d488f005"/>
+    <w:bookmarkStart w:id="55" w:name="X267f4189db1be113793c74907e06763d488f005"/>
     <w:p>
       <w:pPr>
         <w:pStyle w:val="Heading2"/>
@@ -2258,7 +2258,7 @@
       </w:hyperlink>
     </w:p>
     <w:bookmarkEnd w:id="49"/>
-    <w:bookmarkStart w:id="53" w:name="vs-code-extensions"/>
+    <w:bookmarkStart w:id="54" w:name="vs-code-extensions"/>
     <w:p>
       <w:pPr>
         <w:pStyle w:val="Heading3"/>
@@ -2315,7 +2315,7 @@
           <w:b/>
           <w:bCs/>
         </w:rPr>
-        <w:t xml:space="preserve">Comment Tracker</w:t>
+        <w:t xml:space="preserve">Collab Comments</w:t>
       </w:r>
       <w:r>
         <w:br/>
@@ -2327,7 +2327,7 @@
         <w:br/>
       </w:r>
       <w:r>
-        <w:t xml:space="preserve">Version 1.0.0</w:t>
+        <w:t xml:space="preserve">Version 1.1.0</w:t>
       </w:r>
     </w:p>
     <w:p>
@@ -2354,19 +2354,19 @@
           <w:b/>
           <w:bCs/>
         </w:rPr>
-        <w:t xml:space="preserve">Quarto: Open Rendered File</w:t>
-      </w:r>
-      <w:r>
-        <w:br/>
-      </w:r>
-      <w:r>
-        <w:t xml:space="preserve">Open an existing rendered output for a Quarto document without rendering it again.</w:t>
-      </w:r>
-      <w:r>
-        <w:br/>
-      </w:r>
-      <w:r>
-        <w:t xml:space="preserve">Version 1.1.1</w:t>
+        <w:t xml:space="preserve">Comment Tracker</w:t>
+      </w:r>
+      <w:r>
+        <w:br/>
+      </w:r>
+      <w:r>
+        <w:t xml:space="preserve">Track comments with author and timestamp for QMD and other files</w:t>
+      </w:r>
+      <w:r>
+        <w:br/>
+      </w:r>
+      <w:r>
+        <w:t xml:space="preserve">Version 1.0.0</w:t>
       </w:r>
     </w:p>
     <w:p>
@@ -2384,9 +2384,48 @@
         </w:r>
       </w:hyperlink>
     </w:p>
-    <w:bookmarkEnd w:id="53"/>
+    <w:p>
+      <w:pPr>
+        <w:pStyle w:val="BodyText"/>
+      </w:pPr>
+      <w:r>
+        <w:rPr>
+          <w:b/>
+          <w:bCs/>
+        </w:rPr>
+        <w:t xml:space="preserve">Quarto: Open Rendered File</w:t>
+      </w:r>
+      <w:r>
+        <w:br/>
+      </w:r>
+      <w:r>
+        <w:t xml:space="preserve">Open an existing rendered output for a Quarto document without rendering it again.</w:t>
+      </w:r>
+      <w:r>
+        <w:br/>
+      </w:r>
+      <w:r>
+        <w:t xml:space="preserve">Version 1.1.2</w:t>
+      </w:r>
+    </w:p>
+    <w:p>
+      <w:pPr>
+        <w:pStyle w:val="BodyText"/>
+      </w:pPr>
+      <w:hyperlink r:id="rId53">
+        <w:r>
+          <w:rPr>
+            <w:rStyle w:val="Hyperlink"/>
+            <w:i/>
+            <w:iCs/>
+          </w:rPr>
+          <w:t xml:space="preserve">Open VSX</w:t>
+        </w:r>
+      </w:hyperlink>
+    </w:p>
     <w:bookmarkEnd w:id="54"/>
-    <w:bookmarkStart w:id="55" w:name="Xb1e26117d1f5319ba05840c2b1f3c49501fcf7a"/>
+    <w:bookmarkEnd w:id="55"/>
+    <w:bookmarkStart w:id="56" w:name="Xb1e26117d1f5319ba05840c2b1f3c49501fcf7a"/>
     <w:p>
       <w:pPr>
         <w:pStyle w:val="Heading2"/>
@@ -2780,8 +2819,8 @@
         <w:t xml:space="preserve">2021</w:t>
       </w:r>
     </w:p>
-    <w:bookmarkEnd w:id="55"/>
-    <w:bookmarkStart w:id="56" w:name="Xbc568e7f5d2fd0d767cf980278c77384c0244ab"/>
+    <w:bookmarkEnd w:id="56"/>
+    <w:bookmarkStart w:id="57" w:name="Xbc568e7f5d2fd0d767cf980278c77384c0244ab"/>
     <w:p>
       <w:pPr>
         <w:pStyle w:val="Heading2"/>
@@ -3741,8 +3780,8 @@
         <w:t xml:space="preserve">2016</w:t>
       </w:r>
     </w:p>
-    <w:bookmarkEnd w:id="56"/>
-    <w:bookmarkStart w:id="60" w:name="X1e82c2a6649bab1c469d933c666818f246bb338"/>
+    <w:bookmarkEnd w:id="57"/>
+    <w:bookmarkStart w:id="61" w:name="X1e82c2a6649bab1c469d933c666818f246bb338"/>
     <w:p>
       <w:pPr>
         <w:pStyle w:val="Heading2"/>
@@ -3754,7 +3793,7 @@
         <w:t xml:space="preserve">Teaching</w:t>
       </w:r>
     </w:p>
-    <w:bookmarkStart w:id="57" w:name="lecturer"/>
+    <w:bookmarkStart w:id="58" w:name="lecturer"/>
     <w:p>
       <w:pPr>
         <w:pStyle w:val="Heading3"/>
@@ -3931,8 +3970,8 @@
         <w:t xml:space="preserve">2022</w:t>
       </w:r>
     </w:p>
-    <w:bookmarkEnd w:id="57"/>
-    <w:bookmarkStart w:id="58" w:name="tutor"/>
+    <w:bookmarkEnd w:id="58"/>
+    <w:bookmarkStart w:id="59" w:name="tutor"/>
     <w:p>
       <w:pPr>
         <w:pStyle w:val="Heading3"/>
@@ -4001,8 +4040,8 @@
         <w:t xml:space="preserve">2018</w:t>
       </w:r>
     </w:p>
-    <w:bookmarkEnd w:id="58"/>
-    <w:bookmarkStart w:id="59" w:name="teaching-service"/>
+    <w:bookmarkEnd w:id="59"/>
+    <w:bookmarkStart w:id="60" w:name="teaching-service"/>
     <w:p>
       <w:pPr>
         <w:pStyle w:val="Heading3"/>
@@ -4047,9 +4086,9 @@
         <w:t xml:space="preserve">2024-</w:t>
       </w:r>
     </w:p>
-    <w:bookmarkEnd w:id="59"/>
     <w:bookmarkEnd w:id="60"/>
-    <w:bookmarkStart w:id="61" w:name="X5e99631649743b436d3794bfe1aa8be521e44f3"/>
+    <w:bookmarkEnd w:id="61"/>
+    <w:bookmarkStart w:id="62" w:name="X5e99631649743b436d3794bfe1aa8be521e44f3"/>
     <w:p>
       <w:pPr>
         <w:pStyle w:val="Heading2"/>
@@ -4355,8 +4394,8 @@
         <w:t xml:space="preserve">2015</w:t>
       </w:r>
     </w:p>
-    <w:bookmarkEnd w:id="61"/>
-    <w:bookmarkStart w:id="62" w:name="X5c8491afe5900a0c8014662d12f5cc28359123b"/>
+    <w:bookmarkEnd w:id="62"/>
+    <w:bookmarkStart w:id="63" w:name="X5c8491afe5900a0c8014662d12f5cc28359123b"/>
     <w:p>
       <w:pPr>
         <w:pStyle w:val="Heading2"/>
@@ -4998,8 +5037,8 @@
         <w:t xml:space="preserve">PLoS Computational Biology; Scientific Reports; Journal of Applied Mathematics; Journal of Statistical Software; Epidemiology &amp; Infection; Mathematics; Medical Journal of Australia; International Tropical Health; Journal of Antimicrobial Resistance; The R Journal</w:t>
       </w:r>
     </w:p>
-    <w:bookmarkEnd w:id="62"/>
-    <w:bookmarkStart w:id="63" w:name="Xa2af00de5b11de34619de775357a305ba94963c"/>
+    <w:bookmarkEnd w:id="63"/>
+    <w:bookmarkStart w:id="64" w:name="Xa2af00de5b11de34619de775357a305ba94963c"/>
     <w:p>
       <w:pPr>
         <w:pStyle w:val="Heading2"/>
@@ -5089,7 +5128,7 @@
         <w:t xml:space="preserve">2024-</w:t>
       </w:r>
     </w:p>
-    <w:bookmarkEnd w:id="63"/>
+    <w:bookmarkEnd w:id="64"/>
     <w:sectPr>
       <w:footnotePr>
         <w:numRestart w:val="eachSect"/>

--- a/cv/index.docx
+++ b/cv/index.docx
@@ -1806,7 +1806,7 @@
     </w:p>
     <w:bookmarkEnd w:id="36"/>
     <w:bookmarkEnd w:id="37"/>
-    <w:bookmarkStart w:id="55" w:name="X267f4189db1be113793c74907e06763d488f005"/>
+    <w:bookmarkStart w:id="56" w:name="X267f4189db1be113793c74907e06763d488f005"/>
     <w:p>
       <w:pPr>
         <w:pStyle w:val="Heading2"/>
@@ -1818,7 +1818,7 @@
         <w:t xml:space="preserve">Software</w:t>
       </w:r>
     </w:p>
-    <w:bookmarkStart w:id="49" w:name="r-packages"/>
+    <w:bookmarkStart w:id="50" w:name="r-packages"/>
     <w:p>
       <w:pPr>
         <w:pStyle w:val="Heading3"/>
@@ -2257,77 +2257,77 @@
         </w:r>
       </w:hyperlink>
     </w:p>
-    <w:bookmarkEnd w:id="49"/>
-    <w:bookmarkStart w:id="54" w:name="vs-code-extensions"/>
-    <w:p>
-      <w:pPr>
-        <w:pStyle w:val="Heading3"/>
-      </w:pPr>
-      <w:r>
-        <w:t xml:space="preserve">VS Code extensions</w:t>
-      </w:r>
-    </w:p>
-    <w:p>
-      <w:pPr>
-        <w:pStyle w:val="FirstParagraph"/>
-      </w:pPr>
-      <w:r>
-        <w:rPr>
-          <w:b/>
-          <w:bCs/>
-        </w:rPr>
-        <w:t xml:space="preserve">Code Comment Viewer</w:t>
-      </w:r>
-      <w:r>
-        <w:br/>
-      </w:r>
-      <w:r>
-        <w:t xml:space="preserve">Show all HTML comments in the current file in a sidebar and highlight them in the editor.</w:t>
-      </w:r>
-      <w:r>
-        <w:br/>
-      </w:r>
-      <w:r>
-        <w:t xml:space="preserve">Version 0.1.3</w:t>
-      </w:r>
-    </w:p>
-    <w:p>
-      <w:pPr>
-        <w:pStyle w:val="BodyText"/>
-      </w:pPr>
-      <w:hyperlink r:id="rId50">
+    <w:p>
+      <w:pPr>
+        <w:pStyle w:val="BodyText"/>
+      </w:pPr>
+      <w:r>
+        <w:rPr>
+          <w:b/>
+          <w:bCs/>
+        </w:rPr>
+        <w:t xml:space="preserve">spiderorchid</w:t>
+      </w:r>
+      <w:r>
+        <w:br/>
+      </w:r>
+      <w:r>
+        <w:t xml:space="preserve">Download and wrangle publication data for Monash EBS academic staff</w:t>
+      </w:r>
+      <w:r>
+        <w:br/>
+      </w:r>
+      <w:r>
+        <w:t xml:space="preserve">Coauthors: Rob Hyndman, Michael Lydeamore, Sherry Tee, Parnika Khattri</w:t>
+      </w:r>
+    </w:p>
+    <w:p>
+      <w:pPr>
+        <w:pStyle w:val="BodyText"/>
+      </w:pPr>
+      <w:hyperlink r:id="rId49">
         <w:r>
           <w:rPr>
             <w:rStyle w:val="Hyperlink"/>
             <w:i/>
             <w:iCs/>
           </w:rPr>
-          <w:t xml:space="preserve">Open VSX</w:t>
+          <w:t xml:space="preserve">GitHub</w:t>
         </w:r>
       </w:hyperlink>
     </w:p>
-    <w:p>
-      <w:pPr>
-        <w:pStyle w:val="BodyText"/>
-      </w:pPr>
-      <w:r>
-        <w:rPr>
-          <w:b/>
-          <w:bCs/>
-        </w:rPr>
-        <w:t xml:space="preserve">Collab Comments</w:t>
-      </w:r>
-      <w:r>
-        <w:br/>
-      </w:r>
-      <w:r>
-        <w:t xml:space="preserve">Track comments with author and timestamp for QMD and other files</w:t>
-      </w:r>
-      <w:r>
-        <w:br/>
-      </w:r>
-      <w:r>
-        <w:t xml:space="preserve">Version 1.1.0</w:t>
+    <w:bookmarkEnd w:id="50"/>
+    <w:bookmarkStart w:id="55" w:name="vs-code-extensions"/>
+    <w:p>
+      <w:pPr>
+        <w:pStyle w:val="Heading3"/>
+      </w:pPr>
+      <w:r>
+        <w:t xml:space="preserve">VS Code extensions</w:t>
+      </w:r>
+    </w:p>
+    <w:p>
+      <w:pPr>
+        <w:pStyle w:val="FirstParagraph"/>
+      </w:pPr>
+      <w:r>
+        <w:rPr>
+          <w:b/>
+          <w:bCs/>
+        </w:rPr>
+        <w:t xml:space="preserve">Code Comment Viewer</w:t>
+      </w:r>
+      <w:r>
+        <w:br/>
+      </w:r>
+      <w:r>
+        <w:t xml:space="preserve">Show all HTML comments in the current file in a sidebar and highlight them in the editor.</w:t>
+      </w:r>
+      <w:r>
+        <w:br/>
+      </w:r>
+      <w:r>
+        <w:t xml:space="preserve">Version 0.1.3</w:t>
       </w:r>
     </w:p>
     <w:p>
@@ -2354,7 +2354,7 @@
           <w:b/>
           <w:bCs/>
         </w:rPr>
-        <w:t xml:space="preserve">Comment Tracker</w:t>
+        <w:t xml:space="preserve">Collab Comments</w:t>
       </w:r>
       <w:r>
         <w:br/>
@@ -2366,7 +2366,7 @@
         <w:br/>
       </w:r>
       <w:r>
-        <w:t xml:space="preserve">Version 1.0.0</w:t>
+        <w:t xml:space="preserve">Version 1.1.0</w:t>
       </w:r>
     </w:p>
     <w:p>
@@ -2393,19 +2393,19 @@
           <w:b/>
           <w:bCs/>
         </w:rPr>
-        <w:t xml:space="preserve">Quarto: Open Rendered File</w:t>
-      </w:r>
-      <w:r>
-        <w:br/>
-      </w:r>
-      <w:r>
-        <w:t xml:space="preserve">Open an existing rendered output for a Quarto document without rendering it again.</w:t>
-      </w:r>
-      <w:r>
-        <w:br/>
-      </w:r>
-      <w:r>
-        <w:t xml:space="preserve">Version 1.1.2</w:t>
+        <w:t xml:space="preserve">Comment Tracker</w:t>
+      </w:r>
+      <w:r>
+        <w:br/>
+      </w:r>
+      <w:r>
+        <w:t xml:space="preserve">Track comments with author and timestamp for QMD and other files</w:t>
+      </w:r>
+      <w:r>
+        <w:br/>
+      </w:r>
+      <w:r>
+        <w:t xml:space="preserve">Version 1.0.0</w:t>
       </w:r>
     </w:p>
     <w:p>
@@ -2423,9 +2423,48 @@
         </w:r>
       </w:hyperlink>
     </w:p>
-    <w:bookmarkEnd w:id="54"/>
+    <w:p>
+      <w:pPr>
+        <w:pStyle w:val="BodyText"/>
+      </w:pPr>
+      <w:r>
+        <w:rPr>
+          <w:b/>
+          <w:bCs/>
+        </w:rPr>
+        <w:t xml:space="preserve">Quarto: Open Rendered File</w:t>
+      </w:r>
+      <w:r>
+        <w:br/>
+      </w:r>
+      <w:r>
+        <w:t xml:space="preserve">Open an existing rendered output for a Quarto document without rendering it again.</w:t>
+      </w:r>
+      <w:r>
+        <w:br/>
+      </w:r>
+      <w:r>
+        <w:t xml:space="preserve">Version 1.1.2</w:t>
+      </w:r>
+    </w:p>
+    <w:p>
+      <w:pPr>
+        <w:pStyle w:val="BodyText"/>
+      </w:pPr>
+      <w:hyperlink r:id="rId54">
+        <w:r>
+          <w:rPr>
+            <w:rStyle w:val="Hyperlink"/>
+            <w:i/>
+            <w:iCs/>
+          </w:rPr>
+          <w:t xml:space="preserve">Open VSX</w:t>
+        </w:r>
+      </w:hyperlink>
+    </w:p>
     <w:bookmarkEnd w:id="55"/>
-    <w:bookmarkStart w:id="56" w:name="Xb1e26117d1f5319ba05840c2b1f3c49501fcf7a"/>
+    <w:bookmarkEnd w:id="56"/>
+    <w:bookmarkStart w:id="57" w:name="Xb1e26117d1f5319ba05840c2b1f3c49501fcf7a"/>
     <w:p>
       <w:pPr>
         <w:pStyle w:val="Heading2"/>
@@ -2819,8 +2858,8 @@
         <w:t xml:space="preserve">2021</w:t>
       </w:r>
     </w:p>
-    <w:bookmarkEnd w:id="56"/>
-    <w:bookmarkStart w:id="57" w:name="Xbc568e7f5d2fd0d767cf980278c77384c0244ab"/>
+    <w:bookmarkEnd w:id="57"/>
+    <w:bookmarkStart w:id="58" w:name="Xbc568e7f5d2fd0d767cf980278c77384c0244ab"/>
     <w:p>
       <w:pPr>
         <w:pStyle w:val="Heading2"/>
@@ -3780,8 +3819,8 @@
         <w:t xml:space="preserve">2016</w:t>
       </w:r>
     </w:p>
-    <w:bookmarkEnd w:id="57"/>
-    <w:bookmarkStart w:id="61" w:name="X1e82c2a6649bab1c469d933c666818f246bb338"/>
+    <w:bookmarkEnd w:id="58"/>
+    <w:bookmarkStart w:id="62" w:name="X1e82c2a6649bab1c469d933c666818f246bb338"/>
     <w:p>
       <w:pPr>
         <w:pStyle w:val="Heading2"/>
@@ -3793,7 +3832,7 @@
         <w:t xml:space="preserve">Teaching</w:t>
       </w:r>
     </w:p>
-    <w:bookmarkStart w:id="58" w:name="lecturer"/>
+    <w:bookmarkStart w:id="59" w:name="lecturer"/>
     <w:p>
       <w:pPr>
         <w:pStyle w:val="Heading3"/>
@@ -3970,8 +4009,8 @@
         <w:t xml:space="preserve">2022</w:t>
       </w:r>
     </w:p>
-    <w:bookmarkEnd w:id="58"/>
-    <w:bookmarkStart w:id="59" w:name="tutor"/>
+    <w:bookmarkEnd w:id="59"/>
+    <w:bookmarkStart w:id="60" w:name="tutor"/>
     <w:p>
       <w:pPr>
         <w:pStyle w:val="Heading3"/>
@@ -4040,8 +4079,8 @@
         <w:t xml:space="preserve">2018</w:t>
       </w:r>
     </w:p>
-    <w:bookmarkEnd w:id="59"/>
-    <w:bookmarkStart w:id="60" w:name="teaching-service"/>
+    <w:bookmarkEnd w:id="60"/>
+    <w:bookmarkStart w:id="61" w:name="teaching-service"/>
     <w:p>
       <w:pPr>
         <w:pStyle w:val="Heading3"/>
@@ -4086,9 +4125,9 @@
         <w:t xml:space="preserve">2024-</w:t>
       </w:r>
     </w:p>
-    <w:bookmarkEnd w:id="60"/>
     <w:bookmarkEnd w:id="61"/>
-    <w:bookmarkStart w:id="62" w:name="X5e99631649743b436d3794bfe1aa8be521e44f3"/>
+    <w:bookmarkEnd w:id="62"/>
+    <w:bookmarkStart w:id="63" w:name="X5e99631649743b436d3794bfe1aa8be521e44f3"/>
     <w:p>
       <w:pPr>
         <w:pStyle w:val="Heading2"/>
@@ -4394,8 +4433,8 @@
         <w:t xml:space="preserve">2015</w:t>
       </w:r>
     </w:p>
-    <w:bookmarkEnd w:id="62"/>
-    <w:bookmarkStart w:id="63" w:name="X5c8491afe5900a0c8014662d12f5cc28359123b"/>
+    <w:bookmarkEnd w:id="63"/>
+    <w:bookmarkStart w:id="64" w:name="X5c8491afe5900a0c8014662d12f5cc28359123b"/>
     <w:p>
       <w:pPr>
         <w:pStyle w:val="Heading2"/>
@@ -5037,8 +5076,8 @@
         <w:t xml:space="preserve">PLoS Computational Biology; Scientific Reports; Journal of Applied Mathematics; Journal of Statistical Software; Epidemiology &amp; Infection; Mathematics; Medical Journal of Australia; International Tropical Health; Journal of Antimicrobial Resistance; The R Journal</w:t>
       </w:r>
     </w:p>
-    <w:bookmarkEnd w:id="63"/>
-    <w:bookmarkStart w:id="64" w:name="Xa2af00de5b11de34619de775357a305ba94963c"/>
+    <w:bookmarkEnd w:id="64"/>
+    <w:bookmarkStart w:id="65" w:name="Xa2af00de5b11de34619de775357a305ba94963c"/>
     <w:p>
       <w:pPr>
         <w:pStyle w:val="Heading2"/>
@@ -5128,7 +5167,7 @@
         <w:t xml:space="preserve">2024-</w:t>
       </w:r>
     </w:p>
-    <w:bookmarkEnd w:id="64"/>
+    <w:bookmarkEnd w:id="65"/>
     <w:sectPr>
       <w:footnotePr>
         <w:numRestart w:val="eachSect"/>

--- a/cv/index.docx
+++ b/cv/index.docx
@@ -1806,7 +1806,7 @@
     </w:p>
     <w:bookmarkEnd w:id="36"/>
     <w:bookmarkEnd w:id="37"/>
-    <w:bookmarkStart w:id="56" w:name="X267f4189db1be113793c74907e06763d488f005"/>
+    <w:bookmarkStart w:id="55" w:name="X267f4189db1be113793c74907e06763d488f005"/>
     <w:p>
       <w:pPr>
         <w:pStyle w:val="Heading2"/>
@@ -2297,7 +2297,7 @@
       </w:hyperlink>
     </w:p>
     <w:bookmarkEnd w:id="50"/>
-    <w:bookmarkStart w:id="55" w:name="vs-code-extensions"/>
+    <w:bookmarkStart w:id="54" w:name="vs-code-extensions"/>
     <w:p>
       <w:pPr>
         <w:pStyle w:val="Heading3"/>
@@ -2393,19 +2393,19 @@
           <w:b/>
           <w:bCs/>
         </w:rPr>
-        <w:t xml:space="preserve">Comment Tracker</w:t>
-      </w:r>
-      <w:r>
-        <w:br/>
-      </w:r>
-      <w:r>
-        <w:t xml:space="preserve">Track comments with author and timestamp for QMD and other files</w:t>
-      </w:r>
-      <w:r>
-        <w:br/>
-      </w:r>
-      <w:r>
-        <w:t xml:space="preserve">Version 1.0.0</w:t>
+        <w:t xml:space="preserve">Quarto: Open Rendered File</w:t>
+      </w:r>
+      <w:r>
+        <w:br/>
+      </w:r>
+      <w:r>
+        <w:t xml:space="preserve">Open an existing rendered output for a Quarto document without rendering it again.</w:t>
+      </w:r>
+      <w:r>
+        <w:br/>
+      </w:r>
+      <w:r>
+        <w:t xml:space="preserve">Version 1.1.2</w:t>
       </w:r>
     </w:p>
     <w:p>
@@ -2423,48 +2423,404 @@
         </w:r>
       </w:hyperlink>
     </w:p>
-    <w:p>
-      <w:pPr>
-        <w:pStyle w:val="BodyText"/>
-      </w:pPr>
-      <w:r>
-        <w:rPr>
-          <w:b/>
-          <w:bCs/>
-        </w:rPr>
-        <w:t xml:space="preserve">Quarto: Open Rendered File</w:t>
-      </w:r>
-      <w:r>
-        <w:br/>
-      </w:r>
-      <w:r>
-        <w:t xml:space="preserve">Open an existing rendered output for a Quarto document without rendering it again.</w:t>
-      </w:r>
-      <w:r>
-        <w:br/>
-      </w:r>
-      <w:r>
-        <w:t xml:space="preserve">Version 1.1.2</w:t>
-      </w:r>
-    </w:p>
-    <w:p>
-      <w:pPr>
-        <w:pStyle w:val="BodyText"/>
-      </w:pPr>
-      <w:hyperlink r:id="rId54">
-        <w:r>
-          <w:rPr>
-            <w:rStyle w:val="Hyperlink"/>
-            <w:i/>
-            <w:iCs/>
-          </w:rPr>
-          <w:t xml:space="preserve">Open VSX</w:t>
-        </w:r>
-      </w:hyperlink>
-    </w:p>
+    <w:bookmarkEnd w:id="54"/>
     <w:bookmarkEnd w:id="55"/>
+    <w:bookmarkStart w:id="56" w:name="Xb1e26117d1f5319ba05840c2b1f3c49501fcf7a"/>
+    <w:p>
+      <w:pPr>
+        <w:pStyle w:val="Heading2"/>
+      </w:pPr>
+      <w:r>
+        <w:t xml:space="preserve"> </w:t>
+      </w:r>
+      <w:r>
+        <w:t xml:space="preserve">Funding</w:t>
+      </w:r>
+    </w:p>
+    <w:p>
+      <w:pPr>
+        <w:pStyle w:val="FirstParagraph"/>
+      </w:pPr>
+      <w:r>
+        <w:t xml:space="preserve">Almost all of this funding was obtained in partnership with large, collaborative teams.</w:t>
+      </w:r>
+    </w:p>
+    <w:p>
+      <w:pPr>
+        <w:pStyle w:val="BodyText"/>
+      </w:pPr>
+      <w:r>
+        <w:rPr>
+          <w:b/>
+          <w:bCs/>
+        </w:rPr>
+        <w:t xml:space="preserve">SPARKLE</w:t>
+      </w:r>
+      <w:r>
+        <w:br/>
+      </w:r>
+      <w:r>
+        <w:t xml:space="preserve">Department of Foreign Affairs and Trade</w:t>
+      </w:r>
+      <w:r>
+        <w:br/>
+      </w:r>
+      <w:r>
+        <w:t xml:space="preserve">Awarded value: $5,000,000</w:t>
+      </w:r>
+    </w:p>
+    <w:p>
+      <w:pPr>
+        <w:pStyle w:val="BodyText"/>
+      </w:pPr>
+      <w:r>
+        <w:rPr>
+          <w:i/>
+          <w:iCs/>
+        </w:rPr>
+        <w:t xml:space="preserve">2024</w:t>
+      </w:r>
+    </w:p>
+    <w:p>
+      <w:pPr>
+        <w:pStyle w:val="BodyText"/>
+      </w:pPr>
+      <w:r>
+        <w:rPr>
+          <w:b/>
+          <w:bCs/>
+        </w:rPr>
+        <w:t xml:space="preserve">SHIELD: Surveillance of Healthcare-associated Infections for Effective Local Data</w:t>
+      </w:r>
+      <w:r>
+        <w:br/>
+      </w:r>
+      <w:r>
+        <w:t xml:space="preserve">NHMRC</w:t>
+      </w:r>
+      <w:r>
+        <w:br/>
+      </w:r>
+      <w:r>
+        <w:t xml:space="preserve">Awarded value: $2,000,000</w:t>
+      </w:r>
+    </w:p>
+    <w:p>
+      <w:pPr>
+        <w:pStyle w:val="BodyText"/>
+      </w:pPr>
+      <w:r>
+        <w:rPr>
+          <w:i/>
+          <w:iCs/>
+        </w:rPr>
+        <w:t xml:space="preserve">2025</w:t>
+      </w:r>
+    </w:p>
+    <w:p>
+      <w:pPr>
+        <w:pStyle w:val="BodyText"/>
+      </w:pPr>
+      <w:r>
+        <w:rPr>
+          <w:b/>
+          <w:bCs/>
+        </w:rPr>
+        <w:t xml:space="preserve">Modelling Work in Low and Middle Income Counties in the Western Pacific Region for the COVID-19 SAGE Working Group</w:t>
+      </w:r>
+      <w:r>
+        <w:br/>
+      </w:r>
+      <w:r>
+        <w:t xml:space="preserve">World Health Organisation</w:t>
+      </w:r>
+      <w:r>
+        <w:br/>
+      </w:r>
+      <w:r>
+        <w:t xml:space="preserve">Awarded value: $8,157</w:t>
+      </w:r>
+    </w:p>
+    <w:p>
+      <w:pPr>
+        <w:pStyle w:val="BodyText"/>
+      </w:pPr>
+      <w:r>
+        <w:rPr>
+          <w:i/>
+          <w:iCs/>
+        </w:rPr>
+        <w:t xml:space="preserve">2024</w:t>
+      </w:r>
+    </w:p>
+    <w:p>
+      <w:pPr>
+        <w:pStyle w:val="BodyText"/>
+      </w:pPr>
+      <w:r>
+        <w:rPr>
+          <w:b/>
+          <w:bCs/>
+        </w:rPr>
+        <w:t xml:space="preserve">Modelling To Support Australia’s Resilience to and Preparedness for Omicron And Future Sars-Cov-2 Variants</w:t>
+      </w:r>
+      <w:r>
+        <w:br/>
+      </w:r>
+      <w:r>
+        <w:t xml:space="preserve">Commonwealth Government of Australia</w:t>
+      </w:r>
+      <w:r>
+        <w:br/>
+      </w:r>
+      <w:r>
+        <w:t xml:space="preserve">Awarded value: $80,059</w:t>
+      </w:r>
+    </w:p>
+    <w:p>
+      <w:pPr>
+        <w:pStyle w:val="BodyText"/>
+      </w:pPr>
+      <w:r>
+        <w:rPr>
+          <w:i/>
+          <w:iCs/>
+        </w:rPr>
+        <w:t xml:space="preserve">2024</w:t>
+      </w:r>
+    </w:p>
+    <w:p>
+      <w:pPr>
+        <w:pStyle w:val="BodyText"/>
+      </w:pPr>
+      <w:r>
+        <w:rPr>
+          <w:b/>
+          <w:bCs/>
+        </w:rPr>
+        <w:t xml:space="preserve">Contractual Partner to Conduct Research on Healthcare-Associated Infection Rates in Phillippine Hospitals</w:t>
+      </w:r>
+      <w:r>
+        <w:br/>
+      </w:r>
+      <w:r>
+        <w:t xml:space="preserve">World Health Organisation Phillippines</w:t>
+      </w:r>
+      <w:r>
+        <w:br/>
+      </w:r>
+      <w:r>
+        <w:t xml:space="preserve">Awarded value: $72,078</w:t>
+      </w:r>
+    </w:p>
+    <w:p>
+      <w:pPr>
+        <w:pStyle w:val="BodyText"/>
+      </w:pPr>
+      <w:r>
+        <w:rPr>
+          <w:i/>
+          <w:iCs/>
+        </w:rPr>
+        <w:t xml:space="preserve">2023</w:t>
+      </w:r>
+    </w:p>
+    <w:p>
+      <w:pPr>
+        <w:pStyle w:val="BodyText"/>
+      </w:pPr>
+      <w:r>
+        <w:rPr>
+          <w:b/>
+          <w:bCs/>
+        </w:rPr>
+        <w:t xml:space="preserve">Centre of Western Public Health Unit</w:t>
+      </w:r>
+      <w:r>
+        <w:br/>
+      </w:r>
+      <w:r>
+        <w:t xml:space="preserve">Contract Research</w:t>
+      </w:r>
+      <w:r>
+        <w:br/>
+      </w:r>
+      <w:r>
+        <w:t xml:space="preserve">Awarded value: $25,000</w:t>
+      </w:r>
+    </w:p>
+    <w:p>
+      <w:pPr>
+        <w:pStyle w:val="BodyText"/>
+      </w:pPr>
+      <w:r>
+        <w:rPr>
+          <w:i/>
+          <w:iCs/>
+        </w:rPr>
+        <w:t xml:space="preserve">2023</w:t>
+      </w:r>
+    </w:p>
+    <w:p>
+      <w:pPr>
+        <w:pStyle w:val="BodyText"/>
+      </w:pPr>
+      <w:r>
+        <w:rPr>
+          <w:b/>
+          <w:bCs/>
+        </w:rPr>
+        <w:t xml:space="preserve">Extending and comparing methods for projecting social contact matrices</w:t>
+      </w:r>
+      <w:r>
+        <w:br/>
+      </w:r>
+      <w:r>
+        <w:t xml:space="preserve">SPECTRUM/SPARK Seed Funding</w:t>
+      </w:r>
+      <w:r>
+        <w:br/>
+      </w:r>
+      <w:r>
+        <w:t xml:space="preserve">Awarded value: $19,438</w:t>
+      </w:r>
+    </w:p>
+    <w:p>
+      <w:pPr>
+        <w:pStyle w:val="BodyText"/>
+      </w:pPr>
+      <w:r>
+        <w:rPr>
+          <w:i/>
+          <w:iCs/>
+        </w:rPr>
+        <w:t xml:space="preserve">2022</w:t>
+      </w:r>
+    </w:p>
+    <w:p>
+      <w:pPr>
+        <w:pStyle w:val="BodyText"/>
+      </w:pPr>
+      <w:r>
+        <w:rPr>
+          <w:b/>
+          <w:bCs/>
+        </w:rPr>
+        <w:t xml:space="preserve">Quantifying longitudinal relationships between community mobility and COVID-19 case incidence in west metropolitan Melbourne</w:t>
+      </w:r>
+      <w:r>
+        <w:br/>
+      </w:r>
+      <w:r>
+        <w:t xml:space="preserve">SPECTRUM/SPARK Seed Funding</w:t>
+      </w:r>
+      <w:r>
+        <w:br/>
+      </w:r>
+      <w:r>
+        <w:t xml:space="preserve">Awarded value: $19,896</w:t>
+      </w:r>
+    </w:p>
+    <w:p>
+      <w:pPr>
+        <w:pStyle w:val="BodyText"/>
+      </w:pPr>
+      <w:r>
+        <w:rPr>
+          <w:i/>
+          <w:iCs/>
+        </w:rPr>
+        <w:t xml:space="preserve">2022</w:t>
+      </w:r>
+    </w:p>
+    <w:p>
+      <w:pPr>
+        <w:pStyle w:val="BodyText"/>
+      </w:pPr>
+      <w:r>
+        <w:rPr>
+          <w:b/>
+          <w:bCs/>
+        </w:rPr>
+        <w:t xml:space="preserve">Modelling to support Australia’s national plan for COVID-19</w:t>
+      </w:r>
+      <w:r>
+        <w:br/>
+      </w:r>
+      <w:r>
+        <w:t xml:space="preserve">Commonwealth Government of Australia</w:t>
+      </w:r>
+      <w:r>
+        <w:br/>
+      </w:r>
+      <w:r>
+        <w:t xml:space="preserve">Awarded value: $147,536</w:t>
+      </w:r>
+    </w:p>
+    <w:p>
+      <w:pPr>
+        <w:pStyle w:val="BodyText"/>
+      </w:pPr>
+      <w:r>
+        <w:rPr>
+          <w:i/>
+          <w:iCs/>
+        </w:rPr>
+        <w:t xml:space="preserve">2021</w:t>
+      </w:r>
+    </w:p>
+    <w:p>
+      <w:pPr>
+        <w:pStyle w:val="BodyText"/>
+      </w:pPr>
+      <w:r>
+        <w:rPr>
+          <w:b/>
+          <w:bCs/>
+        </w:rPr>
+        <w:t xml:space="preserve">Modelling to support Australia’s transition to</w:t>
+      </w:r>
+      <w:r>
+        <w:rPr>
+          <w:b/>
+          <w:bCs/>
+        </w:rPr>
+        <w:t xml:space="preserve"> </w:t>
+      </w:r>
+      <w:r>
+        <w:rPr>
+          <w:b/>
+          <w:bCs/>
+        </w:rPr>
+        <w:t xml:space="preserve">‘COVID-normal’</w:t>
+      </w:r>
+      <w:r>
+        <w:br/>
+      </w:r>
+      <w:r>
+        <w:t xml:space="preserve">Australian Office of Health Protection</w:t>
+      </w:r>
+      <w:r>
+        <w:br/>
+      </w:r>
+      <w:r>
+        <w:t xml:space="preserve">Awarded value: $25,620</w:t>
+      </w:r>
+    </w:p>
+    <w:p>
+      <w:pPr>
+        <w:pStyle w:val="BodyText"/>
+      </w:pPr>
+      <w:r>
+        <w:rPr>
+          <w:i/>
+          <w:iCs/>
+        </w:rPr>
+        <w:t xml:space="preserve">2021</w:t>
+      </w:r>
+    </w:p>
     <w:bookmarkEnd w:id="56"/>
-    <w:bookmarkStart w:id="57" w:name="Xb1e26117d1f5319ba05840c2b1f3c49501fcf7a"/>
+    <w:bookmarkStart w:id="57" w:name="Xbc568e7f5d2fd0d767cf980278c77384c0244ab"/>
     <w:p>
       <w:pPr>
         <w:pStyle w:val="Heading2"/>
@@ -2473,7 +2829,7 @@
         <w:t xml:space="preserve"> </w:t>
       </w:r>
       <w:r>
-        <w:t xml:space="preserve">Funding</w:t>
+        <w:t xml:space="preserve">Conference presentations and contributed talks</w:t>
       </w:r>
     </w:p>
     <w:p>
@@ -2481,31 +2837,137 @@
         <w:pStyle w:val="FirstParagraph"/>
       </w:pPr>
       <w:r>
-        <w:t xml:space="preserve">Almost all of this funding was obtained in partnership with large, collaborative teams.</w:t>
-      </w:r>
-    </w:p>
-    <w:p>
-      <w:pPr>
-        <w:pStyle w:val="BodyText"/>
-      </w:pPr>
-      <w:r>
-        <w:rPr>
-          <w:b/>
-          <w:bCs/>
-        </w:rPr>
-        <w:t xml:space="preserve">SPARKLE</w:t>
-      </w:r>
-      <w:r>
-        <w:br/>
-      </w:r>
-      <w:r>
-        <w:t xml:space="preserve">Department of Foreign Affairs and Trade</w:t>
-      </w:r>
-      <w:r>
-        <w:br/>
-      </w:r>
-      <w:r>
-        <w:t xml:space="preserve">Awarded value: $5,000,000</w:t>
+        <w:rPr>
+          <w:b/>
+          <w:bCs/>
+        </w:rPr>
+        <w:t xml:space="preserve">Gamifying data visualisation: Teaching ggplot2 through competitive code golf</w:t>
+      </w:r>
+      <w:r>
+        <w:br/>
+      </w:r>
+      <w:r>
+        <w:t xml:space="preserve">International Congress on Teaching Statistics</w:t>
+      </w:r>
+    </w:p>
+    <w:p>
+      <w:pPr>
+        <w:pStyle w:val="BodyText"/>
+      </w:pPr>
+      <w:r>
+        <w:rPr>
+          <w:i/>
+          <w:iCs/>
+        </w:rPr>
+        <w:t xml:space="preserve">2026</w:t>
+      </w:r>
+    </w:p>
+    <w:p>
+      <w:pPr>
+        <w:pStyle w:val="BodyText"/>
+      </w:pPr>
+      <w:r>
+        <w:rPr>
+          <w:b/>
+          <w:bCs/>
+        </w:rPr>
+        <w:t xml:space="preserve">Gamifying data visualisation: Teaching ggplot2 through competitive code golf</w:t>
+      </w:r>
+      <w:r>
+        <w:br/>
+      </w:r>
+      <w:r>
+        <w:t xml:space="preserve">useR! Conference</w:t>
+      </w:r>
+    </w:p>
+    <w:p>
+      <w:pPr>
+        <w:pStyle w:val="BodyText"/>
+      </w:pPr>
+      <w:r>
+        <w:rPr>
+          <w:i/>
+          <w:iCs/>
+        </w:rPr>
+        <w:t xml:space="preserve">2026</w:t>
+      </w:r>
+    </w:p>
+    <w:p>
+      <w:pPr>
+        <w:pStyle w:val="BodyText"/>
+      </w:pPr>
+      <w:r>
+        <w:rPr>
+          <w:b/>
+          <w:bCs/>
+        </w:rPr>
+        <w:t xml:space="preserve">Gamifying data visualisation: Teaching ggplot2 through competitive code golf</w:t>
+      </w:r>
+      <w:r>
+        <w:br/>
+      </w:r>
+      <w:r>
+        <w:t xml:space="preserve">Australia and New Zealand Industrial Applied Mathematics Conference</w:t>
+      </w:r>
+    </w:p>
+    <w:p>
+      <w:pPr>
+        <w:pStyle w:val="BodyText"/>
+      </w:pPr>
+      <w:r>
+        <w:rPr>
+          <w:i/>
+          <w:iCs/>
+        </w:rPr>
+        <w:t xml:space="preserve">2026</w:t>
+      </w:r>
+    </w:p>
+    <w:p>
+      <w:pPr>
+        <w:pStyle w:val="BodyText"/>
+      </w:pPr>
+      <w:r>
+        <w:rPr>
+          <w:b/>
+          <w:bCs/>
+        </w:rPr>
+        <w:t xml:space="preserve">Modelling chytridiomycosis transmission in frogs</w:t>
+      </w:r>
+      <w:r>
+        <w:br/>
+      </w:r>
+      <w:r>
+        <w:t xml:space="preserve">Australia and New Zealand Industrial Applied Mathematics Conference</w:t>
+      </w:r>
+    </w:p>
+    <w:p>
+      <w:pPr>
+        <w:pStyle w:val="BodyText"/>
+      </w:pPr>
+      <w:r>
+        <w:rPr>
+          <w:i/>
+          <w:iCs/>
+        </w:rPr>
+        <w:t xml:space="preserve">2025</w:t>
+      </w:r>
+    </w:p>
+    <w:p>
+      <w:pPr>
+        <w:pStyle w:val="BodyText"/>
+      </w:pPr>
+      <w:r>
+        <w:rPr>
+          <w:b/>
+          <w:bCs/>
+        </w:rPr>
+        <w:t xml:space="preserve">airpurifyr: Open Air Quality Data in R</w:t>
+      </w:r>
+      <w:r>
+        <w:br/>
+      </w:r>
+      <w:r>
+        <w:t xml:space="preserve">WOMBAT Annual Meeting: Open the world with open source</w:t>
       </w:r>
     </w:p>
     <w:p>
@@ -2529,19 +2991,1468 @@
           <w:b/>
           <w:bCs/>
         </w:rPr>
-        <w:t xml:space="preserve">SHIELD: Surveillance of Healthcare-associated Infections for Effective Local Data</w:t>
-      </w:r>
-      <w:r>
-        <w:br/>
-      </w:r>
-      <w:r>
-        <w:t xml:space="preserve">NHMRC</w:t>
-      </w:r>
-      <w:r>
-        <w:br/>
-      </w:r>
-      <w:r>
-        <w:t xml:space="preserve">Awarded value: $2,000,000</w:t>
+        <w:t xml:space="preserve">Networks of networks in infectious diseases modelling</w:t>
+      </w:r>
+      <w:r>
+        <w:t xml:space="preserve"> </w:t>
+      </w:r>
+      <w:r>
+        <w:t xml:space="preserve">- Panelist</w:t>
+      </w:r>
+      <w:r>
+        <w:br/>
+      </w:r>
+      <w:r>
+        <w:t xml:space="preserve">Infectious Diseases Modelling Conference</w:t>
+      </w:r>
+    </w:p>
+    <w:p>
+      <w:pPr>
+        <w:pStyle w:val="BodyText"/>
+      </w:pPr>
+      <w:r>
+        <w:rPr>
+          <w:i/>
+          <w:iCs/>
+        </w:rPr>
+        <w:t xml:space="preserve">2024</w:t>
+      </w:r>
+    </w:p>
+    <w:p>
+      <w:pPr>
+        <w:pStyle w:val="BodyText"/>
+      </w:pPr>
+      <w:r>
+        <w:rPr>
+          <w:b/>
+          <w:bCs/>
+        </w:rPr>
+        <w:t xml:space="preserve">Generating synthetic contact matrices using open-source data</w:t>
+      </w:r>
+      <w:r>
+        <w:br/>
+      </w:r>
+      <w:r>
+        <w:t xml:space="preserve">Australia and New Zealand Industrial Applied Mathematics Conference</w:t>
+      </w:r>
+    </w:p>
+    <w:p>
+      <w:pPr>
+        <w:pStyle w:val="BodyText"/>
+      </w:pPr>
+      <w:r>
+        <w:rPr>
+          <w:i/>
+          <w:iCs/>
+        </w:rPr>
+        <w:t xml:space="preserve">2024</w:t>
+      </w:r>
+    </w:p>
+    <w:p>
+      <w:pPr>
+        <w:pStyle w:val="BodyText"/>
+      </w:pPr>
+      <w:r>
+        <w:rPr>
+          <w:b/>
+          <w:bCs/>
+        </w:rPr>
+        <w:t xml:space="preserve">Data-Driven Insights into Healthcare Challenges: Two Case Studies</w:t>
+      </w:r>
+      <w:r>
+        <w:t xml:space="preserve"> </w:t>
+      </w:r>
+      <w:r>
+        <w:t xml:space="preserve">- Invited Speaker</w:t>
+      </w:r>
+      <w:r>
+        <w:br/>
+      </w:r>
+      <w:r>
+        <w:t xml:space="preserve">Universitätsklinikum Freiburg Seminar Series</w:t>
+      </w:r>
+    </w:p>
+    <w:p>
+      <w:pPr>
+        <w:pStyle w:val="BodyText"/>
+      </w:pPr>
+      <w:r>
+        <w:rPr>
+          <w:i/>
+          <w:iCs/>
+        </w:rPr>
+        <w:t xml:space="preserve">2023</w:t>
+      </w:r>
+    </w:p>
+    <w:p>
+      <w:pPr>
+        <w:pStyle w:val="BodyText"/>
+      </w:pPr>
+      <w:r>
+        <w:rPr>
+          <w:b/>
+          <w:bCs/>
+        </w:rPr>
+        <w:t xml:space="preserve">Data-Driven Insights into Healthcare Challenges: Two Case Studies</w:t>
+      </w:r>
+      <w:r>
+        <w:br/>
+      </w:r>
+      <w:r>
+        <w:t xml:space="preserve">UNSW Australia Statistics &amp; Data Science Seminar</w:t>
+      </w:r>
+    </w:p>
+    <w:p>
+      <w:pPr>
+        <w:pStyle w:val="BodyText"/>
+      </w:pPr>
+      <w:r>
+        <w:rPr>
+          <w:i/>
+          <w:iCs/>
+        </w:rPr>
+        <w:t xml:space="preserve">2023</w:t>
+      </w:r>
+    </w:p>
+    <w:p>
+      <w:pPr>
+        <w:pStyle w:val="BodyText"/>
+      </w:pPr>
+      <w:r>
+        <w:rPr>
+          <w:b/>
+          <w:bCs/>
+        </w:rPr>
+        <w:t xml:space="preserve">Burden of healthcare associated infections in Australia</w:t>
+      </w:r>
+      <w:r>
+        <w:br/>
+      </w:r>
+      <w:r>
+        <w:t xml:space="preserve">Australia and New Zealand Industrial Applied Mathematics Conference</w:t>
+      </w:r>
+    </w:p>
+    <w:p>
+      <w:pPr>
+        <w:pStyle w:val="BodyText"/>
+      </w:pPr>
+      <w:r>
+        <w:rPr>
+          <w:i/>
+          <w:iCs/>
+        </w:rPr>
+        <w:t xml:space="preserve">2022</w:t>
+      </w:r>
+    </w:p>
+    <w:p>
+      <w:pPr>
+        <w:pStyle w:val="BodyText"/>
+      </w:pPr>
+      <w:r>
+        <w:rPr>
+          <w:b/>
+          <w:bCs/>
+        </w:rPr>
+        <w:t xml:space="preserve">Exponential Random Graph Models and CPE transmission</w:t>
+      </w:r>
+      <w:r>
+        <w:t xml:space="preserve"> </w:t>
+      </w:r>
+      <w:r>
+        <w:t xml:space="preserve">- Invited Speaker</w:t>
+      </w:r>
+      <w:r>
+        <w:br/>
+      </w:r>
+      <w:r>
+        <w:t xml:space="preserve">Melbourne Mathematical Biology Seminar Series</w:t>
+      </w:r>
+    </w:p>
+    <w:p>
+      <w:pPr>
+        <w:pStyle w:val="BodyText"/>
+      </w:pPr>
+      <w:r>
+        <w:rPr>
+          <w:i/>
+          <w:iCs/>
+        </w:rPr>
+        <w:t xml:space="preserve">2021</w:t>
+      </w:r>
+    </w:p>
+    <w:p>
+      <w:pPr>
+        <w:pStyle w:val="BodyText"/>
+      </w:pPr>
+      <w:r>
+        <w:rPr>
+          <w:b/>
+          <w:bCs/>
+        </w:rPr>
+        <w:t xml:space="preserve">Mathematical modelling for COVID-19 in Victoria, Australia</w:t>
+      </w:r>
+      <w:r>
+        <w:t xml:space="preserve"> </w:t>
+      </w:r>
+      <w:r>
+        <w:t xml:space="preserve">- Invited Speaker</w:t>
+      </w:r>
+      <w:r>
+        <w:br/>
+      </w:r>
+      <w:r>
+        <w:t xml:space="preserve">Math for Industry Forum, Vietnam</w:t>
+      </w:r>
+    </w:p>
+    <w:p>
+      <w:pPr>
+        <w:pStyle w:val="BodyText"/>
+      </w:pPr>
+      <w:r>
+        <w:rPr>
+          <w:i/>
+          <w:iCs/>
+        </w:rPr>
+        <w:t xml:space="preserve">2021</w:t>
+      </w:r>
+    </w:p>
+    <w:p>
+      <w:pPr>
+        <w:pStyle w:val="BodyText"/>
+      </w:pPr>
+      <w:r>
+        <w:rPr>
+          <w:b/>
+          <w:bCs/>
+        </w:rPr>
+        <w:t xml:space="preserve">The associations between transmission of CPE and ward connectivity: a network analysis</w:t>
+      </w:r>
+      <w:r>
+        <w:br/>
+      </w:r>
+      <w:r>
+        <w:t xml:space="preserve">Australasian Society for Infectious Diseases Annual Scientific Meeting</w:t>
+      </w:r>
+    </w:p>
+    <w:p>
+      <w:pPr>
+        <w:pStyle w:val="BodyText"/>
+      </w:pPr>
+      <w:r>
+        <w:rPr>
+          <w:i/>
+          <w:iCs/>
+        </w:rPr>
+        <w:t xml:space="preserve">2021</w:t>
+      </w:r>
+    </w:p>
+    <w:p>
+      <w:pPr>
+        <w:pStyle w:val="BodyText"/>
+      </w:pPr>
+      <w:r>
+        <w:rPr>
+          <w:b/>
+          <w:bCs/>
+        </w:rPr>
+        <w:t xml:space="preserve">The burden of healthcare acquired infections in Australian public hospitals</w:t>
+      </w:r>
+      <w:r>
+        <w:br/>
+      </w:r>
+      <w:r>
+        <w:t xml:space="preserve">Australasian Society for Infectious Diseases Annual Scientific Meeting</w:t>
+      </w:r>
+    </w:p>
+    <w:p>
+      <w:pPr>
+        <w:pStyle w:val="BodyText"/>
+      </w:pPr>
+      <w:r>
+        <w:rPr>
+          <w:i/>
+          <w:iCs/>
+        </w:rPr>
+        <w:t xml:space="preserve">2021</w:t>
+      </w:r>
+    </w:p>
+    <w:p>
+      <w:pPr>
+        <w:pStyle w:val="BodyText"/>
+      </w:pPr>
+      <w:r>
+        <w:rPr>
+          <w:b/>
+          <w:bCs/>
+        </w:rPr>
+        <w:t xml:space="preserve">Decision Making and Mathematical Biology - Victoria’s usage of COVID-19 modelling</w:t>
+      </w:r>
+      <w:r>
+        <w:t xml:space="preserve"> </w:t>
+      </w:r>
+      <w:r>
+        <w:t xml:space="preserve">- Invited Speaker</w:t>
+      </w:r>
+      <w:r>
+        <w:br/>
+      </w:r>
+      <w:r>
+        <w:t xml:space="preserve">Mathematical Biology Special Interest Group Workshop</w:t>
+      </w:r>
+    </w:p>
+    <w:p>
+      <w:pPr>
+        <w:pStyle w:val="BodyText"/>
+      </w:pPr>
+      <w:r>
+        <w:rPr>
+          <w:i/>
+          <w:iCs/>
+        </w:rPr>
+        <w:t xml:space="preserve">2021</w:t>
+      </w:r>
+    </w:p>
+    <w:p>
+      <w:pPr>
+        <w:pStyle w:val="BodyText"/>
+      </w:pPr>
+      <w:r>
+        <w:rPr>
+          <w:b/>
+          <w:bCs/>
+        </w:rPr>
+        <w:t xml:space="preserve">Modelling between-household effective contact and the elimination of COVID-19 in Melbourne, Australia</w:t>
+      </w:r>
+      <w:r>
+        <w:br/>
+      </w:r>
+      <w:r>
+        <w:t xml:space="preserve">Australia and New Zealand Industrial Applied Mathematics Conference</w:t>
+      </w:r>
+    </w:p>
+    <w:p>
+      <w:pPr>
+        <w:pStyle w:val="BodyText"/>
+      </w:pPr>
+      <w:r>
+        <w:rPr>
+          <w:i/>
+          <w:iCs/>
+        </w:rPr>
+        <w:t xml:space="preserve">2021</w:t>
+      </w:r>
+    </w:p>
+    <w:p>
+      <w:pPr>
+        <w:pStyle w:val="BodyText"/>
+      </w:pPr>
+      <w:r>
+        <w:rPr>
+          <w:b/>
+          <w:bCs/>
+        </w:rPr>
+        <w:t xml:space="preserve">Mathematical modelling and Victoria’s response to COVID-19</w:t>
+      </w:r>
+      <w:r>
+        <w:t xml:space="preserve"> </w:t>
+      </w:r>
+      <w:r>
+        <w:t xml:space="preserve">- Invited Speaker</w:t>
+      </w:r>
+      <w:r>
+        <w:br/>
+      </w:r>
+      <w:r>
+        <w:t xml:space="preserve">Victorian ANZIAM Branch Meeting</w:t>
+      </w:r>
+    </w:p>
+    <w:p>
+      <w:pPr>
+        <w:pStyle w:val="BodyText"/>
+      </w:pPr>
+      <w:r>
+        <w:rPr>
+          <w:i/>
+          <w:iCs/>
+        </w:rPr>
+        <w:t xml:space="preserve">2020</w:t>
+      </w:r>
+    </w:p>
+    <w:p>
+      <w:pPr>
+        <w:pStyle w:val="BodyText"/>
+      </w:pPr>
+      <w:r>
+        <w:rPr>
+          <w:b/>
+          <w:bCs/>
+        </w:rPr>
+        <w:t xml:space="preserve">Australia’s experience and the role of modelling in its responses to COVID-19</w:t>
+      </w:r>
+      <w:r>
+        <w:t xml:space="preserve"> </w:t>
+      </w:r>
+      <w:r>
+        <w:t xml:space="preserve">- Invited Speaker</w:t>
+      </w:r>
+      <w:r>
+        <w:br/>
+      </w:r>
+      <w:r>
+        <w:t xml:space="preserve">Usher Institute COVID-19 Webinar</w:t>
+      </w:r>
+    </w:p>
+    <w:p>
+      <w:pPr>
+        <w:pStyle w:val="BodyText"/>
+      </w:pPr>
+      <w:r>
+        <w:rPr>
+          <w:i/>
+          <w:iCs/>
+        </w:rPr>
+        <w:t xml:space="preserve">2020</w:t>
+      </w:r>
+    </w:p>
+    <w:p>
+      <w:pPr>
+        <w:pStyle w:val="BodyText"/>
+      </w:pPr>
+      <w:r>
+        <w:rPr>
+          <w:b/>
+          <w:bCs/>
+        </w:rPr>
+        <w:t xml:space="preserve">Estimating epidemiological quantities for skin sores in remote Australian communities using interval-censored data</w:t>
+      </w:r>
+      <w:r>
+        <w:br/>
+      </w:r>
+      <w:r>
+        <w:t xml:space="preserve">Australia and New Zealand Industrial Applied Mathematics Conference</w:t>
+      </w:r>
+    </w:p>
+    <w:p>
+      <w:pPr>
+        <w:pStyle w:val="BodyText"/>
+      </w:pPr>
+      <w:r>
+        <w:rPr>
+          <w:i/>
+          <w:iCs/>
+        </w:rPr>
+        <w:t xml:space="preserve">2019</w:t>
+      </w:r>
+    </w:p>
+    <w:p>
+      <w:pPr>
+        <w:pStyle w:val="BodyText"/>
+      </w:pPr>
+      <w:r>
+        <w:rPr>
+          <w:b/>
+          <w:bCs/>
+        </w:rPr>
+        <w:t xml:space="preserve">Estimating epidemiological quantities for skin sores in remote Australian communities using interval-censored data</w:t>
+      </w:r>
+      <w:r>
+        <w:br/>
+      </w:r>
+      <w:r>
+        <w:t xml:space="preserve">NSW-ACT ANZIAM Branch Meeting</w:t>
+      </w:r>
+    </w:p>
+    <w:p>
+      <w:pPr>
+        <w:pStyle w:val="BodyText"/>
+      </w:pPr>
+      <w:r>
+        <w:rPr>
+          <w:i/>
+          <w:iCs/>
+        </w:rPr>
+        <w:t xml:space="preserve">2018</w:t>
+      </w:r>
+    </w:p>
+    <w:p>
+      <w:pPr>
+        <w:pStyle w:val="BodyText"/>
+      </w:pPr>
+      <w:r>
+        <w:rPr>
+          <w:b/>
+          <w:bCs/>
+        </w:rPr>
+        <w:t xml:space="preserve">Coupled models of Group A Streptococcus and Scabies: How likely is eradication?</w:t>
+      </w:r>
+      <w:r>
+        <w:br/>
+      </w:r>
+      <w:r>
+        <w:t xml:space="preserve">PRISM International Conference</w:t>
+      </w:r>
+    </w:p>
+    <w:p>
+      <w:pPr>
+        <w:pStyle w:val="BodyText"/>
+      </w:pPr>
+      <w:r>
+        <w:rPr>
+          <w:i/>
+          <w:iCs/>
+        </w:rPr>
+        <w:t xml:space="preserve">2018</w:t>
+      </w:r>
+    </w:p>
+    <w:p>
+      <w:pPr>
+        <w:pStyle w:val="BodyText"/>
+      </w:pPr>
+      <w:r>
+        <w:rPr>
+          <w:b/>
+          <w:bCs/>
+        </w:rPr>
+        <w:t xml:space="preserve">Investigating the dynamics of coupled epidemiological transmission models with application to Group A Streptococcus and Scabies</w:t>
+      </w:r>
+      <w:r>
+        <w:br/>
+      </w:r>
+      <w:r>
+        <w:t xml:space="preserve">Society for Mathematical Biology Annual Meeting</w:t>
+      </w:r>
+    </w:p>
+    <w:p>
+      <w:pPr>
+        <w:pStyle w:val="BodyText"/>
+      </w:pPr>
+      <w:r>
+        <w:rPr>
+          <w:i/>
+          <w:iCs/>
+        </w:rPr>
+        <w:t xml:space="preserve">2018</w:t>
+      </w:r>
+    </w:p>
+    <w:p>
+      <w:pPr>
+        <w:pStyle w:val="BodyText"/>
+      </w:pPr>
+      <w:r>
+        <w:rPr>
+          <w:b/>
+          <w:bCs/>
+        </w:rPr>
+        <w:t xml:space="preserve">Investigating the dynamics of coupled models with applications to Group A Streptococcus and Scabies</w:t>
+      </w:r>
+      <w:r>
+        <w:br/>
+      </w:r>
+      <w:r>
+        <w:t xml:space="preserve">Australia and New Zealand Industrial Applied Mathematics Conference</w:t>
+      </w:r>
+    </w:p>
+    <w:p>
+      <w:pPr>
+        <w:pStyle w:val="BodyText"/>
+      </w:pPr>
+      <w:r>
+        <w:rPr>
+          <w:i/>
+          <w:iCs/>
+        </w:rPr>
+        <w:t xml:space="preserve">2018</w:t>
+      </w:r>
+    </w:p>
+    <w:p>
+      <w:pPr>
+        <w:pStyle w:val="BodyText"/>
+      </w:pPr>
+      <w:r>
+        <w:rPr>
+          <w:b/>
+          <w:bCs/>
+        </w:rPr>
+        <w:t xml:space="preserve">Quantifying the age of first infection with skin sores in five remote Australian Aboriginal communities</w:t>
+      </w:r>
+      <w:r>
+        <w:br/>
+      </w:r>
+      <w:r>
+        <w:t xml:space="preserve">Lancefield International Symposium on Streptococci and Streptococcal Diseases</w:t>
+      </w:r>
+    </w:p>
+    <w:p>
+      <w:pPr>
+        <w:pStyle w:val="BodyText"/>
+      </w:pPr>
+      <w:r>
+        <w:rPr>
+          <w:i/>
+          <w:iCs/>
+        </w:rPr>
+        <w:t xml:space="preserve">2017</w:t>
+      </w:r>
+    </w:p>
+    <w:p>
+      <w:pPr>
+        <w:pStyle w:val="BodyText"/>
+      </w:pPr>
+      <w:r>
+        <w:rPr>
+          <w:b/>
+          <w:bCs/>
+        </w:rPr>
+        <w:t xml:space="preserve">Investigating the dynamics of coupled models with applications to Group A Streptococcus and Scabies</w:t>
+      </w:r>
+      <w:r>
+        <w:br/>
+      </w:r>
+      <w:r>
+        <w:t xml:space="preserve">PRISM Annual Knowledge Transfer and Training Conference</w:t>
+      </w:r>
+    </w:p>
+    <w:p>
+      <w:pPr>
+        <w:pStyle w:val="BodyText"/>
+      </w:pPr>
+      <w:r>
+        <w:rPr>
+          <w:i/>
+          <w:iCs/>
+        </w:rPr>
+        <w:t xml:space="preserve">2017</w:t>
+      </w:r>
+    </w:p>
+    <w:p>
+      <w:pPr>
+        <w:pStyle w:val="BodyText"/>
+      </w:pPr>
+      <w:r>
+        <w:rPr>
+          <w:b/>
+          <w:bCs/>
+        </w:rPr>
+        <w:t xml:space="preserve">Constructing mathematical models of Group A Streptococcus and Scabies in remote Australian Indigenous communities</w:t>
+      </w:r>
+      <w:r>
+        <w:t xml:space="preserve"> </w:t>
+      </w:r>
+      <w:r>
+        <w:t xml:space="preserve">- Invited Speaker</w:t>
+      </w:r>
+      <w:r>
+        <w:br/>
+      </w:r>
+      <w:r>
+        <w:t xml:space="preserve">Zeeman Institute Seminar Series</w:t>
+      </w:r>
+    </w:p>
+    <w:p>
+      <w:pPr>
+        <w:pStyle w:val="BodyText"/>
+      </w:pPr>
+      <w:r>
+        <w:rPr>
+          <w:i/>
+          <w:iCs/>
+        </w:rPr>
+        <w:t xml:space="preserve">2017</w:t>
+      </w:r>
+    </w:p>
+    <w:p>
+      <w:pPr>
+        <w:pStyle w:val="BodyText"/>
+      </w:pPr>
+      <w:r>
+        <w:rPr>
+          <w:b/>
+          <w:bCs/>
+        </w:rPr>
+        <w:t xml:space="preserve">Developing a model for the transmission and treatment dynamics of scabies infections a high prevalence setting</w:t>
+      </w:r>
+      <w:r>
+        <w:br/>
+      </w:r>
+      <w:r>
+        <w:t xml:space="preserve">Melbourne-Manchester Joint Workshop</w:t>
+      </w:r>
+    </w:p>
+    <w:p>
+      <w:pPr>
+        <w:pStyle w:val="BodyText"/>
+      </w:pPr>
+      <w:r>
+        <w:rPr>
+          <w:i/>
+          <w:iCs/>
+        </w:rPr>
+        <w:t xml:space="preserve">2017</w:t>
+      </w:r>
+    </w:p>
+    <w:p>
+      <w:pPr>
+        <w:pStyle w:val="BodyText"/>
+      </w:pPr>
+      <w:r>
+        <w:rPr>
+          <w:b/>
+          <w:bCs/>
+        </w:rPr>
+        <w:t xml:space="preserve">Developing a model for the transmission of Group A Streptococcus</w:t>
+      </w:r>
+      <w:r>
+        <w:br/>
+      </w:r>
+      <w:r>
+        <w:t xml:space="preserve">Australia and New Zealand Industrial Applied Mathematics Conference</w:t>
+      </w:r>
+    </w:p>
+    <w:p>
+      <w:pPr>
+        <w:pStyle w:val="BodyText"/>
+      </w:pPr>
+      <w:r>
+        <w:rPr>
+          <w:i/>
+          <w:iCs/>
+        </w:rPr>
+        <w:t xml:space="preserve">2017</w:t>
+      </w:r>
+    </w:p>
+    <w:p>
+      <w:pPr>
+        <w:pStyle w:val="BodyText"/>
+      </w:pPr>
+      <w:r>
+        <w:rPr>
+          <w:b/>
+          <w:bCs/>
+        </w:rPr>
+        <w:t xml:space="preserve">Determining the age of first infection from incomplete data</w:t>
+      </w:r>
+      <w:r>
+        <w:br/>
+      </w:r>
+      <w:r>
+        <w:t xml:space="preserve">Modelling Emerging Infections and Neglected Tropical Diseases Workshop</w:t>
+      </w:r>
+    </w:p>
+    <w:p>
+      <w:pPr>
+        <w:pStyle w:val="BodyText"/>
+      </w:pPr>
+      <w:r>
+        <w:rPr>
+          <w:i/>
+          <w:iCs/>
+        </w:rPr>
+        <w:t xml:space="preserve">2016</w:t>
+      </w:r>
+    </w:p>
+    <w:p>
+      <w:pPr>
+        <w:pStyle w:val="BodyText"/>
+      </w:pPr>
+      <w:r>
+        <w:rPr>
+          <w:b/>
+          <w:bCs/>
+        </w:rPr>
+        <w:t xml:space="preserve">Investigating Intervention Intervals for Scabies Infections</w:t>
+      </w:r>
+      <w:r>
+        <w:br/>
+      </w:r>
+      <w:r>
+        <w:t xml:space="preserve">Australia and New Zealand Industrial Applied Mathematics Conference</w:t>
+      </w:r>
+    </w:p>
+    <w:p>
+      <w:pPr>
+        <w:pStyle w:val="BodyText"/>
+      </w:pPr>
+      <w:r>
+        <w:rPr>
+          <w:i/>
+          <w:iCs/>
+        </w:rPr>
+        <w:t xml:space="preserve">2016</w:t>
+      </w:r>
+    </w:p>
+    <w:bookmarkEnd w:id="57"/>
+    <w:bookmarkStart w:id="61" w:name="X1e82c2a6649bab1c469d933c666818f246bb338"/>
+    <w:p>
+      <w:pPr>
+        <w:pStyle w:val="Heading2"/>
+      </w:pPr>
+      <w:r>
+        <w:t xml:space="preserve"> </w:t>
+      </w:r>
+      <w:r>
+        <w:t xml:space="preserve">Teaching</w:t>
+      </w:r>
+    </w:p>
+    <w:bookmarkStart w:id="58" w:name="lecturer"/>
+    <w:p>
+      <w:pPr>
+        <w:pStyle w:val="Heading3"/>
+      </w:pPr>
+      <w:r>
+        <w:t xml:space="preserve">Lecturer</w:t>
+      </w:r>
+    </w:p>
+    <w:p>
+      <w:pPr>
+        <w:pStyle w:val="FirstParagraph"/>
+      </w:pPr>
+      <w:r>
+        <w:t xml:space="preserve">[ETC5513]</w:t>
+      </w:r>
+      <w:r>
+        <w:t xml:space="preserve"> </w:t>
+      </w:r>
+      <w:r>
+        <w:rPr>
+          <w:b/>
+          <w:bCs/>
+        </w:rPr>
+        <w:t xml:space="preserve">Reproducible and Collaborative practices</w:t>
+      </w:r>
+      <w:r>
+        <w:t xml:space="preserve"> </w:t>
+      </w:r>
+      <w:r>
+        <w:t xml:space="preserve">- Chief Examiner</w:t>
+      </w:r>
+    </w:p>
+    <w:p>
+      <w:pPr>
+        <w:pStyle w:val="BodyText"/>
+      </w:pPr>
+      <w:r>
+        <w:rPr>
+          <w:i/>
+          <w:iCs/>
+        </w:rPr>
+        <w:t xml:space="preserve">2024-</w:t>
+      </w:r>
+    </w:p>
+    <w:p>
+      <w:pPr>
+        <w:pStyle w:val="BodyText"/>
+      </w:pPr>
+      <w:r>
+        <w:t xml:space="preserve">[ETC5523]</w:t>
+      </w:r>
+      <w:r>
+        <w:t xml:space="preserve"> </w:t>
+      </w:r>
+      <w:r>
+        <w:rPr>
+          <w:b/>
+          <w:bCs/>
+        </w:rPr>
+        <w:t xml:space="preserve">Communicating with Data</w:t>
+      </w:r>
+      <w:r>
+        <w:t xml:space="preserve"> </w:t>
+      </w:r>
+      <w:r>
+        <w:t xml:space="preserve">- Chief Examiner</w:t>
+      </w:r>
+    </w:p>
+    <w:p>
+      <w:pPr>
+        <w:pStyle w:val="BodyText"/>
+      </w:pPr>
+      <w:r>
+        <w:rPr>
+          <w:i/>
+          <w:iCs/>
+        </w:rPr>
+        <w:t xml:space="preserve">2023-</w:t>
+      </w:r>
+    </w:p>
+    <w:p>
+      <w:pPr>
+        <w:pStyle w:val="BodyText"/>
+      </w:pPr>
+      <w:r>
+        <w:t xml:space="preserve">[ETO5513]</w:t>
+      </w:r>
+      <w:r>
+        <w:t xml:space="preserve"> </w:t>
+      </w:r>
+      <w:r>
+        <w:rPr>
+          <w:b/>
+          <w:bCs/>
+        </w:rPr>
+        <w:t xml:space="preserve">Reproducible and Collaborative practices</w:t>
+      </w:r>
+      <w:r>
+        <w:t xml:space="preserve"> </w:t>
+      </w:r>
+      <w:r>
+        <w:t xml:space="preserve">- Chief Examiner</w:t>
+      </w:r>
+    </w:p>
+    <w:p>
+      <w:pPr>
+        <w:pStyle w:val="BodyText"/>
+      </w:pPr>
+      <w:r>
+        <w:rPr>
+          <w:i/>
+          <w:iCs/>
+        </w:rPr>
+        <w:t xml:space="preserve">2024-</w:t>
+      </w:r>
+    </w:p>
+    <w:p>
+      <w:pPr>
+        <w:pStyle w:val="BodyText"/>
+      </w:pPr>
+      <w:r>
+        <w:t xml:space="preserve">[ETC5512]</w:t>
+      </w:r>
+      <w:r>
+        <w:t xml:space="preserve"> </w:t>
+      </w:r>
+      <w:r>
+        <w:rPr>
+          <w:b/>
+          <w:bCs/>
+        </w:rPr>
+        <w:t xml:space="preserve">Wild-Caught Data</w:t>
+      </w:r>
+    </w:p>
+    <w:p>
+      <w:pPr>
+        <w:pStyle w:val="BodyText"/>
+      </w:pPr>
+      <w:r>
+        <w:rPr>
+          <w:i/>
+          <w:iCs/>
+        </w:rPr>
+        <w:t xml:space="preserve">2022-2023</w:t>
+      </w:r>
+    </w:p>
+    <w:p>
+      <w:pPr>
+        <w:pStyle w:val="BodyText"/>
+      </w:pPr>
+      <w:r>
+        <w:t xml:space="preserve">[ETC5521]</w:t>
+      </w:r>
+      <w:r>
+        <w:t xml:space="preserve"> </w:t>
+      </w:r>
+      <w:r>
+        <w:rPr>
+          <w:b/>
+          <w:bCs/>
+        </w:rPr>
+        <w:t xml:space="preserve">Exploratory Data Analysis</w:t>
+      </w:r>
+    </w:p>
+    <w:p>
+      <w:pPr>
+        <w:pStyle w:val="BodyText"/>
+      </w:pPr>
+      <w:r>
+        <w:rPr>
+          <w:i/>
+          <w:iCs/>
+        </w:rPr>
+        <w:t xml:space="preserve">2022</w:t>
+      </w:r>
+    </w:p>
+    <w:bookmarkEnd w:id="58"/>
+    <w:bookmarkStart w:id="59" w:name="tutor"/>
+    <w:p>
+      <w:pPr>
+        <w:pStyle w:val="Heading3"/>
+      </w:pPr>
+      <w:r>
+        <w:t xml:space="preserve">Tutor</w:t>
+      </w:r>
+    </w:p>
+    <w:p>
+      <w:pPr>
+        <w:pStyle w:val="FirstParagraph"/>
+      </w:pPr>
+      <w:r>
+        <w:t xml:space="preserve">[MAST10016]</w:t>
+      </w:r>
+      <w:r>
+        <w:t xml:space="preserve"> </w:t>
+      </w:r>
+      <w:r>
+        <w:rPr>
+          <w:b/>
+          <w:bCs/>
+        </w:rPr>
+        <w:t xml:space="preserve">Mathematics for Biomedicine</w:t>
+      </w:r>
+    </w:p>
+    <w:p>
+      <w:pPr>
+        <w:pStyle w:val="BodyText"/>
+      </w:pPr>
+      <w:r>
+        <w:rPr>
+          <w:i/>
+          <w:iCs/>
+        </w:rPr>
+        <w:t xml:space="preserve">2016-2019</w:t>
+      </w:r>
+    </w:p>
+    <w:p>
+      <w:pPr>
+        <w:pStyle w:val="BodyText"/>
+      </w:pPr>
+      <w:r>
+        <w:t xml:space="preserve">[MAST30001]</w:t>
+      </w:r>
+      <w:r>
+        <w:t xml:space="preserve"> </w:t>
+      </w:r>
+      <w:r>
+        <w:rPr>
+          <w:b/>
+          <w:bCs/>
+        </w:rPr>
+        <w:t xml:space="preserve">Stochastic Modelling</w:t>
+      </w:r>
+    </w:p>
+    <w:p>
+      <w:pPr>
+        <w:pStyle w:val="BodyText"/>
+      </w:pPr>
+      <w:r>
+        <w:rPr>
+          <w:i/>
+          <w:iCs/>
+        </w:rPr>
+        <w:t xml:space="preserve">2018</w:t>
+      </w:r>
+    </w:p>
+    <w:bookmarkEnd w:id="59"/>
+    <w:bookmarkStart w:id="60" w:name="teaching-service"/>
+    <w:p>
+      <w:pPr>
+        <w:pStyle w:val="Heading3"/>
+      </w:pPr>
+      <w:r>
+        <w:t xml:space="preserve">Teaching Service</w:t>
+      </w:r>
+    </w:p>
+    <w:p>
+      <w:pPr>
+        <w:pStyle w:val="FirstParagraph"/>
+      </w:pPr>
+      <w:r>
+        <w:t xml:space="preserve">[M6036]</w:t>
+      </w:r>
+      <w:r>
+        <w:t xml:space="preserve"> </w:t>
+      </w:r>
+      <w:r>
+        <w:rPr>
+          <w:b/>
+          <w:bCs/>
+        </w:rPr>
+        <w:t xml:space="preserve">Masters of Health Data Analytics</w:t>
+      </w:r>
+      <w:r>
+        <w:t xml:space="preserve"> </w:t>
+      </w:r>
+      <w:r>
+        <w:t xml:space="preserve">- Course Management Committee</w:t>
+      </w:r>
+    </w:p>
+    <w:p>
+      <w:pPr>
+        <w:pStyle w:val="BodyText"/>
+      </w:pPr>
+      <w:r>
+        <w:rPr>
+          <w:i/>
+          <w:iCs/>
+        </w:rPr>
+        <w:t xml:space="preserve">2024-</w:t>
+      </w:r>
+    </w:p>
+    <w:bookmarkEnd w:id="60"/>
+    <w:bookmarkEnd w:id="61"/>
+    <w:bookmarkStart w:id="62" w:name="X5e99631649743b436d3794bfe1aa8be521e44f3"/>
+    <w:p>
+      <w:pPr>
+        <w:pStyle w:val="Heading2"/>
+      </w:pPr>
+      <w:r>
+        <w:t xml:space="preserve"> </w:t>
+      </w:r>
+      <w:r>
+        <w:t xml:space="preserve">Awards</w:t>
+      </w:r>
+    </w:p>
+    <w:p>
+      <w:pPr>
+        <w:pStyle w:val="FirstParagraph"/>
+      </w:pPr>
+      <w:r>
+        <w:rPr>
+          <w:b/>
+          <w:bCs/>
+        </w:rPr>
+        <w:t xml:space="preserve">Fellow of the Higher Education Academy</w:t>
+      </w:r>
+    </w:p>
+    <w:p>
+      <w:pPr>
+        <w:pStyle w:val="BodyText"/>
+      </w:pPr>
+      <w:r>
+        <w:rPr>
+          <w:i/>
+          <w:iCs/>
+        </w:rPr>
+        <w:t xml:space="preserve">2024</w:t>
+      </w:r>
+    </w:p>
+    <w:p>
+      <w:pPr>
+        <w:pStyle w:val="BodyText"/>
+      </w:pPr>
+      <w:r>
+        <w:rPr>
+          <w:b/>
+          <w:bCs/>
+        </w:rPr>
+        <w:t xml:space="preserve">SPECTRUM Annual Meeting</w:t>
+      </w:r>
+      <w:r>
+        <w:t xml:space="preserve"> </w:t>
+      </w:r>
+      <w:r>
+        <w:t xml:space="preserve">- Best Presentation</w:t>
+      </w:r>
+    </w:p>
+    <w:p>
+      <w:pPr>
+        <w:pStyle w:val="BodyText"/>
+      </w:pPr>
+      <w:r>
+        <w:rPr>
+          <w:i/>
+          <w:iCs/>
+        </w:rPr>
+        <w:t xml:space="preserve">2024</w:t>
+      </w:r>
+    </w:p>
+    <w:p>
+      <w:pPr>
+        <w:pStyle w:val="BodyText"/>
+      </w:pPr>
+      <w:r>
+        <w:rPr>
+          <w:b/>
+          <w:bCs/>
+        </w:rPr>
+        <w:t xml:space="preserve">University of Melbourne Faculty of Engineering and Information Technology Excellence Award in Interdisciplinary Research</w:t>
+      </w:r>
+    </w:p>
+    <w:p>
+      <w:pPr>
+        <w:pStyle w:val="BodyText"/>
+      </w:pPr>
+      <w:r>
+        <w:rPr>
+          <w:i/>
+          <w:iCs/>
+        </w:rPr>
+        <w:t xml:space="preserve">2021</w:t>
+      </w:r>
+    </w:p>
+    <w:p>
+      <w:pPr>
+        <w:pStyle w:val="BodyText"/>
+      </w:pPr>
+      <w:r>
+        <w:rPr>
+          <w:b/>
+          <w:bCs/>
+        </w:rPr>
+        <w:t xml:space="preserve">IPAA Spirit of Service Awards</w:t>
+      </w:r>
+      <w:r>
+        <w:t xml:space="preserve"> </w:t>
+      </w:r>
+      <w:r>
+        <w:t xml:space="preserve">- Finalist</w:t>
+      </w:r>
+    </w:p>
+    <w:p>
+      <w:pPr>
+        <w:pStyle w:val="BodyText"/>
+      </w:pPr>
+      <w:r>
+        <w:rPr>
+          <w:i/>
+          <w:iCs/>
+        </w:rPr>
+        <w:t xml:space="preserve">2021</w:t>
+      </w:r>
+    </w:p>
+    <w:p>
+      <w:pPr>
+        <w:pStyle w:val="BodyText"/>
+      </w:pPr>
+      <w:r>
+        <w:rPr>
+          <w:b/>
+          <w:bCs/>
+        </w:rPr>
+        <w:t xml:space="preserve">Engagement Australia Excellence Awards - Outstanding Engagement for Research Impact</w:t>
+      </w:r>
+      <w:r>
+        <w:t xml:space="preserve"> </w:t>
+      </w:r>
+      <w:r>
+        <w:t xml:space="preserve">- Finalist</w:t>
+      </w:r>
+    </w:p>
+    <w:p>
+      <w:pPr>
+        <w:pStyle w:val="BodyText"/>
+      </w:pPr>
+      <w:r>
+        <w:rPr>
+          <w:i/>
+          <w:iCs/>
+        </w:rPr>
+        <w:t xml:space="preserve">2021</w:t>
+      </w:r>
+    </w:p>
+    <w:p>
+      <w:pPr>
+        <w:pStyle w:val="BodyText"/>
+      </w:pPr>
+      <w:r>
+        <w:rPr>
+          <w:b/>
+          <w:bCs/>
+        </w:rPr>
+        <w:t xml:space="preserve">Top Poster Award - European Congress of Clinical Microbiology &amp; Infectious Diseases</w:t>
+      </w:r>
+    </w:p>
+    <w:p>
+      <w:pPr>
+        <w:pStyle w:val="BodyText"/>
+      </w:pPr>
+      <w:r>
+        <w:rPr>
+          <w:i/>
+          <w:iCs/>
+        </w:rPr>
+        <w:t xml:space="preserve">2021</w:t>
+      </w:r>
+    </w:p>
+    <w:p>
+      <w:pPr>
+        <w:pStyle w:val="BodyText"/>
+      </w:pPr>
+      <w:r>
+        <w:rPr>
+          <w:b/>
+          <w:bCs/>
+        </w:rPr>
+        <w:t xml:space="preserve">IPAA Victoria Leadership in the Public Sector Awards</w:t>
+      </w:r>
+      <w:r>
+        <w:t xml:space="preserve"> </w:t>
+      </w:r>
+      <w:r>
+        <w:t xml:space="preserve">- Finalist</w:t>
+      </w:r>
+    </w:p>
+    <w:p>
+      <w:pPr>
+        <w:pStyle w:val="BodyText"/>
+      </w:pPr>
+      <w:r>
+        <w:rPr>
+          <w:i/>
+          <w:iCs/>
+        </w:rPr>
+        <w:t xml:space="preserve">2021</w:t>
+      </w:r>
+    </w:p>
+    <w:p>
+      <w:pPr>
+        <w:pStyle w:val="BodyText"/>
+      </w:pPr>
+      <w:r>
+        <w:rPr>
+          <w:b/>
+          <w:bCs/>
+        </w:rPr>
+        <w:t xml:space="preserve">Best PhD Student Presentation - PRISM² Annual Conference</w:t>
+      </w:r>
+    </w:p>
+    <w:p>
+      <w:pPr>
+        <w:pStyle w:val="BodyText"/>
+      </w:pPr>
+      <w:r>
+        <w:rPr>
+          <w:i/>
+          <w:iCs/>
+        </w:rPr>
+        <w:t xml:space="preserve">2017</w:t>
+      </w:r>
+    </w:p>
+    <w:p>
+      <w:pPr>
+        <w:pStyle w:val="BodyText"/>
+      </w:pPr>
+      <w:r>
+        <w:rPr>
+          <w:b/>
+          <w:bCs/>
+        </w:rPr>
+        <w:t xml:space="preserve">Applied Probability Trust Prize</w:t>
+      </w:r>
+      <w:r>
+        <w:t xml:space="preserve"> </w:t>
+      </w:r>
+      <w:r>
+        <w:t xml:space="preserve">- for best Applied Mathematics Postgraduate Thesis</w:t>
+      </w:r>
+    </w:p>
+    <w:p>
+      <w:pPr>
+        <w:pStyle w:val="BodyText"/>
+      </w:pPr>
+      <w:r>
+        <w:rPr>
+          <w:i/>
+          <w:iCs/>
+        </w:rPr>
+        <w:t xml:space="preserve">2016</w:t>
+      </w:r>
+    </w:p>
+    <w:p>
+      <w:pPr>
+        <w:pStyle w:val="BodyText"/>
+      </w:pPr>
+      <w:r>
+        <w:rPr>
+          <w:b/>
+          <w:bCs/>
+        </w:rPr>
+        <w:t xml:space="preserve">Australian Postgraduate Award</w:t>
+      </w:r>
+    </w:p>
+    <w:p>
+      <w:pPr>
+        <w:pStyle w:val="BodyText"/>
+      </w:pPr>
+      <w:r>
+        <w:rPr>
+          <w:i/>
+          <w:iCs/>
+        </w:rPr>
+        <w:t xml:space="preserve">2015</w:t>
+      </w:r>
+    </w:p>
+    <w:p>
+      <w:pPr>
+        <w:pStyle w:val="BodyText"/>
+      </w:pPr>
+      <w:r>
+        <w:rPr>
+          <w:b/>
+          <w:bCs/>
+        </w:rPr>
+        <w:t xml:space="preserve">Dean’s Commendation for Thesis Excellence</w:t>
+      </w:r>
+    </w:p>
+    <w:p>
+      <w:pPr>
+        <w:pStyle w:val="BodyText"/>
+      </w:pPr>
+      <w:r>
+        <w:rPr>
+          <w:i/>
+          <w:iCs/>
+        </w:rPr>
+        <w:t xml:space="preserve">2015</w:t>
+      </w:r>
+    </w:p>
+    <w:bookmarkEnd w:id="62"/>
+    <w:bookmarkStart w:id="63" w:name="X5c8491afe5900a0c8014662d12f5cc28359123b"/>
+    <w:p>
+      <w:pPr>
+        <w:pStyle w:val="Heading2"/>
+      </w:pPr>
+      <w:r>
+        <w:t xml:space="preserve"> </w:t>
+      </w:r>
+      <w:r>
+        <w:t xml:space="preserve">Academic Service &amp; Community Engagement</w:t>
+      </w:r>
+    </w:p>
+    <w:p>
+      <w:pPr>
+        <w:pStyle w:val="FirstParagraph"/>
+      </w:pPr>
+      <w:r>
+        <w:rPr>
+          <w:b/>
+          <w:bCs/>
+        </w:rPr>
+        <w:t xml:space="preserve">Equity Diversity &amp; Social Inclusion Committee</w:t>
+      </w:r>
+      <w:r>
+        <w:br/>
+      </w:r>
+      <w:r>
+        <w:t xml:space="preserve">Department representative</w:t>
+      </w:r>
+    </w:p>
+    <w:p>
+      <w:pPr>
+        <w:pStyle w:val="BodyText"/>
+      </w:pPr>
+      <w:r>
+        <w:rPr>
+          <w:i/>
+          <w:iCs/>
+        </w:rPr>
+        <w:t xml:space="preserve">2024-</w:t>
+      </w:r>
+    </w:p>
+    <w:p>
+      <w:pPr>
+        <w:pStyle w:val="BodyText"/>
+      </w:pPr>
+      <w:r>
+        <w:rPr>
+          <w:b/>
+          <w:bCs/>
+        </w:rPr>
+        <w:t xml:space="preserve">International Conference on Prevention and Infection Control</w:t>
+      </w:r>
+      <w:r>
+        <w:br/>
+      </w:r>
+      <w:r>
+        <w:t xml:space="preserve">Abstract Reviewer</w:t>
       </w:r>
     </w:p>
     <w:p>
@@ -2565,19 +4476,13 @@
           <w:b/>
           <w:bCs/>
         </w:rPr>
-        <w:t xml:space="preserve">Modelling Work in Low and Middle Income Counties in the Western Pacific Region for the COVID-19 SAGE Working Group</w:t>
-      </w:r>
-      <w:r>
-        <w:br/>
-      </w:r>
-      <w:r>
-        <w:t xml:space="preserve">World Health Organisation</w:t>
-      </w:r>
-      <w:r>
-        <w:br/>
-      </w:r>
-      <w:r>
-        <w:t xml:space="preserve">Awarded value: $8,157</w:t>
+        <w:t xml:space="preserve">SPECTRUM Annual Meeting</w:t>
+      </w:r>
+      <w:r>
+        <w:br/>
+      </w:r>
+      <w:r>
+        <w:t xml:space="preserve">Organising committee</w:t>
       </w:r>
     </w:p>
     <w:p>
@@ -2601,55 +4506,19 @@
           <w:b/>
           <w:bCs/>
         </w:rPr>
-        <w:t xml:space="preserve">Modelling To Support Australia’s Resilience to and Preparedness for Omicron And Future Sars-Cov-2 Variants</w:t>
-      </w:r>
-      <w:r>
-        <w:br/>
-      </w:r>
-      <w:r>
-        <w:t xml:space="preserve">Commonwealth Government of Australia</w:t>
-      </w:r>
-      <w:r>
-        <w:br/>
-      </w:r>
-      <w:r>
-        <w:t xml:space="preserve">Awarded value: $80,059</w:t>
-      </w:r>
-    </w:p>
-    <w:p>
-      <w:pPr>
-        <w:pStyle w:val="BodyText"/>
-      </w:pPr>
-      <w:r>
-        <w:rPr>
-          <w:i/>
-          <w:iCs/>
-        </w:rPr>
-        <w:t xml:space="preserve">2024</w:t>
-      </w:r>
-    </w:p>
-    <w:p>
-      <w:pPr>
-        <w:pStyle w:val="BodyText"/>
-      </w:pPr>
-      <w:r>
-        <w:rPr>
-          <w:b/>
-          <w:bCs/>
-        </w:rPr>
-        <w:t xml:space="preserve">Contractual Partner to Conduct Research on Healthcare-Associated Infection Rates in Phillippine Hospitals</w:t>
-      </w:r>
-      <w:r>
-        <w:br/>
-      </w:r>
-      <w:r>
-        <w:t xml:space="preserve">World Health Organisation Phillippines</w:t>
-      </w:r>
-      <w:r>
-        <w:br/>
-      </w:r>
-      <w:r>
-        <w:t xml:space="preserve">Awarded value: $72,078</w:t>
+        <w:t xml:space="preserve">SPARK Short Course in Mathematical Diseases Modelling</w:t>
+      </w:r>
+      <w:r>
+        <w:t xml:space="preserve"> </w:t>
+      </w:r>
+      <w:r>
+        <w:t xml:space="preserve">- OUCRU</w:t>
+      </w:r>
+      <w:r>
+        <w:br/>
+      </w:r>
+      <w:r>
+        <w:t xml:space="preserve">Facilitator</w:t>
       </w:r>
     </w:p>
     <w:p>
@@ -2673,19 +4542,13 @@
           <w:b/>
           <w:bCs/>
         </w:rPr>
-        <w:t xml:space="preserve">Centre of Western Public Health Unit</w:t>
-      </w:r>
-      <w:r>
-        <w:br/>
-      </w:r>
-      <w:r>
-        <w:t xml:space="preserve">Contract Research</w:t>
-      </w:r>
-      <w:r>
-        <w:br/>
-      </w:r>
-      <w:r>
-        <w:t xml:space="preserve">Awarded value: $25,000</w:t>
+        <w:t xml:space="preserve">International Conference on Prevention and Infection Control</w:t>
+      </w:r>
+      <w:r>
+        <w:br/>
+      </w:r>
+      <w:r>
+        <w:t xml:space="preserve">Abstract Reviewer</w:t>
       </w:r>
     </w:p>
     <w:p>
@@ -2709,19 +4572,175 @@
           <w:b/>
           <w:bCs/>
         </w:rPr>
-        <w:t xml:space="preserve">Extending and comparing methods for projecting social contact matrices</w:t>
-      </w:r>
-      <w:r>
-        <w:br/>
-      </w:r>
-      <w:r>
-        <w:t xml:space="preserve">SPECTRUM/SPARK Seed Funding</w:t>
-      </w:r>
-      <w:r>
-        <w:br/>
-      </w:r>
-      <w:r>
-        <w:t xml:space="preserve">Awarded value: $19,438</w:t>
+        <w:t xml:space="preserve">Maths in Industry Study Group</w:t>
+      </w:r>
+      <w:r>
+        <w:t xml:space="preserve"> </w:t>
+      </w:r>
+      <w:r>
+        <w:t xml:space="preserve">- NSW Health</w:t>
+      </w:r>
+      <w:r>
+        <w:br/>
+      </w:r>
+      <w:r>
+        <w:t xml:space="preserve">Moderator</w:t>
+      </w:r>
+    </w:p>
+    <w:p>
+      <w:pPr>
+        <w:pStyle w:val="BodyText"/>
+      </w:pPr>
+      <w:r>
+        <w:rPr>
+          <w:i/>
+          <w:iCs/>
+        </w:rPr>
+        <w:t xml:space="preserve">2023</w:t>
+      </w:r>
+    </w:p>
+    <w:p>
+      <w:pPr>
+        <w:pStyle w:val="BodyText"/>
+      </w:pPr>
+      <w:r>
+        <w:rPr>
+          <w:b/>
+          <w:bCs/>
+        </w:rPr>
+        <w:t xml:space="preserve">WOMBAT Communicating with Data Workshop</w:t>
+      </w:r>
+      <w:r>
+        <w:br/>
+      </w:r>
+      <w:r>
+        <w:t xml:space="preserve">Organising Committee</w:t>
+      </w:r>
+    </w:p>
+    <w:p>
+      <w:pPr>
+        <w:pStyle w:val="BodyText"/>
+      </w:pPr>
+      <w:r>
+        <w:rPr>
+          <w:i/>
+          <w:iCs/>
+        </w:rPr>
+        <w:t xml:space="preserve">2023</w:t>
+      </w:r>
+    </w:p>
+    <w:p>
+      <w:pPr>
+        <w:pStyle w:val="BodyText"/>
+      </w:pPr>
+      <w:r>
+        <w:rPr>
+          <w:b/>
+          <w:bCs/>
+        </w:rPr>
+        <w:t xml:space="preserve">Australian and New Zealand Industrial and Applied Mathematics Executive Committee</w:t>
+      </w:r>
+      <w:r>
+        <w:br/>
+      </w:r>
+      <w:r>
+        <w:t xml:space="preserve">Treasurer</w:t>
+      </w:r>
+    </w:p>
+    <w:p>
+      <w:pPr>
+        <w:pStyle w:val="BodyText"/>
+      </w:pPr>
+      <w:r>
+        <w:rPr>
+          <w:i/>
+          <w:iCs/>
+        </w:rPr>
+        <w:t xml:space="preserve">2022-</w:t>
+      </w:r>
+    </w:p>
+    <w:p>
+      <w:pPr>
+        <w:pStyle w:val="BodyText"/>
+      </w:pPr>
+      <w:r>
+        <w:rPr>
+          <w:b/>
+          <w:bCs/>
+        </w:rPr>
+        <w:t xml:space="preserve">Australian and New Zealand Industrial and Applied Mathematics Executive Committee</w:t>
+      </w:r>
+      <w:r>
+        <w:br/>
+      </w:r>
+      <w:r>
+        <w:t xml:space="preserve">Early Career Representative</w:t>
+      </w:r>
+    </w:p>
+    <w:p>
+      <w:pPr>
+        <w:pStyle w:val="BodyText"/>
+      </w:pPr>
+      <w:r>
+        <w:rPr>
+          <w:i/>
+          <w:iCs/>
+        </w:rPr>
+        <w:t xml:space="preserve">2021-2022</w:t>
+      </w:r>
+    </w:p>
+    <w:p>
+      <w:pPr>
+        <w:pStyle w:val="BodyText"/>
+      </w:pPr>
+      <w:r>
+        <w:rPr>
+          <w:b/>
+          <w:bCs/>
+        </w:rPr>
+        <w:t xml:space="preserve">SPECTRUM-SPARK Early Career Researcher Committee</w:t>
+      </w:r>
+      <w:r>
+        <w:br/>
+      </w:r>
+      <w:r>
+        <w:t xml:space="preserve">Chair</w:t>
+      </w:r>
+    </w:p>
+    <w:p>
+      <w:pPr>
+        <w:pStyle w:val="BodyText"/>
+      </w:pPr>
+      <w:r>
+        <w:rPr>
+          <w:i/>
+          <w:iCs/>
+        </w:rPr>
+        <w:t xml:space="preserve">2022-</w:t>
+      </w:r>
+    </w:p>
+    <w:p>
+      <w:pPr>
+        <w:pStyle w:val="BodyText"/>
+      </w:pPr>
+      <w:r>
+        <w:rPr>
+          <w:b/>
+          <w:bCs/>
+        </w:rPr>
+        <w:t xml:space="preserve">SPARK Short Course in Mathematical Diseases Modelling</w:t>
+      </w:r>
+      <w:r>
+        <w:t xml:space="preserve"> </w:t>
+      </w:r>
+      <w:r>
+        <w:t xml:space="preserve">- Mahidol University</w:t>
+      </w:r>
+      <w:r>
+        <w:br/>
+      </w:r>
+      <w:r>
+        <w:t xml:space="preserve">Facilitator</w:t>
       </w:r>
     </w:p>
     <w:p>
@@ -2745,19 +4764,13 @@
           <w:b/>
           <w:bCs/>
         </w:rPr>
-        <w:t xml:space="preserve">Quantifying longitudinal relationships between community mobility and COVID-19 case incidence in west metropolitan Melbourne</w:t>
-      </w:r>
-      <w:r>
-        <w:br/>
-      </w:r>
-      <w:r>
-        <w:t xml:space="preserve">SPECTRUM/SPARK Seed Funding</w:t>
-      </w:r>
-      <w:r>
-        <w:br/>
-      </w:r>
-      <w:r>
-        <w:t xml:space="preserve">Awarded value: $19,896</w:t>
+        <w:t xml:space="preserve">Research Tools Workshop in R</w:t>
+      </w:r>
+      <w:r>
+        <w:br/>
+      </w:r>
+      <w:r>
+        <w:t xml:space="preserve">Facilitator</w:t>
       </w:r>
     </w:p>
     <w:p>
@@ -2781,85 +4794,251 @@
           <w:b/>
           <w:bCs/>
         </w:rPr>
-        <w:t xml:space="preserve">Modelling to support Australia’s national plan for COVID-19</w:t>
-      </w:r>
-      <w:r>
-        <w:br/>
-      </w:r>
-      <w:r>
-        <w:t xml:space="preserve">Commonwealth Government of Australia</w:t>
-      </w:r>
-      <w:r>
-        <w:br/>
-      </w:r>
-      <w:r>
-        <w:t xml:space="preserve">Awarded value: $147,536</w:t>
-      </w:r>
-    </w:p>
-    <w:p>
-      <w:pPr>
-        <w:pStyle w:val="BodyText"/>
-      </w:pPr>
-      <w:r>
-        <w:rPr>
-          <w:i/>
-          <w:iCs/>
-        </w:rPr>
-        <w:t xml:space="preserve">2021</w:t>
-      </w:r>
-    </w:p>
-    <w:p>
-      <w:pPr>
-        <w:pStyle w:val="BodyText"/>
-      </w:pPr>
-      <w:r>
-        <w:rPr>
-          <w:b/>
-          <w:bCs/>
-        </w:rPr>
-        <w:t xml:space="preserve">Modelling to support Australia’s transition to</w:t>
-      </w:r>
-      <w:r>
-        <w:rPr>
-          <w:b/>
-          <w:bCs/>
-        </w:rPr>
-        <w:t xml:space="preserve"> </w:t>
-      </w:r>
-      <w:r>
-        <w:rPr>
-          <w:b/>
-          <w:bCs/>
-        </w:rPr>
-        <w:t xml:space="preserve">‘COVID-normal’</w:t>
-      </w:r>
-      <w:r>
-        <w:br/>
-      </w:r>
-      <w:r>
-        <w:t xml:space="preserve">Australian Office of Health Protection</w:t>
-      </w:r>
-      <w:r>
-        <w:br/>
-      </w:r>
-      <w:r>
-        <w:t xml:space="preserve">Awarded value: $25,620</w:t>
-      </w:r>
-    </w:p>
-    <w:p>
-      <w:pPr>
-        <w:pStyle w:val="BodyText"/>
-      </w:pPr>
-      <w:r>
-        <w:rPr>
-          <w:i/>
-          <w:iCs/>
-        </w:rPr>
-        <w:t xml:space="preserve">2021</w:t>
-      </w:r>
-    </w:p>
-    <w:bookmarkEnd w:id="57"/>
-    <w:bookmarkStart w:id="58" w:name="Xbc568e7f5d2fd0d767cf980278c77384c0244ab"/>
+        <w:t xml:space="preserve">Mathematical Biology Special Interest Group</w:t>
+      </w:r>
+      <w:r>
+        <w:br/>
+      </w:r>
+      <w:r>
+        <w:t xml:space="preserve">Treasurer</w:t>
+      </w:r>
+    </w:p>
+    <w:p>
+      <w:pPr>
+        <w:pStyle w:val="BodyText"/>
+      </w:pPr>
+      <w:r>
+        <w:rPr>
+          <w:i/>
+          <w:iCs/>
+        </w:rPr>
+        <w:t xml:space="preserve">2019-2022</w:t>
+      </w:r>
+    </w:p>
+    <w:p>
+      <w:pPr>
+        <w:pStyle w:val="BodyText"/>
+      </w:pPr>
+      <w:r>
+        <w:rPr>
+          <w:b/>
+          <w:bCs/>
+        </w:rPr>
+        <w:t xml:space="preserve">ANZIAM 2021 Conference</w:t>
+      </w:r>
+      <w:r>
+        <w:br/>
+      </w:r>
+      <w:r>
+        <w:t xml:space="preserve">Organising Committee (Treasurer)</w:t>
+      </w:r>
+    </w:p>
+    <w:p>
+      <w:pPr>
+        <w:pStyle w:val="BodyText"/>
+      </w:pPr>
+      <w:r>
+        <w:rPr>
+          <w:i/>
+          <w:iCs/>
+        </w:rPr>
+        <w:t xml:space="preserve">2020-2021</w:t>
+      </w:r>
+    </w:p>
+    <w:p>
+      <w:pPr>
+        <w:pStyle w:val="BodyText"/>
+      </w:pPr>
+      <w:r>
+        <w:rPr>
+          <w:b/>
+          <w:bCs/>
+        </w:rPr>
+        <w:t xml:space="preserve">Computational Biology Research Initiative</w:t>
+      </w:r>
+      <w:r>
+        <w:t xml:space="preserve"> </w:t>
+      </w:r>
+      <w:r>
+        <w:t xml:space="preserve">- The University of Melbourne</w:t>
+      </w:r>
+      <w:r>
+        <w:br/>
+      </w:r>
+      <w:r>
+        <w:t xml:space="preserve">Postgraduate Representative</w:t>
+      </w:r>
+    </w:p>
+    <w:p>
+      <w:pPr>
+        <w:pStyle w:val="BodyText"/>
+      </w:pPr>
+      <w:r>
+        <w:rPr>
+          <w:i/>
+          <w:iCs/>
+        </w:rPr>
+        <w:t xml:space="preserve">2017</w:t>
+      </w:r>
+    </w:p>
+    <w:p>
+      <w:pPr>
+        <w:pStyle w:val="BodyText"/>
+      </w:pPr>
+      <w:r>
+        <w:rPr>
+          <w:b/>
+          <w:bCs/>
+        </w:rPr>
+        <w:t xml:space="preserve">Computational Biology Postgraduate Sports Group</w:t>
+      </w:r>
+      <w:r>
+        <w:t xml:space="preserve"> </w:t>
+      </w:r>
+      <w:r>
+        <w:t xml:space="preserve">- The University of Melbourne</w:t>
+      </w:r>
+      <w:r>
+        <w:br/>
+      </w:r>
+      <w:r>
+        <w:t xml:space="preserve">Secretary</w:t>
+      </w:r>
+    </w:p>
+    <w:p>
+      <w:pPr>
+        <w:pStyle w:val="BodyText"/>
+      </w:pPr>
+      <w:r>
+        <w:rPr>
+          <w:i/>
+          <w:iCs/>
+        </w:rPr>
+        <w:t xml:space="preserve">2017-2018</w:t>
+      </w:r>
+    </w:p>
+    <w:p>
+      <w:pPr>
+        <w:pStyle w:val="BodyText"/>
+      </w:pPr>
+      <w:r>
+        <w:rPr>
+          <w:b/>
+          <w:bCs/>
+        </w:rPr>
+        <w:t xml:space="preserve">Maths in Industry Study Group</w:t>
+      </w:r>
+      <w:r>
+        <w:br/>
+      </w:r>
+      <w:r>
+        <w:t xml:space="preserve">Participant</w:t>
+      </w:r>
+    </w:p>
+    <w:p>
+      <w:pPr>
+        <w:pStyle w:val="BodyText"/>
+      </w:pPr>
+      <w:r>
+        <w:rPr>
+          <w:i/>
+          <w:iCs/>
+        </w:rPr>
+        <w:t xml:space="preserve">2017, 2018, 2019</w:t>
+      </w:r>
+    </w:p>
+    <w:p>
+      <w:pPr>
+        <w:pStyle w:val="BodyText"/>
+      </w:pPr>
+      <w:r>
+        <w:rPr>
+          <w:b/>
+          <w:bCs/>
+        </w:rPr>
+        <w:t xml:space="preserve">The ConocoPhillips Science Experience</w:t>
+      </w:r>
+      <w:r>
+        <w:t xml:space="preserve"> </w:t>
+      </w:r>
+      <w:r>
+        <w:t xml:space="preserve">- The University of Melbourne</w:t>
+      </w:r>
+      <w:r>
+        <w:br/>
+      </w:r>
+      <w:r>
+        <w:t xml:space="preserve">Activity Organiser</w:t>
+      </w:r>
+    </w:p>
+    <w:p>
+      <w:pPr>
+        <w:pStyle w:val="BodyText"/>
+      </w:pPr>
+      <w:r>
+        <w:rPr>
+          <w:i/>
+          <w:iCs/>
+        </w:rPr>
+        <w:t xml:space="preserve">2016-2018</w:t>
+      </w:r>
+    </w:p>
+    <w:p>
+      <w:pPr>
+        <w:pStyle w:val="BodyText"/>
+      </w:pPr>
+      <w:r>
+        <w:rPr>
+          <w:b/>
+          <w:bCs/>
+        </w:rPr>
+        <w:t xml:space="preserve">Mathematicians in Schools</w:t>
+      </w:r>
+      <w:r>
+        <w:t xml:space="preserve"> </w:t>
+      </w:r>
+      <w:r>
+        <w:t xml:space="preserve">- CSIRO</w:t>
+      </w:r>
+      <w:r>
+        <w:br/>
+      </w:r>
+      <w:r>
+        <w:t xml:space="preserve">Project Supervisor/Mentor</w:t>
+      </w:r>
+    </w:p>
+    <w:p>
+      <w:pPr>
+        <w:pStyle w:val="BodyText"/>
+      </w:pPr>
+      <w:r>
+        <w:rPr>
+          <w:i/>
+          <w:iCs/>
+        </w:rPr>
+        <w:t xml:space="preserve">2016-2018</w:t>
+      </w:r>
+    </w:p>
+    <w:p>
+      <w:pPr>
+        <w:pStyle w:val="BodyText"/>
+      </w:pPr>
+      <w:r>
+        <w:rPr>
+          <w:b/>
+          <w:bCs/>
+        </w:rPr>
+        <w:t xml:space="preserve">Reviewer</w:t>
+      </w:r>
+      <w:r>
+        <w:br/>
+      </w:r>
+      <w:r>
+        <w:t xml:space="preserve">PLoS Computational Biology; Scientific Reports; Journal of Applied Mathematics; Journal of Statistical Software; Epidemiology &amp; Infection; Mathematics; Medical Journal of Australia; International Tropical Health; Journal of Antimicrobial Resistance; The R Journal</w:t>
+      </w:r>
+    </w:p>
+    <w:bookmarkEnd w:id="63"/>
+    <w:bookmarkStart w:id="64" w:name="Xa2af00de5b11de34619de775357a305ba94963c"/>
     <w:p>
       <w:pPr>
         <w:pStyle w:val="Heading2"/>
@@ -2868,7 +5047,7 @@
         <w:t xml:space="preserve"> </w:t>
       </w:r>
       <w:r>
-        <w:t xml:space="preserve">Conference presentations and contributed talks</w:t>
+        <w:t xml:space="preserve">Professional Memberships</w:t>
       </w:r>
     </w:p>
     <w:p>
@@ -2880,989 +5059,61 @@
           <w:b/>
           <w:bCs/>
         </w:rPr>
-        <w:t xml:space="preserve">Gamifying data visualisation: Teaching ggplot2 through competitive code golf</w:t>
-      </w:r>
-      <w:r>
-        <w:br/>
-      </w:r>
-      <w:r>
-        <w:t xml:space="preserve">International Congress on Teaching Statistics</w:t>
-      </w:r>
-    </w:p>
-    <w:p>
-      <w:pPr>
-        <w:pStyle w:val="BodyText"/>
-      </w:pPr>
-      <w:r>
-        <w:rPr>
-          <w:i/>
-          <w:iCs/>
-        </w:rPr>
-        <w:t xml:space="preserve">2026</w:t>
-      </w:r>
-    </w:p>
-    <w:p>
-      <w:pPr>
-        <w:pStyle w:val="BodyText"/>
-      </w:pPr>
-      <w:r>
-        <w:rPr>
-          <w:b/>
-          <w:bCs/>
-        </w:rPr>
-        <w:t xml:space="preserve">Gamifying data visualisation: Teaching ggplot2 through competitive code golf</w:t>
-      </w:r>
-      <w:r>
-        <w:br/>
-      </w:r>
-      <w:r>
-        <w:t xml:space="preserve">useR! Conference</w:t>
-      </w:r>
-    </w:p>
-    <w:p>
-      <w:pPr>
-        <w:pStyle w:val="BodyText"/>
-      </w:pPr>
-      <w:r>
-        <w:rPr>
-          <w:i/>
-          <w:iCs/>
-        </w:rPr>
-        <w:t xml:space="preserve">2026</w:t>
-      </w:r>
-    </w:p>
-    <w:p>
-      <w:pPr>
-        <w:pStyle w:val="BodyText"/>
-      </w:pPr>
-      <w:r>
-        <w:rPr>
-          <w:b/>
-          <w:bCs/>
-        </w:rPr>
-        <w:t xml:space="preserve">Gamifying data visualisation: Teaching ggplot2 through competitive code golf</w:t>
-      </w:r>
-      <w:r>
-        <w:br/>
-      </w:r>
-      <w:r>
-        <w:t xml:space="preserve">Australia and New Zealand Industrial Applied Mathematics Conference</w:t>
-      </w:r>
-    </w:p>
-    <w:p>
-      <w:pPr>
-        <w:pStyle w:val="BodyText"/>
-      </w:pPr>
-      <w:r>
-        <w:rPr>
-          <w:i/>
-          <w:iCs/>
-        </w:rPr>
-        <w:t xml:space="preserve">2026</w:t>
-      </w:r>
-    </w:p>
-    <w:p>
-      <w:pPr>
-        <w:pStyle w:val="BodyText"/>
-      </w:pPr>
-      <w:r>
-        <w:rPr>
-          <w:b/>
-          <w:bCs/>
-        </w:rPr>
-        <w:t xml:space="preserve">Modelling chytridiomycosis transmission in frogs</w:t>
-      </w:r>
-      <w:r>
-        <w:br/>
-      </w:r>
-      <w:r>
-        <w:t xml:space="preserve">Australia and New Zealand Industrial Applied Mathematics Conference</w:t>
-      </w:r>
-    </w:p>
-    <w:p>
-      <w:pPr>
-        <w:pStyle w:val="BodyText"/>
-      </w:pPr>
-      <w:r>
-        <w:rPr>
-          <w:i/>
-          <w:iCs/>
-        </w:rPr>
-        <w:t xml:space="preserve">2025</w:t>
-      </w:r>
-    </w:p>
-    <w:p>
-      <w:pPr>
-        <w:pStyle w:val="BodyText"/>
-      </w:pPr>
-      <w:r>
-        <w:rPr>
-          <w:b/>
-          <w:bCs/>
-        </w:rPr>
-        <w:t xml:space="preserve">airpurifyr: Open Air Quality Data in R</w:t>
-      </w:r>
-      <w:r>
-        <w:br/>
-      </w:r>
-      <w:r>
-        <w:t xml:space="preserve">WOMBAT Annual Meeting: Open the world with open source</w:t>
-      </w:r>
-    </w:p>
-    <w:p>
-      <w:pPr>
-        <w:pStyle w:val="BodyText"/>
-      </w:pPr>
-      <w:r>
-        <w:rPr>
-          <w:i/>
-          <w:iCs/>
-        </w:rPr>
-        <w:t xml:space="preserve">2024</w:t>
-      </w:r>
-    </w:p>
-    <w:p>
-      <w:pPr>
-        <w:pStyle w:val="BodyText"/>
-      </w:pPr>
-      <w:r>
-        <w:rPr>
-          <w:b/>
-          <w:bCs/>
-        </w:rPr>
-        <w:t xml:space="preserve">Networks of networks in infectious diseases modelling</w:t>
-      </w:r>
-      <w:r>
-        <w:t xml:space="preserve"> </w:t>
-      </w:r>
-      <w:r>
-        <w:t xml:space="preserve">- Panelist</w:t>
-      </w:r>
-      <w:r>
-        <w:br/>
-      </w:r>
-      <w:r>
-        <w:t xml:space="preserve">Infectious Diseases Modelling Conference</w:t>
-      </w:r>
-    </w:p>
-    <w:p>
-      <w:pPr>
-        <w:pStyle w:val="BodyText"/>
-      </w:pPr>
-      <w:r>
-        <w:rPr>
-          <w:i/>
-          <w:iCs/>
-        </w:rPr>
-        <w:t xml:space="preserve">2024</w:t>
-      </w:r>
-    </w:p>
-    <w:p>
-      <w:pPr>
-        <w:pStyle w:val="BodyText"/>
-      </w:pPr>
-      <w:r>
-        <w:rPr>
-          <w:b/>
-          <w:bCs/>
-        </w:rPr>
-        <w:t xml:space="preserve">Generating synthetic contact matrices using open-source data</w:t>
-      </w:r>
-      <w:r>
-        <w:br/>
-      </w:r>
-      <w:r>
-        <w:t xml:space="preserve">Australia and New Zealand Industrial Applied Mathematics Conference</w:t>
-      </w:r>
-    </w:p>
-    <w:p>
-      <w:pPr>
-        <w:pStyle w:val="BodyText"/>
-      </w:pPr>
-      <w:r>
-        <w:rPr>
-          <w:i/>
-          <w:iCs/>
-        </w:rPr>
-        <w:t xml:space="preserve">2024</w:t>
-      </w:r>
-    </w:p>
-    <w:p>
-      <w:pPr>
-        <w:pStyle w:val="BodyText"/>
-      </w:pPr>
-      <w:r>
-        <w:rPr>
-          <w:b/>
-          <w:bCs/>
-        </w:rPr>
-        <w:t xml:space="preserve">Data-Driven Insights into Healthcare Challenges: Two Case Studies</w:t>
-      </w:r>
-      <w:r>
-        <w:t xml:space="preserve"> </w:t>
-      </w:r>
-      <w:r>
-        <w:t xml:space="preserve">- Invited Speaker</w:t>
-      </w:r>
-      <w:r>
-        <w:br/>
-      </w:r>
-      <w:r>
-        <w:t xml:space="preserve">Universitätsklinikum Freiburg Seminar Series</w:t>
-      </w:r>
-    </w:p>
-    <w:p>
-      <w:pPr>
-        <w:pStyle w:val="BodyText"/>
-      </w:pPr>
-      <w:r>
-        <w:rPr>
-          <w:i/>
-          <w:iCs/>
-        </w:rPr>
-        <w:t xml:space="preserve">2023</w:t>
-      </w:r>
-    </w:p>
-    <w:p>
-      <w:pPr>
-        <w:pStyle w:val="BodyText"/>
-      </w:pPr>
-      <w:r>
-        <w:rPr>
-          <w:b/>
-          <w:bCs/>
-        </w:rPr>
-        <w:t xml:space="preserve">Data-Driven Insights into Healthcare Challenges: Two Case Studies</w:t>
-      </w:r>
-      <w:r>
-        <w:br/>
-      </w:r>
-      <w:r>
-        <w:t xml:space="preserve">UNSW Australia Statistics &amp; Data Science Seminar</w:t>
-      </w:r>
-    </w:p>
-    <w:p>
-      <w:pPr>
-        <w:pStyle w:val="BodyText"/>
-      </w:pPr>
-      <w:r>
-        <w:rPr>
-          <w:i/>
-          <w:iCs/>
-        </w:rPr>
-        <w:t xml:space="preserve">2023</w:t>
-      </w:r>
-    </w:p>
-    <w:p>
-      <w:pPr>
-        <w:pStyle w:val="BodyText"/>
-      </w:pPr>
-      <w:r>
-        <w:rPr>
-          <w:b/>
-          <w:bCs/>
-        </w:rPr>
-        <w:t xml:space="preserve">Burden of healthcare associated infections in Australia</w:t>
-      </w:r>
-      <w:r>
-        <w:br/>
-      </w:r>
-      <w:r>
-        <w:t xml:space="preserve">Australia and New Zealand Industrial Applied Mathematics Conference</w:t>
-      </w:r>
-    </w:p>
-    <w:p>
-      <w:pPr>
-        <w:pStyle w:val="BodyText"/>
-      </w:pPr>
-      <w:r>
-        <w:rPr>
-          <w:i/>
-          <w:iCs/>
-        </w:rPr>
-        <w:t xml:space="preserve">2022</w:t>
-      </w:r>
-    </w:p>
-    <w:p>
-      <w:pPr>
-        <w:pStyle w:val="BodyText"/>
-      </w:pPr>
-      <w:r>
-        <w:rPr>
-          <w:b/>
-          <w:bCs/>
-        </w:rPr>
-        <w:t xml:space="preserve">Exponential Random Graph Models and CPE transmission</w:t>
-      </w:r>
-      <w:r>
-        <w:t xml:space="preserve"> </w:t>
-      </w:r>
-      <w:r>
-        <w:t xml:space="preserve">- Invited Speaker</w:t>
-      </w:r>
-      <w:r>
-        <w:br/>
-      </w:r>
-      <w:r>
-        <w:t xml:space="preserve">Melbourne Mathematical Biology Seminar Series</w:t>
-      </w:r>
-    </w:p>
-    <w:p>
-      <w:pPr>
-        <w:pStyle w:val="BodyText"/>
-      </w:pPr>
-      <w:r>
-        <w:rPr>
-          <w:i/>
-          <w:iCs/>
-        </w:rPr>
-        <w:t xml:space="preserve">2021</w:t>
-      </w:r>
-    </w:p>
-    <w:p>
-      <w:pPr>
-        <w:pStyle w:val="BodyText"/>
-      </w:pPr>
-      <w:r>
-        <w:rPr>
-          <w:b/>
-          <w:bCs/>
-        </w:rPr>
-        <w:t xml:space="preserve">Mathematical modelling for COVID-19 in Victoria, Australia</w:t>
-      </w:r>
-      <w:r>
-        <w:t xml:space="preserve"> </w:t>
-      </w:r>
-      <w:r>
-        <w:t xml:space="preserve">- Invited Speaker</w:t>
-      </w:r>
-      <w:r>
-        <w:br/>
-      </w:r>
-      <w:r>
-        <w:t xml:space="preserve">Math for Industry Forum, Vietnam</w:t>
-      </w:r>
-    </w:p>
-    <w:p>
-      <w:pPr>
-        <w:pStyle w:val="BodyText"/>
-      </w:pPr>
-      <w:r>
-        <w:rPr>
-          <w:i/>
-          <w:iCs/>
-        </w:rPr>
-        <w:t xml:space="preserve">2021</w:t>
-      </w:r>
-    </w:p>
-    <w:p>
-      <w:pPr>
-        <w:pStyle w:val="BodyText"/>
-      </w:pPr>
-      <w:r>
-        <w:rPr>
-          <w:b/>
-          <w:bCs/>
-        </w:rPr>
-        <w:t xml:space="preserve">The associations between transmission of CPE and ward connectivity: a network analysis</w:t>
-      </w:r>
-      <w:r>
-        <w:br/>
-      </w:r>
-      <w:r>
-        <w:t xml:space="preserve">Australasian Society for Infectious Diseases Annual Scientific Meeting</w:t>
-      </w:r>
-    </w:p>
-    <w:p>
-      <w:pPr>
-        <w:pStyle w:val="BodyText"/>
-      </w:pPr>
-      <w:r>
-        <w:rPr>
-          <w:i/>
-          <w:iCs/>
-        </w:rPr>
-        <w:t xml:space="preserve">2021</w:t>
-      </w:r>
-    </w:p>
-    <w:p>
-      <w:pPr>
-        <w:pStyle w:val="BodyText"/>
-      </w:pPr>
-      <w:r>
-        <w:rPr>
-          <w:b/>
-          <w:bCs/>
-        </w:rPr>
-        <w:t xml:space="preserve">The burden of healthcare acquired infections in Australian public hospitals</w:t>
-      </w:r>
-      <w:r>
-        <w:br/>
-      </w:r>
-      <w:r>
-        <w:t xml:space="preserve">Australasian Society for Infectious Diseases Annual Scientific Meeting</w:t>
-      </w:r>
-    </w:p>
-    <w:p>
-      <w:pPr>
-        <w:pStyle w:val="BodyText"/>
-      </w:pPr>
-      <w:r>
-        <w:rPr>
-          <w:i/>
-          <w:iCs/>
-        </w:rPr>
-        <w:t xml:space="preserve">2021</w:t>
-      </w:r>
-    </w:p>
-    <w:p>
-      <w:pPr>
-        <w:pStyle w:val="BodyText"/>
-      </w:pPr>
-      <w:r>
-        <w:rPr>
-          <w:b/>
-          <w:bCs/>
-        </w:rPr>
-        <w:t xml:space="preserve">Decision Making and Mathematical Biology - Victoria’s usage of COVID-19 modelling</w:t>
-      </w:r>
-      <w:r>
-        <w:t xml:space="preserve"> </w:t>
-      </w:r>
-      <w:r>
-        <w:t xml:space="preserve">- Invited Speaker</w:t>
-      </w:r>
-      <w:r>
-        <w:br/>
-      </w:r>
-      <w:r>
-        <w:t xml:space="preserve">Mathematical Biology Special Interest Group Workshop</w:t>
-      </w:r>
-    </w:p>
-    <w:p>
-      <w:pPr>
-        <w:pStyle w:val="BodyText"/>
-      </w:pPr>
-      <w:r>
-        <w:rPr>
-          <w:i/>
-          <w:iCs/>
-        </w:rPr>
-        <w:t xml:space="preserve">2021</w:t>
-      </w:r>
-    </w:p>
-    <w:p>
-      <w:pPr>
-        <w:pStyle w:val="BodyText"/>
-      </w:pPr>
-      <w:r>
-        <w:rPr>
-          <w:b/>
-          <w:bCs/>
-        </w:rPr>
-        <w:t xml:space="preserve">Modelling between-household effective contact and the elimination of COVID-19 in Melbourne, Australia</w:t>
-      </w:r>
-      <w:r>
-        <w:br/>
-      </w:r>
-      <w:r>
-        <w:t xml:space="preserve">Australia and New Zealand Industrial Applied Mathematics Conference</w:t>
-      </w:r>
-    </w:p>
-    <w:p>
-      <w:pPr>
-        <w:pStyle w:val="BodyText"/>
-      </w:pPr>
-      <w:r>
-        <w:rPr>
-          <w:i/>
-          <w:iCs/>
-        </w:rPr>
-        <w:t xml:space="preserve">2021</w:t>
-      </w:r>
-    </w:p>
-    <w:p>
-      <w:pPr>
-        <w:pStyle w:val="BodyText"/>
-      </w:pPr>
-      <w:r>
-        <w:rPr>
-          <w:b/>
-          <w:bCs/>
-        </w:rPr>
-        <w:t xml:space="preserve">Mathematical modelling and Victoria’s response to COVID-19</w:t>
-      </w:r>
-      <w:r>
-        <w:t xml:space="preserve"> </w:t>
-      </w:r>
-      <w:r>
-        <w:t xml:space="preserve">- Invited Speaker</w:t>
-      </w:r>
-      <w:r>
-        <w:br/>
-      </w:r>
-      <w:r>
-        <w:t xml:space="preserve">Victorian ANZIAM Branch Meeting</w:t>
-      </w:r>
-    </w:p>
-    <w:p>
-      <w:pPr>
-        <w:pStyle w:val="BodyText"/>
-      </w:pPr>
-      <w:r>
-        <w:rPr>
-          <w:i/>
-          <w:iCs/>
-        </w:rPr>
-        <w:t xml:space="preserve">2020</w:t>
-      </w:r>
-    </w:p>
-    <w:p>
-      <w:pPr>
-        <w:pStyle w:val="BodyText"/>
-      </w:pPr>
-      <w:r>
-        <w:rPr>
-          <w:b/>
-          <w:bCs/>
-        </w:rPr>
-        <w:t xml:space="preserve">Australia’s experience and the role of modelling in its responses to COVID-19</w:t>
-      </w:r>
-      <w:r>
-        <w:t xml:space="preserve"> </w:t>
-      </w:r>
-      <w:r>
-        <w:t xml:space="preserve">- Invited Speaker</w:t>
-      </w:r>
-      <w:r>
-        <w:br/>
-      </w:r>
-      <w:r>
-        <w:t xml:space="preserve">Usher Institute COVID-19 Webinar</w:t>
-      </w:r>
-    </w:p>
-    <w:p>
-      <w:pPr>
-        <w:pStyle w:val="BodyText"/>
-      </w:pPr>
-      <w:r>
-        <w:rPr>
-          <w:i/>
-          <w:iCs/>
-        </w:rPr>
-        <w:t xml:space="preserve">2020</w:t>
-      </w:r>
-    </w:p>
-    <w:p>
-      <w:pPr>
-        <w:pStyle w:val="BodyText"/>
-      </w:pPr>
-      <w:r>
-        <w:rPr>
-          <w:b/>
-          <w:bCs/>
-        </w:rPr>
-        <w:t xml:space="preserve">Estimating epidemiological quantities for skin sores in remote Australian communities using interval-censored data</w:t>
-      </w:r>
-      <w:r>
-        <w:br/>
-      </w:r>
-      <w:r>
-        <w:t xml:space="preserve">Australia and New Zealand Industrial Applied Mathematics Conference</w:t>
-      </w:r>
-    </w:p>
-    <w:p>
-      <w:pPr>
-        <w:pStyle w:val="BodyText"/>
-      </w:pPr>
-      <w:r>
-        <w:rPr>
-          <w:i/>
-          <w:iCs/>
-        </w:rPr>
-        <w:t xml:space="preserve">2019</w:t>
-      </w:r>
-    </w:p>
-    <w:p>
-      <w:pPr>
-        <w:pStyle w:val="BodyText"/>
-      </w:pPr>
-      <w:r>
-        <w:rPr>
-          <w:b/>
-          <w:bCs/>
-        </w:rPr>
-        <w:t xml:space="preserve">Estimating epidemiological quantities for skin sores in remote Australian communities using interval-censored data</w:t>
-      </w:r>
-      <w:r>
-        <w:br/>
-      </w:r>
-      <w:r>
-        <w:t xml:space="preserve">NSW-ACT ANZIAM Branch Meeting</w:t>
-      </w:r>
-    </w:p>
-    <w:p>
-      <w:pPr>
-        <w:pStyle w:val="BodyText"/>
-      </w:pPr>
-      <w:r>
-        <w:rPr>
-          <w:i/>
-          <w:iCs/>
-        </w:rPr>
-        <w:t xml:space="preserve">2018</w:t>
-      </w:r>
-    </w:p>
-    <w:p>
-      <w:pPr>
-        <w:pStyle w:val="BodyText"/>
-      </w:pPr>
-      <w:r>
-        <w:rPr>
-          <w:b/>
-          <w:bCs/>
-        </w:rPr>
-        <w:t xml:space="preserve">Coupled models of Group A Streptococcus and Scabies: How likely is eradication?</w:t>
-      </w:r>
-      <w:r>
-        <w:br/>
-      </w:r>
-      <w:r>
-        <w:t xml:space="preserve">PRISM International Conference</w:t>
-      </w:r>
-    </w:p>
-    <w:p>
-      <w:pPr>
-        <w:pStyle w:val="BodyText"/>
-      </w:pPr>
-      <w:r>
-        <w:rPr>
-          <w:i/>
-          <w:iCs/>
-        </w:rPr>
-        <w:t xml:space="preserve">2018</w:t>
-      </w:r>
-    </w:p>
-    <w:p>
-      <w:pPr>
-        <w:pStyle w:val="BodyText"/>
-      </w:pPr>
-      <w:r>
-        <w:rPr>
-          <w:b/>
-          <w:bCs/>
-        </w:rPr>
-        <w:t xml:space="preserve">Investigating the dynamics of coupled epidemiological transmission models with application to Group A Streptococcus and Scabies</w:t>
-      </w:r>
-      <w:r>
-        <w:br/>
-      </w:r>
-      <w:r>
-        <w:t xml:space="preserve">Society for Mathematical Biology Annual Meeting</w:t>
-      </w:r>
-    </w:p>
-    <w:p>
-      <w:pPr>
-        <w:pStyle w:val="BodyText"/>
-      </w:pPr>
-      <w:r>
-        <w:rPr>
-          <w:i/>
-          <w:iCs/>
-        </w:rPr>
-        <w:t xml:space="preserve">2018</w:t>
-      </w:r>
-    </w:p>
-    <w:p>
-      <w:pPr>
-        <w:pStyle w:val="BodyText"/>
-      </w:pPr>
-      <w:r>
-        <w:rPr>
-          <w:b/>
-          <w:bCs/>
-        </w:rPr>
-        <w:t xml:space="preserve">Investigating the dynamics of coupled models with applications to Group A Streptococcus and Scabies</w:t>
-      </w:r>
-      <w:r>
-        <w:br/>
-      </w:r>
-      <w:r>
-        <w:t xml:space="preserve">Australia and New Zealand Industrial Applied Mathematics Conference</w:t>
-      </w:r>
-    </w:p>
-    <w:p>
-      <w:pPr>
-        <w:pStyle w:val="BodyText"/>
-      </w:pPr>
-      <w:r>
-        <w:rPr>
-          <w:i/>
-          <w:iCs/>
-        </w:rPr>
-        <w:t xml:space="preserve">2018</w:t>
-      </w:r>
-    </w:p>
-    <w:p>
-      <w:pPr>
-        <w:pStyle w:val="BodyText"/>
-      </w:pPr>
-      <w:r>
-        <w:rPr>
-          <w:b/>
-          <w:bCs/>
-        </w:rPr>
-        <w:t xml:space="preserve">Quantifying the age of first infection with skin sores in five remote Australian Aboriginal communities</w:t>
-      </w:r>
-      <w:r>
-        <w:br/>
-      </w:r>
-      <w:r>
-        <w:t xml:space="preserve">Lancefield International Symposium on Streptococci and Streptococcal Diseases</w:t>
-      </w:r>
-    </w:p>
-    <w:p>
-      <w:pPr>
-        <w:pStyle w:val="BodyText"/>
-      </w:pPr>
-      <w:r>
-        <w:rPr>
-          <w:i/>
-          <w:iCs/>
-        </w:rPr>
-        <w:t xml:space="preserve">2017</w:t>
-      </w:r>
-    </w:p>
-    <w:p>
-      <w:pPr>
-        <w:pStyle w:val="BodyText"/>
-      </w:pPr>
-      <w:r>
-        <w:rPr>
-          <w:b/>
-          <w:bCs/>
-        </w:rPr>
-        <w:t xml:space="preserve">Investigating the dynamics of coupled models with applications to Group A Streptococcus and Scabies</w:t>
-      </w:r>
-      <w:r>
-        <w:br/>
-      </w:r>
-      <w:r>
-        <w:t xml:space="preserve">PRISM Annual Knowledge Transfer and Training Conference</w:t>
-      </w:r>
-    </w:p>
-    <w:p>
-      <w:pPr>
-        <w:pStyle w:val="BodyText"/>
-      </w:pPr>
-      <w:r>
-        <w:rPr>
-          <w:i/>
-          <w:iCs/>
-        </w:rPr>
-        <w:t xml:space="preserve">2017</w:t>
-      </w:r>
-    </w:p>
-    <w:p>
-      <w:pPr>
-        <w:pStyle w:val="BodyText"/>
-      </w:pPr>
-      <w:r>
-        <w:rPr>
-          <w:b/>
-          <w:bCs/>
-        </w:rPr>
-        <w:t xml:space="preserve">Constructing mathematical models of Group A Streptococcus and Scabies in remote Australian Indigenous communities</w:t>
-      </w:r>
-      <w:r>
-        <w:t xml:space="preserve"> </w:t>
-      </w:r>
-      <w:r>
-        <w:t xml:space="preserve">- Invited Speaker</w:t>
-      </w:r>
-      <w:r>
-        <w:br/>
-      </w:r>
-      <w:r>
-        <w:t xml:space="preserve">Zeeman Institute Seminar Series</w:t>
-      </w:r>
-    </w:p>
-    <w:p>
-      <w:pPr>
-        <w:pStyle w:val="BodyText"/>
-      </w:pPr>
-      <w:r>
-        <w:rPr>
-          <w:i/>
-          <w:iCs/>
-        </w:rPr>
-        <w:t xml:space="preserve">2017</w:t>
-      </w:r>
-    </w:p>
-    <w:p>
-      <w:pPr>
-        <w:pStyle w:val="BodyText"/>
-      </w:pPr>
-      <w:r>
-        <w:rPr>
-          <w:b/>
-          <w:bCs/>
-        </w:rPr>
-        <w:t xml:space="preserve">Developing a model for the transmission and treatment dynamics of scabies infections a high prevalence setting</w:t>
-      </w:r>
-      <w:r>
-        <w:br/>
-      </w:r>
-      <w:r>
-        <w:t xml:space="preserve">Melbourne-Manchester Joint Workshop</w:t>
-      </w:r>
-    </w:p>
-    <w:p>
-      <w:pPr>
-        <w:pStyle w:val="BodyText"/>
-      </w:pPr>
-      <w:r>
-        <w:rPr>
-          <w:i/>
-          <w:iCs/>
-        </w:rPr>
-        <w:t xml:space="preserve">2017</w:t>
-      </w:r>
-    </w:p>
-    <w:p>
-      <w:pPr>
-        <w:pStyle w:val="BodyText"/>
-      </w:pPr>
-      <w:r>
-        <w:rPr>
-          <w:b/>
-          <w:bCs/>
-        </w:rPr>
-        <w:t xml:space="preserve">Developing a model for the transmission of Group A Streptococcus</w:t>
-      </w:r>
-      <w:r>
-        <w:br/>
-      </w:r>
-      <w:r>
-        <w:t xml:space="preserve">Australia and New Zealand Industrial Applied Mathematics Conference</w:t>
-      </w:r>
-    </w:p>
-    <w:p>
-      <w:pPr>
-        <w:pStyle w:val="BodyText"/>
-      </w:pPr>
-      <w:r>
-        <w:rPr>
-          <w:i/>
-          <w:iCs/>
-        </w:rPr>
-        <w:t xml:space="preserve">2017</w:t>
-      </w:r>
-    </w:p>
-    <w:p>
-      <w:pPr>
-        <w:pStyle w:val="BodyText"/>
-      </w:pPr>
-      <w:r>
-        <w:rPr>
-          <w:b/>
-          <w:bCs/>
-        </w:rPr>
-        <w:t xml:space="preserve">Determining the age of first infection from incomplete data</w:t>
-      </w:r>
-      <w:r>
-        <w:br/>
-      </w:r>
-      <w:r>
-        <w:t xml:space="preserve">Modelling Emerging Infections and Neglected Tropical Diseases Workshop</w:t>
-      </w:r>
-    </w:p>
-    <w:p>
-      <w:pPr>
-        <w:pStyle w:val="BodyText"/>
-      </w:pPr>
-      <w:r>
-        <w:rPr>
-          <w:i/>
-          <w:iCs/>
-        </w:rPr>
-        <w:t xml:space="preserve">2016</w:t>
-      </w:r>
-    </w:p>
-    <w:p>
-      <w:pPr>
-        <w:pStyle w:val="BodyText"/>
-      </w:pPr>
-      <w:r>
-        <w:rPr>
-          <w:b/>
-          <w:bCs/>
-        </w:rPr>
-        <w:t xml:space="preserve">Investigating Intervention Intervals for Scabies Infections</w:t>
-      </w:r>
-      <w:r>
-        <w:br/>
-      </w:r>
-      <w:r>
-        <w:t xml:space="preserve">Australia and New Zealand Industrial Applied Mathematics Conference</w:t>
-      </w:r>
-    </w:p>
-    <w:p>
-      <w:pPr>
-        <w:pStyle w:val="BodyText"/>
-      </w:pPr>
-      <w:r>
-        <w:rPr>
-          <w:i/>
-          <w:iCs/>
-        </w:rPr>
-        <w:t xml:space="preserve">2016</w:t>
-      </w:r>
-    </w:p>
-    <w:bookmarkEnd w:id="58"/>
-    <w:bookmarkStart w:id="62" w:name="X1e82c2a6649bab1c469d933c666818f246bb338"/>
-    <w:p>
-      <w:pPr>
-        <w:pStyle w:val="Heading2"/>
-      </w:pPr>
-      <w:r>
-        <w:t xml:space="preserve"> </w:t>
-      </w:r>
-      <w:r>
-        <w:t xml:space="preserve">Teaching</w:t>
-      </w:r>
-    </w:p>
-    <w:bookmarkStart w:id="59" w:name="lecturer"/>
-    <w:p>
-      <w:pPr>
-        <w:pStyle w:val="Heading3"/>
-      </w:pPr>
-      <w:r>
-        <w:t xml:space="preserve">Lecturer</w:t>
-      </w:r>
-    </w:p>
-    <w:p>
-      <w:pPr>
-        <w:pStyle w:val="FirstParagraph"/>
-      </w:pPr>
-      <w:r>
-        <w:t xml:space="preserve">[ETC5513]</w:t>
-      </w:r>
-      <w:r>
-        <w:t xml:space="preserve"> </w:t>
-      </w:r>
-      <w:r>
-        <w:rPr>
-          <w:b/>
-          <w:bCs/>
-        </w:rPr>
-        <w:t xml:space="preserve">Reproducible and Collaborative practices</w:t>
-      </w:r>
-      <w:r>
-        <w:t xml:space="preserve"> </w:t>
-      </w:r>
-      <w:r>
-        <w:t xml:space="preserve">- Chief Examiner</w:t>
+        <w:t xml:space="preserve">Australian and New Zealand Industrial and Applied Mathematics</w:t>
+      </w:r>
+      <w:r>
+        <w:br/>
+      </w:r>
+      <w:r>
+        <w:t xml:space="preserve">Including the Mathematical Biology Special Interest Group</w:t>
+      </w:r>
+    </w:p>
+    <w:p>
+      <w:pPr>
+        <w:pStyle w:val="BodyText"/>
+      </w:pPr>
+      <w:r>
+        <w:rPr>
+          <w:i/>
+          <w:iCs/>
+        </w:rPr>
+        <w:t xml:space="preserve">2015-</w:t>
+      </w:r>
+    </w:p>
+    <w:p>
+      <w:pPr>
+        <w:pStyle w:val="BodyText"/>
+      </w:pPr>
+      <w:r>
+        <w:rPr>
+          <w:b/>
+          <w:bCs/>
+        </w:rPr>
+        <w:t xml:space="preserve">Australian Mathematics Society</w:t>
+      </w:r>
+    </w:p>
+    <w:p>
+      <w:pPr>
+        <w:pStyle w:val="BodyText"/>
+      </w:pPr>
+      <w:r>
+        <w:rPr>
+          <w:i/>
+          <w:iCs/>
+        </w:rPr>
+        <w:t xml:space="preserve">2015-</w:t>
+      </w:r>
+    </w:p>
+    <w:p>
+      <w:pPr>
+        <w:pStyle w:val="BodyText"/>
+      </w:pPr>
+      <w:r>
+        <w:rPr>
+          <w:b/>
+          <w:bCs/>
+        </w:rPr>
+        <w:t xml:space="preserve">Statistical Society of Australia</w:t>
       </w:r>
     </w:p>
     <w:p>
@@ -3877,1297 +5128,7 @@
         <w:t xml:space="preserve">2024-</w:t>
       </w:r>
     </w:p>
-    <w:p>
-      <w:pPr>
-        <w:pStyle w:val="BodyText"/>
-      </w:pPr>
-      <w:r>
-        <w:t xml:space="preserve">[ETC5523]</w:t>
-      </w:r>
-      <w:r>
-        <w:t xml:space="preserve"> </w:t>
-      </w:r>
-      <w:r>
-        <w:rPr>
-          <w:b/>
-          <w:bCs/>
-        </w:rPr>
-        <w:t xml:space="preserve">Communicating with Data</w:t>
-      </w:r>
-      <w:r>
-        <w:t xml:space="preserve"> </w:t>
-      </w:r>
-      <w:r>
-        <w:t xml:space="preserve">- Chief Examiner</w:t>
-      </w:r>
-    </w:p>
-    <w:p>
-      <w:pPr>
-        <w:pStyle w:val="BodyText"/>
-      </w:pPr>
-      <w:r>
-        <w:rPr>
-          <w:i/>
-          <w:iCs/>
-        </w:rPr>
-        <w:t xml:space="preserve">2023-</w:t>
-      </w:r>
-    </w:p>
-    <w:p>
-      <w:pPr>
-        <w:pStyle w:val="BodyText"/>
-      </w:pPr>
-      <w:r>
-        <w:t xml:space="preserve">[ETO5513]</w:t>
-      </w:r>
-      <w:r>
-        <w:t xml:space="preserve"> </w:t>
-      </w:r>
-      <w:r>
-        <w:rPr>
-          <w:b/>
-          <w:bCs/>
-        </w:rPr>
-        <w:t xml:space="preserve">Reproducible and Collaborative practices</w:t>
-      </w:r>
-      <w:r>
-        <w:t xml:space="preserve"> </w:t>
-      </w:r>
-      <w:r>
-        <w:t xml:space="preserve">- Chief Examiner</w:t>
-      </w:r>
-    </w:p>
-    <w:p>
-      <w:pPr>
-        <w:pStyle w:val="BodyText"/>
-      </w:pPr>
-      <w:r>
-        <w:rPr>
-          <w:i/>
-          <w:iCs/>
-        </w:rPr>
-        <w:t xml:space="preserve">2024-</w:t>
-      </w:r>
-    </w:p>
-    <w:p>
-      <w:pPr>
-        <w:pStyle w:val="BodyText"/>
-      </w:pPr>
-      <w:r>
-        <w:t xml:space="preserve">[ETC5512]</w:t>
-      </w:r>
-      <w:r>
-        <w:t xml:space="preserve"> </w:t>
-      </w:r>
-      <w:r>
-        <w:rPr>
-          <w:b/>
-          <w:bCs/>
-        </w:rPr>
-        <w:t xml:space="preserve">Wild-Caught Data</w:t>
-      </w:r>
-    </w:p>
-    <w:p>
-      <w:pPr>
-        <w:pStyle w:val="BodyText"/>
-      </w:pPr>
-      <w:r>
-        <w:rPr>
-          <w:i/>
-          <w:iCs/>
-        </w:rPr>
-        <w:t xml:space="preserve">2022-2023</w:t>
-      </w:r>
-    </w:p>
-    <w:p>
-      <w:pPr>
-        <w:pStyle w:val="BodyText"/>
-      </w:pPr>
-      <w:r>
-        <w:t xml:space="preserve">[ETC5521]</w:t>
-      </w:r>
-      <w:r>
-        <w:t xml:space="preserve"> </w:t>
-      </w:r>
-      <w:r>
-        <w:rPr>
-          <w:b/>
-          <w:bCs/>
-        </w:rPr>
-        <w:t xml:space="preserve">Exploratory Data Analysis</w:t>
-      </w:r>
-    </w:p>
-    <w:p>
-      <w:pPr>
-        <w:pStyle w:val="BodyText"/>
-      </w:pPr>
-      <w:r>
-        <w:rPr>
-          <w:i/>
-          <w:iCs/>
-        </w:rPr>
-        <w:t xml:space="preserve">2022</w:t>
-      </w:r>
-    </w:p>
-    <w:bookmarkEnd w:id="59"/>
-    <w:bookmarkStart w:id="60" w:name="tutor"/>
-    <w:p>
-      <w:pPr>
-        <w:pStyle w:val="Heading3"/>
-      </w:pPr>
-      <w:r>
-        <w:t xml:space="preserve">Tutor</w:t>
-      </w:r>
-    </w:p>
-    <w:p>
-      <w:pPr>
-        <w:pStyle w:val="FirstParagraph"/>
-      </w:pPr>
-      <w:r>
-        <w:t xml:space="preserve">[MAST10016]</w:t>
-      </w:r>
-      <w:r>
-        <w:t xml:space="preserve"> </w:t>
-      </w:r>
-      <w:r>
-        <w:rPr>
-          <w:b/>
-          <w:bCs/>
-        </w:rPr>
-        <w:t xml:space="preserve">Mathematics for Biomedicine</w:t>
-      </w:r>
-    </w:p>
-    <w:p>
-      <w:pPr>
-        <w:pStyle w:val="BodyText"/>
-      </w:pPr>
-      <w:r>
-        <w:rPr>
-          <w:i/>
-          <w:iCs/>
-        </w:rPr>
-        <w:t xml:space="preserve">2016-2019</w:t>
-      </w:r>
-    </w:p>
-    <w:p>
-      <w:pPr>
-        <w:pStyle w:val="BodyText"/>
-      </w:pPr>
-      <w:r>
-        <w:t xml:space="preserve">[MAST30001]</w:t>
-      </w:r>
-      <w:r>
-        <w:t xml:space="preserve"> </w:t>
-      </w:r>
-      <w:r>
-        <w:rPr>
-          <w:b/>
-          <w:bCs/>
-        </w:rPr>
-        <w:t xml:space="preserve">Stochastic Modelling</w:t>
-      </w:r>
-    </w:p>
-    <w:p>
-      <w:pPr>
-        <w:pStyle w:val="BodyText"/>
-      </w:pPr>
-      <w:r>
-        <w:rPr>
-          <w:i/>
-          <w:iCs/>
-        </w:rPr>
-        <w:t xml:space="preserve">2018</w:t>
-      </w:r>
-    </w:p>
-    <w:bookmarkEnd w:id="60"/>
-    <w:bookmarkStart w:id="61" w:name="teaching-service"/>
-    <w:p>
-      <w:pPr>
-        <w:pStyle w:val="Heading3"/>
-      </w:pPr>
-      <w:r>
-        <w:t xml:space="preserve">Teaching Service</w:t>
-      </w:r>
-    </w:p>
-    <w:p>
-      <w:pPr>
-        <w:pStyle w:val="FirstParagraph"/>
-      </w:pPr>
-      <w:r>
-        <w:t xml:space="preserve">[M6036]</w:t>
-      </w:r>
-      <w:r>
-        <w:t xml:space="preserve"> </w:t>
-      </w:r>
-      <w:r>
-        <w:rPr>
-          <w:b/>
-          <w:bCs/>
-        </w:rPr>
-        <w:t xml:space="preserve">Masters of Health Data Analytics</w:t>
-      </w:r>
-      <w:r>
-        <w:t xml:space="preserve"> </w:t>
-      </w:r>
-      <w:r>
-        <w:t xml:space="preserve">- Course Management Committee</w:t>
-      </w:r>
-    </w:p>
-    <w:p>
-      <w:pPr>
-        <w:pStyle w:val="BodyText"/>
-      </w:pPr>
-      <w:r>
-        <w:rPr>
-          <w:i/>
-          <w:iCs/>
-        </w:rPr>
-        <w:t xml:space="preserve">2024-</w:t>
-      </w:r>
-    </w:p>
-    <w:bookmarkEnd w:id="61"/>
-    <w:bookmarkEnd w:id="62"/>
-    <w:bookmarkStart w:id="63" w:name="X5e99631649743b436d3794bfe1aa8be521e44f3"/>
-    <w:p>
-      <w:pPr>
-        <w:pStyle w:val="Heading2"/>
-      </w:pPr>
-      <w:r>
-        <w:t xml:space="preserve"> </w:t>
-      </w:r>
-      <w:r>
-        <w:t xml:space="preserve">Awards</w:t>
-      </w:r>
-    </w:p>
-    <w:p>
-      <w:pPr>
-        <w:pStyle w:val="FirstParagraph"/>
-      </w:pPr>
-      <w:r>
-        <w:rPr>
-          <w:b/>
-          <w:bCs/>
-        </w:rPr>
-        <w:t xml:space="preserve">Fellow of the Higher Education Academy</w:t>
-      </w:r>
-    </w:p>
-    <w:p>
-      <w:pPr>
-        <w:pStyle w:val="BodyText"/>
-      </w:pPr>
-      <w:r>
-        <w:rPr>
-          <w:i/>
-          <w:iCs/>
-        </w:rPr>
-        <w:t xml:space="preserve">2024</w:t>
-      </w:r>
-    </w:p>
-    <w:p>
-      <w:pPr>
-        <w:pStyle w:val="BodyText"/>
-      </w:pPr>
-      <w:r>
-        <w:rPr>
-          <w:b/>
-          <w:bCs/>
-        </w:rPr>
-        <w:t xml:space="preserve">SPECTRUM Annual Meeting</w:t>
-      </w:r>
-      <w:r>
-        <w:t xml:space="preserve"> </w:t>
-      </w:r>
-      <w:r>
-        <w:t xml:space="preserve">- Best Presentation</w:t>
-      </w:r>
-    </w:p>
-    <w:p>
-      <w:pPr>
-        <w:pStyle w:val="BodyText"/>
-      </w:pPr>
-      <w:r>
-        <w:rPr>
-          <w:i/>
-          <w:iCs/>
-        </w:rPr>
-        <w:t xml:space="preserve">2024</w:t>
-      </w:r>
-    </w:p>
-    <w:p>
-      <w:pPr>
-        <w:pStyle w:val="BodyText"/>
-      </w:pPr>
-      <w:r>
-        <w:rPr>
-          <w:b/>
-          <w:bCs/>
-        </w:rPr>
-        <w:t xml:space="preserve">University of Melbourne Faculty of Engineering and Information Technology Excellence Award in Interdisciplinary Research</w:t>
-      </w:r>
-    </w:p>
-    <w:p>
-      <w:pPr>
-        <w:pStyle w:val="BodyText"/>
-      </w:pPr>
-      <w:r>
-        <w:rPr>
-          <w:i/>
-          <w:iCs/>
-        </w:rPr>
-        <w:t xml:space="preserve">2021</w:t>
-      </w:r>
-    </w:p>
-    <w:p>
-      <w:pPr>
-        <w:pStyle w:val="BodyText"/>
-      </w:pPr>
-      <w:r>
-        <w:rPr>
-          <w:b/>
-          <w:bCs/>
-        </w:rPr>
-        <w:t xml:space="preserve">IPAA Spirit of Service Awards</w:t>
-      </w:r>
-      <w:r>
-        <w:t xml:space="preserve"> </w:t>
-      </w:r>
-      <w:r>
-        <w:t xml:space="preserve">- Finalist</w:t>
-      </w:r>
-    </w:p>
-    <w:p>
-      <w:pPr>
-        <w:pStyle w:val="BodyText"/>
-      </w:pPr>
-      <w:r>
-        <w:rPr>
-          <w:i/>
-          <w:iCs/>
-        </w:rPr>
-        <w:t xml:space="preserve">2021</w:t>
-      </w:r>
-    </w:p>
-    <w:p>
-      <w:pPr>
-        <w:pStyle w:val="BodyText"/>
-      </w:pPr>
-      <w:r>
-        <w:rPr>
-          <w:b/>
-          <w:bCs/>
-        </w:rPr>
-        <w:t xml:space="preserve">Engagement Australia Excellence Awards - Outstanding Engagement for Research Impact</w:t>
-      </w:r>
-      <w:r>
-        <w:t xml:space="preserve"> </w:t>
-      </w:r>
-      <w:r>
-        <w:t xml:space="preserve">- Finalist</w:t>
-      </w:r>
-    </w:p>
-    <w:p>
-      <w:pPr>
-        <w:pStyle w:val="BodyText"/>
-      </w:pPr>
-      <w:r>
-        <w:rPr>
-          <w:i/>
-          <w:iCs/>
-        </w:rPr>
-        <w:t xml:space="preserve">2021</w:t>
-      </w:r>
-    </w:p>
-    <w:p>
-      <w:pPr>
-        <w:pStyle w:val="BodyText"/>
-      </w:pPr>
-      <w:r>
-        <w:rPr>
-          <w:b/>
-          <w:bCs/>
-        </w:rPr>
-        <w:t xml:space="preserve">Top Poster Award - European Congress of Clinical Microbiology &amp; Infectious Diseases</w:t>
-      </w:r>
-    </w:p>
-    <w:p>
-      <w:pPr>
-        <w:pStyle w:val="BodyText"/>
-      </w:pPr>
-      <w:r>
-        <w:rPr>
-          <w:i/>
-          <w:iCs/>
-        </w:rPr>
-        <w:t xml:space="preserve">2021</w:t>
-      </w:r>
-    </w:p>
-    <w:p>
-      <w:pPr>
-        <w:pStyle w:val="BodyText"/>
-      </w:pPr>
-      <w:r>
-        <w:rPr>
-          <w:b/>
-          <w:bCs/>
-        </w:rPr>
-        <w:t xml:space="preserve">IPAA Victoria Leadership in the Public Sector Awards</w:t>
-      </w:r>
-      <w:r>
-        <w:t xml:space="preserve"> </w:t>
-      </w:r>
-      <w:r>
-        <w:t xml:space="preserve">- Finalist</w:t>
-      </w:r>
-    </w:p>
-    <w:p>
-      <w:pPr>
-        <w:pStyle w:val="BodyText"/>
-      </w:pPr>
-      <w:r>
-        <w:rPr>
-          <w:i/>
-          <w:iCs/>
-        </w:rPr>
-        <w:t xml:space="preserve">2021</w:t>
-      </w:r>
-    </w:p>
-    <w:p>
-      <w:pPr>
-        <w:pStyle w:val="BodyText"/>
-      </w:pPr>
-      <w:r>
-        <w:rPr>
-          <w:b/>
-          <w:bCs/>
-        </w:rPr>
-        <w:t xml:space="preserve">Best PhD Student Presentation - PRISM² Annual Conference</w:t>
-      </w:r>
-    </w:p>
-    <w:p>
-      <w:pPr>
-        <w:pStyle w:val="BodyText"/>
-      </w:pPr>
-      <w:r>
-        <w:rPr>
-          <w:i/>
-          <w:iCs/>
-        </w:rPr>
-        <w:t xml:space="preserve">2017</w:t>
-      </w:r>
-    </w:p>
-    <w:p>
-      <w:pPr>
-        <w:pStyle w:val="BodyText"/>
-      </w:pPr>
-      <w:r>
-        <w:rPr>
-          <w:b/>
-          <w:bCs/>
-        </w:rPr>
-        <w:t xml:space="preserve">Applied Probability Trust Prize</w:t>
-      </w:r>
-      <w:r>
-        <w:t xml:space="preserve"> </w:t>
-      </w:r>
-      <w:r>
-        <w:t xml:space="preserve">- for best Applied Mathematics Postgraduate Thesis</w:t>
-      </w:r>
-    </w:p>
-    <w:p>
-      <w:pPr>
-        <w:pStyle w:val="BodyText"/>
-      </w:pPr>
-      <w:r>
-        <w:rPr>
-          <w:i/>
-          <w:iCs/>
-        </w:rPr>
-        <w:t xml:space="preserve">2016</w:t>
-      </w:r>
-    </w:p>
-    <w:p>
-      <w:pPr>
-        <w:pStyle w:val="BodyText"/>
-      </w:pPr>
-      <w:r>
-        <w:rPr>
-          <w:b/>
-          <w:bCs/>
-        </w:rPr>
-        <w:t xml:space="preserve">Australian Postgraduate Award</w:t>
-      </w:r>
-    </w:p>
-    <w:p>
-      <w:pPr>
-        <w:pStyle w:val="BodyText"/>
-      </w:pPr>
-      <w:r>
-        <w:rPr>
-          <w:i/>
-          <w:iCs/>
-        </w:rPr>
-        <w:t xml:space="preserve">2015</w:t>
-      </w:r>
-    </w:p>
-    <w:p>
-      <w:pPr>
-        <w:pStyle w:val="BodyText"/>
-      </w:pPr>
-      <w:r>
-        <w:rPr>
-          <w:b/>
-          <w:bCs/>
-        </w:rPr>
-        <w:t xml:space="preserve">Dean’s Commendation for Thesis Excellence</w:t>
-      </w:r>
-    </w:p>
-    <w:p>
-      <w:pPr>
-        <w:pStyle w:val="BodyText"/>
-      </w:pPr>
-      <w:r>
-        <w:rPr>
-          <w:i/>
-          <w:iCs/>
-        </w:rPr>
-        <w:t xml:space="preserve">2015</w:t>
-      </w:r>
-    </w:p>
-    <w:bookmarkEnd w:id="63"/>
-    <w:bookmarkStart w:id="64" w:name="X5c8491afe5900a0c8014662d12f5cc28359123b"/>
-    <w:p>
-      <w:pPr>
-        <w:pStyle w:val="Heading2"/>
-      </w:pPr>
-      <w:r>
-        <w:t xml:space="preserve"> </w:t>
-      </w:r>
-      <w:r>
-        <w:t xml:space="preserve">Academic Service &amp; Community Engagement</w:t>
-      </w:r>
-    </w:p>
-    <w:p>
-      <w:pPr>
-        <w:pStyle w:val="FirstParagraph"/>
-      </w:pPr>
-      <w:r>
-        <w:rPr>
-          <w:b/>
-          <w:bCs/>
-        </w:rPr>
-        <w:t xml:space="preserve">Equity Diversity &amp; Social Inclusion Committee</w:t>
-      </w:r>
-      <w:r>
-        <w:br/>
-      </w:r>
-      <w:r>
-        <w:t xml:space="preserve">Department representative</w:t>
-      </w:r>
-    </w:p>
-    <w:p>
-      <w:pPr>
-        <w:pStyle w:val="BodyText"/>
-      </w:pPr>
-      <w:r>
-        <w:rPr>
-          <w:i/>
-          <w:iCs/>
-        </w:rPr>
-        <w:t xml:space="preserve">2024-</w:t>
-      </w:r>
-    </w:p>
-    <w:p>
-      <w:pPr>
-        <w:pStyle w:val="BodyText"/>
-      </w:pPr>
-      <w:r>
-        <w:rPr>
-          <w:b/>
-          <w:bCs/>
-        </w:rPr>
-        <w:t xml:space="preserve">International Conference on Prevention and Infection Control</w:t>
-      </w:r>
-      <w:r>
-        <w:br/>
-      </w:r>
-      <w:r>
-        <w:t xml:space="preserve">Abstract Reviewer</w:t>
-      </w:r>
-    </w:p>
-    <w:p>
-      <w:pPr>
-        <w:pStyle w:val="BodyText"/>
-      </w:pPr>
-      <w:r>
-        <w:rPr>
-          <w:i/>
-          <w:iCs/>
-        </w:rPr>
-        <w:t xml:space="preserve">2025</w:t>
-      </w:r>
-    </w:p>
-    <w:p>
-      <w:pPr>
-        <w:pStyle w:val="BodyText"/>
-      </w:pPr>
-      <w:r>
-        <w:rPr>
-          <w:b/>
-          <w:bCs/>
-        </w:rPr>
-        <w:t xml:space="preserve">SPECTRUM Annual Meeting</w:t>
-      </w:r>
-      <w:r>
-        <w:br/>
-      </w:r>
-      <w:r>
-        <w:t xml:space="preserve">Organising committee</w:t>
-      </w:r>
-    </w:p>
-    <w:p>
-      <w:pPr>
-        <w:pStyle w:val="BodyText"/>
-      </w:pPr>
-      <w:r>
-        <w:rPr>
-          <w:i/>
-          <w:iCs/>
-        </w:rPr>
-        <w:t xml:space="preserve">2024</w:t>
-      </w:r>
-    </w:p>
-    <w:p>
-      <w:pPr>
-        <w:pStyle w:val="BodyText"/>
-      </w:pPr>
-      <w:r>
-        <w:rPr>
-          <w:b/>
-          <w:bCs/>
-        </w:rPr>
-        <w:t xml:space="preserve">SPARK Short Course in Mathematical Diseases Modelling</w:t>
-      </w:r>
-      <w:r>
-        <w:t xml:space="preserve"> </w:t>
-      </w:r>
-      <w:r>
-        <w:t xml:space="preserve">- OUCRU</w:t>
-      </w:r>
-      <w:r>
-        <w:br/>
-      </w:r>
-      <w:r>
-        <w:t xml:space="preserve">Facilitator</w:t>
-      </w:r>
-    </w:p>
-    <w:p>
-      <w:pPr>
-        <w:pStyle w:val="BodyText"/>
-      </w:pPr>
-      <w:r>
-        <w:rPr>
-          <w:i/>
-          <w:iCs/>
-        </w:rPr>
-        <w:t xml:space="preserve">2023</w:t>
-      </w:r>
-    </w:p>
-    <w:p>
-      <w:pPr>
-        <w:pStyle w:val="BodyText"/>
-      </w:pPr>
-      <w:r>
-        <w:rPr>
-          <w:b/>
-          <w:bCs/>
-        </w:rPr>
-        <w:t xml:space="preserve">International Conference on Prevention and Infection Control</w:t>
-      </w:r>
-      <w:r>
-        <w:br/>
-      </w:r>
-      <w:r>
-        <w:t xml:space="preserve">Abstract Reviewer</w:t>
-      </w:r>
-    </w:p>
-    <w:p>
-      <w:pPr>
-        <w:pStyle w:val="BodyText"/>
-      </w:pPr>
-      <w:r>
-        <w:rPr>
-          <w:i/>
-          <w:iCs/>
-        </w:rPr>
-        <w:t xml:space="preserve">2023</w:t>
-      </w:r>
-    </w:p>
-    <w:p>
-      <w:pPr>
-        <w:pStyle w:val="BodyText"/>
-      </w:pPr>
-      <w:r>
-        <w:rPr>
-          <w:b/>
-          <w:bCs/>
-        </w:rPr>
-        <w:t xml:space="preserve">Maths in Industry Study Group</w:t>
-      </w:r>
-      <w:r>
-        <w:t xml:space="preserve"> </w:t>
-      </w:r>
-      <w:r>
-        <w:t xml:space="preserve">- NSW Health</w:t>
-      </w:r>
-      <w:r>
-        <w:br/>
-      </w:r>
-      <w:r>
-        <w:t xml:space="preserve">Moderator</w:t>
-      </w:r>
-    </w:p>
-    <w:p>
-      <w:pPr>
-        <w:pStyle w:val="BodyText"/>
-      </w:pPr>
-      <w:r>
-        <w:rPr>
-          <w:i/>
-          <w:iCs/>
-        </w:rPr>
-        <w:t xml:space="preserve">2023</w:t>
-      </w:r>
-    </w:p>
-    <w:p>
-      <w:pPr>
-        <w:pStyle w:val="BodyText"/>
-      </w:pPr>
-      <w:r>
-        <w:rPr>
-          <w:b/>
-          <w:bCs/>
-        </w:rPr>
-        <w:t xml:space="preserve">WOMBAT Communicating with Data Workshop</w:t>
-      </w:r>
-      <w:r>
-        <w:br/>
-      </w:r>
-      <w:r>
-        <w:t xml:space="preserve">Organising Committee</w:t>
-      </w:r>
-    </w:p>
-    <w:p>
-      <w:pPr>
-        <w:pStyle w:val="BodyText"/>
-      </w:pPr>
-      <w:r>
-        <w:rPr>
-          <w:i/>
-          <w:iCs/>
-        </w:rPr>
-        <w:t xml:space="preserve">2023</w:t>
-      </w:r>
-    </w:p>
-    <w:p>
-      <w:pPr>
-        <w:pStyle w:val="BodyText"/>
-      </w:pPr>
-      <w:r>
-        <w:rPr>
-          <w:b/>
-          <w:bCs/>
-        </w:rPr>
-        <w:t xml:space="preserve">Australian and New Zealand Industrial and Applied Mathematics Executive Committee</w:t>
-      </w:r>
-      <w:r>
-        <w:br/>
-      </w:r>
-      <w:r>
-        <w:t xml:space="preserve">Treasurer</w:t>
-      </w:r>
-    </w:p>
-    <w:p>
-      <w:pPr>
-        <w:pStyle w:val="BodyText"/>
-      </w:pPr>
-      <w:r>
-        <w:rPr>
-          <w:i/>
-          <w:iCs/>
-        </w:rPr>
-        <w:t xml:space="preserve">2022-</w:t>
-      </w:r>
-    </w:p>
-    <w:p>
-      <w:pPr>
-        <w:pStyle w:val="BodyText"/>
-      </w:pPr>
-      <w:r>
-        <w:rPr>
-          <w:b/>
-          <w:bCs/>
-        </w:rPr>
-        <w:t xml:space="preserve">Australian and New Zealand Industrial and Applied Mathematics Executive Committee</w:t>
-      </w:r>
-      <w:r>
-        <w:br/>
-      </w:r>
-      <w:r>
-        <w:t xml:space="preserve">Early Career Representative</w:t>
-      </w:r>
-    </w:p>
-    <w:p>
-      <w:pPr>
-        <w:pStyle w:val="BodyText"/>
-      </w:pPr>
-      <w:r>
-        <w:rPr>
-          <w:i/>
-          <w:iCs/>
-        </w:rPr>
-        <w:t xml:space="preserve">2021-2022</w:t>
-      </w:r>
-    </w:p>
-    <w:p>
-      <w:pPr>
-        <w:pStyle w:val="BodyText"/>
-      </w:pPr>
-      <w:r>
-        <w:rPr>
-          <w:b/>
-          <w:bCs/>
-        </w:rPr>
-        <w:t xml:space="preserve">SPECTRUM-SPARK Early Career Researcher Committee</w:t>
-      </w:r>
-      <w:r>
-        <w:br/>
-      </w:r>
-      <w:r>
-        <w:t xml:space="preserve">Chair</w:t>
-      </w:r>
-    </w:p>
-    <w:p>
-      <w:pPr>
-        <w:pStyle w:val="BodyText"/>
-      </w:pPr>
-      <w:r>
-        <w:rPr>
-          <w:i/>
-          <w:iCs/>
-        </w:rPr>
-        <w:t xml:space="preserve">2022-</w:t>
-      </w:r>
-    </w:p>
-    <w:p>
-      <w:pPr>
-        <w:pStyle w:val="BodyText"/>
-      </w:pPr>
-      <w:r>
-        <w:rPr>
-          <w:b/>
-          <w:bCs/>
-        </w:rPr>
-        <w:t xml:space="preserve">SPARK Short Course in Mathematical Diseases Modelling</w:t>
-      </w:r>
-      <w:r>
-        <w:t xml:space="preserve"> </w:t>
-      </w:r>
-      <w:r>
-        <w:t xml:space="preserve">- Mahidol University</w:t>
-      </w:r>
-      <w:r>
-        <w:br/>
-      </w:r>
-      <w:r>
-        <w:t xml:space="preserve">Facilitator</w:t>
-      </w:r>
-    </w:p>
-    <w:p>
-      <w:pPr>
-        <w:pStyle w:val="BodyText"/>
-      </w:pPr>
-      <w:r>
-        <w:rPr>
-          <w:i/>
-          <w:iCs/>
-        </w:rPr>
-        <w:t xml:space="preserve">2022</w:t>
-      </w:r>
-    </w:p>
-    <w:p>
-      <w:pPr>
-        <w:pStyle w:val="BodyText"/>
-      </w:pPr>
-      <w:r>
-        <w:rPr>
-          <w:b/>
-          <w:bCs/>
-        </w:rPr>
-        <w:t xml:space="preserve">Research Tools Workshop in R</w:t>
-      </w:r>
-      <w:r>
-        <w:br/>
-      </w:r>
-      <w:r>
-        <w:t xml:space="preserve">Facilitator</w:t>
-      </w:r>
-    </w:p>
-    <w:p>
-      <w:pPr>
-        <w:pStyle w:val="BodyText"/>
-      </w:pPr>
-      <w:r>
-        <w:rPr>
-          <w:i/>
-          <w:iCs/>
-        </w:rPr>
-        <w:t xml:space="preserve">2022</w:t>
-      </w:r>
-    </w:p>
-    <w:p>
-      <w:pPr>
-        <w:pStyle w:val="BodyText"/>
-      </w:pPr>
-      <w:r>
-        <w:rPr>
-          <w:b/>
-          <w:bCs/>
-        </w:rPr>
-        <w:t xml:space="preserve">Mathematical Biology Special Interest Group</w:t>
-      </w:r>
-      <w:r>
-        <w:br/>
-      </w:r>
-      <w:r>
-        <w:t xml:space="preserve">Treasurer</w:t>
-      </w:r>
-    </w:p>
-    <w:p>
-      <w:pPr>
-        <w:pStyle w:val="BodyText"/>
-      </w:pPr>
-      <w:r>
-        <w:rPr>
-          <w:i/>
-          <w:iCs/>
-        </w:rPr>
-        <w:t xml:space="preserve">2019-2022</w:t>
-      </w:r>
-    </w:p>
-    <w:p>
-      <w:pPr>
-        <w:pStyle w:val="BodyText"/>
-      </w:pPr>
-      <w:r>
-        <w:rPr>
-          <w:b/>
-          <w:bCs/>
-        </w:rPr>
-        <w:t xml:space="preserve">ANZIAM 2021 Conference</w:t>
-      </w:r>
-      <w:r>
-        <w:br/>
-      </w:r>
-      <w:r>
-        <w:t xml:space="preserve">Organising Committee (Treasurer)</w:t>
-      </w:r>
-    </w:p>
-    <w:p>
-      <w:pPr>
-        <w:pStyle w:val="BodyText"/>
-      </w:pPr>
-      <w:r>
-        <w:rPr>
-          <w:i/>
-          <w:iCs/>
-        </w:rPr>
-        <w:t xml:space="preserve">2020-2021</w:t>
-      </w:r>
-    </w:p>
-    <w:p>
-      <w:pPr>
-        <w:pStyle w:val="BodyText"/>
-      </w:pPr>
-      <w:r>
-        <w:rPr>
-          <w:b/>
-          <w:bCs/>
-        </w:rPr>
-        <w:t xml:space="preserve">Computational Biology Research Initiative</w:t>
-      </w:r>
-      <w:r>
-        <w:t xml:space="preserve"> </w:t>
-      </w:r>
-      <w:r>
-        <w:t xml:space="preserve">- The University of Melbourne</w:t>
-      </w:r>
-      <w:r>
-        <w:br/>
-      </w:r>
-      <w:r>
-        <w:t xml:space="preserve">Postgraduate Representative</w:t>
-      </w:r>
-    </w:p>
-    <w:p>
-      <w:pPr>
-        <w:pStyle w:val="BodyText"/>
-      </w:pPr>
-      <w:r>
-        <w:rPr>
-          <w:i/>
-          <w:iCs/>
-        </w:rPr>
-        <w:t xml:space="preserve">2017</w:t>
-      </w:r>
-    </w:p>
-    <w:p>
-      <w:pPr>
-        <w:pStyle w:val="BodyText"/>
-      </w:pPr>
-      <w:r>
-        <w:rPr>
-          <w:b/>
-          <w:bCs/>
-        </w:rPr>
-        <w:t xml:space="preserve">Computational Biology Postgraduate Sports Group</w:t>
-      </w:r>
-      <w:r>
-        <w:t xml:space="preserve"> </w:t>
-      </w:r>
-      <w:r>
-        <w:t xml:space="preserve">- The University of Melbourne</w:t>
-      </w:r>
-      <w:r>
-        <w:br/>
-      </w:r>
-      <w:r>
-        <w:t xml:space="preserve">Secretary</w:t>
-      </w:r>
-    </w:p>
-    <w:p>
-      <w:pPr>
-        <w:pStyle w:val="BodyText"/>
-      </w:pPr>
-      <w:r>
-        <w:rPr>
-          <w:i/>
-          <w:iCs/>
-        </w:rPr>
-        <w:t xml:space="preserve">2017-2018</w:t>
-      </w:r>
-    </w:p>
-    <w:p>
-      <w:pPr>
-        <w:pStyle w:val="BodyText"/>
-      </w:pPr>
-      <w:r>
-        <w:rPr>
-          <w:b/>
-          <w:bCs/>
-        </w:rPr>
-        <w:t xml:space="preserve">Maths in Industry Study Group</w:t>
-      </w:r>
-      <w:r>
-        <w:br/>
-      </w:r>
-      <w:r>
-        <w:t xml:space="preserve">Participant</w:t>
-      </w:r>
-    </w:p>
-    <w:p>
-      <w:pPr>
-        <w:pStyle w:val="BodyText"/>
-      </w:pPr>
-      <w:r>
-        <w:rPr>
-          <w:i/>
-          <w:iCs/>
-        </w:rPr>
-        <w:t xml:space="preserve">2017, 2018, 2019</w:t>
-      </w:r>
-    </w:p>
-    <w:p>
-      <w:pPr>
-        <w:pStyle w:val="BodyText"/>
-      </w:pPr>
-      <w:r>
-        <w:rPr>
-          <w:b/>
-          <w:bCs/>
-        </w:rPr>
-        <w:t xml:space="preserve">The ConocoPhillips Science Experience</w:t>
-      </w:r>
-      <w:r>
-        <w:t xml:space="preserve"> </w:t>
-      </w:r>
-      <w:r>
-        <w:t xml:space="preserve">- The University of Melbourne</w:t>
-      </w:r>
-      <w:r>
-        <w:br/>
-      </w:r>
-      <w:r>
-        <w:t xml:space="preserve">Activity Organiser</w:t>
-      </w:r>
-    </w:p>
-    <w:p>
-      <w:pPr>
-        <w:pStyle w:val="BodyText"/>
-      </w:pPr>
-      <w:r>
-        <w:rPr>
-          <w:i/>
-          <w:iCs/>
-        </w:rPr>
-        <w:t xml:space="preserve">2016-2018</w:t>
-      </w:r>
-    </w:p>
-    <w:p>
-      <w:pPr>
-        <w:pStyle w:val="BodyText"/>
-      </w:pPr>
-      <w:r>
-        <w:rPr>
-          <w:b/>
-          <w:bCs/>
-        </w:rPr>
-        <w:t xml:space="preserve">Mathematicians in Schools</w:t>
-      </w:r>
-      <w:r>
-        <w:t xml:space="preserve"> </w:t>
-      </w:r>
-      <w:r>
-        <w:t xml:space="preserve">- CSIRO</w:t>
-      </w:r>
-      <w:r>
-        <w:br/>
-      </w:r>
-      <w:r>
-        <w:t xml:space="preserve">Project Supervisor/Mentor</w:t>
-      </w:r>
-    </w:p>
-    <w:p>
-      <w:pPr>
-        <w:pStyle w:val="BodyText"/>
-      </w:pPr>
-      <w:r>
-        <w:rPr>
-          <w:i/>
-          <w:iCs/>
-        </w:rPr>
-        <w:t xml:space="preserve">2016-2018</w:t>
-      </w:r>
-    </w:p>
-    <w:p>
-      <w:pPr>
-        <w:pStyle w:val="BodyText"/>
-      </w:pPr>
-      <w:r>
-        <w:rPr>
-          <w:b/>
-          <w:bCs/>
-        </w:rPr>
-        <w:t xml:space="preserve">Reviewer</w:t>
-      </w:r>
-      <w:r>
-        <w:br/>
-      </w:r>
-      <w:r>
-        <w:t xml:space="preserve">PLoS Computational Biology; Scientific Reports; Journal of Applied Mathematics; Journal of Statistical Software; Epidemiology &amp; Infection; Mathematics; Medical Journal of Australia; International Tropical Health; Journal of Antimicrobial Resistance; The R Journal</w:t>
-      </w:r>
-    </w:p>
     <w:bookmarkEnd w:id="64"/>
-    <w:bookmarkStart w:id="65" w:name="Xa2af00de5b11de34619de775357a305ba94963c"/>
-    <w:p>
-      <w:pPr>
-        <w:pStyle w:val="Heading2"/>
-      </w:pPr>
-      <w:r>
-        <w:t xml:space="preserve"> </w:t>
-      </w:r>
-      <w:r>
-        <w:t xml:space="preserve">Professional Memberships</w:t>
-      </w:r>
-    </w:p>
-    <w:p>
-      <w:pPr>
-        <w:pStyle w:val="FirstParagraph"/>
-      </w:pPr>
-      <w:r>
-        <w:rPr>
-          <w:b/>
-          <w:bCs/>
-        </w:rPr>
-        <w:t xml:space="preserve">Australian and New Zealand Industrial and Applied Mathematics</w:t>
-      </w:r>
-      <w:r>
-        <w:br/>
-      </w:r>
-      <w:r>
-        <w:t xml:space="preserve">Including the Mathematical Biology Special Interest Group</w:t>
-      </w:r>
-    </w:p>
-    <w:p>
-      <w:pPr>
-        <w:pStyle w:val="BodyText"/>
-      </w:pPr>
-      <w:r>
-        <w:rPr>
-          <w:i/>
-          <w:iCs/>
-        </w:rPr>
-        <w:t xml:space="preserve">2015-</w:t>
-      </w:r>
-    </w:p>
-    <w:p>
-      <w:pPr>
-        <w:pStyle w:val="BodyText"/>
-      </w:pPr>
-      <w:r>
-        <w:rPr>
-          <w:b/>
-          <w:bCs/>
-        </w:rPr>
-        <w:t xml:space="preserve">Australian Mathematics Society</w:t>
-      </w:r>
-    </w:p>
-    <w:p>
-      <w:pPr>
-        <w:pStyle w:val="BodyText"/>
-      </w:pPr>
-      <w:r>
-        <w:rPr>
-          <w:i/>
-          <w:iCs/>
-        </w:rPr>
-        <w:t xml:space="preserve">2015-</w:t>
-      </w:r>
-    </w:p>
-    <w:p>
-      <w:pPr>
-        <w:pStyle w:val="BodyText"/>
-      </w:pPr>
-      <w:r>
-        <w:rPr>
-          <w:b/>
-          <w:bCs/>
-        </w:rPr>
-        <w:t xml:space="preserve">Statistical Society of Australia</w:t>
-      </w:r>
-    </w:p>
-    <w:p>
-      <w:pPr>
-        <w:pStyle w:val="BodyText"/>
-      </w:pPr>
-      <w:r>
-        <w:rPr>
-          <w:i/>
-          <w:iCs/>
-        </w:rPr>
-        <w:t xml:space="preserve">2024-</w:t>
-      </w:r>
-    </w:p>
-    <w:bookmarkEnd w:id="65"/>
     <w:sectPr>
       <w:footnotePr>
         <w:numRestart w:val="eachSect"/>

--- a/cv/index.docx
+++ b/cv/index.docx
@@ -1806,7 +1806,7 @@
     </w:p>
     <w:bookmarkEnd w:id="36"/>
     <w:bookmarkEnd w:id="37"/>
-    <w:bookmarkStart w:id="55" w:name="X267f4189db1be113793c74907e06763d488f005"/>
+    <w:bookmarkStart w:id="57" w:name="X267f4189db1be113793c74907e06763d488f005"/>
     <w:p>
       <w:pPr>
         <w:pStyle w:val="Heading2"/>
@@ -1818,7 +1818,7 @@
         <w:t xml:space="preserve">Software</w:t>
       </w:r>
     </w:p>
-    <w:bookmarkStart w:id="50" w:name="r-packages"/>
+    <w:bookmarkStart w:id="52" w:name="r-packages"/>
     <w:p>
       <w:pPr>
         <w:pStyle w:val="Heading3"/>
@@ -2266,6 +2266,122 @@
           <w:b/>
           <w:bCs/>
         </w:rPr>
+        <w:t xml:space="preserve">rjsf</w:t>
+      </w:r>
+      <w:r>
+        <w:br/>
+      </w:r>
+      <w:r>
+        <w:t xml:space="preserve">An R interface to Jump-Switch-Flow (JSF), a hybrid</w:t>
+      </w:r>
+      <w:r>
+        <w:t xml:space="preserve"> </w:t>
+      </w:r>
+      <w:r>
+        <w:t xml:space="preserve">simulation framework for compartmental reaction models that combines</w:t>
+      </w:r>
+      <w:r>
+        <w:t xml:space="preserve"> </w:t>
+      </w:r>
+      <w:r>
+        <w:t xml:space="preserve">stochastic jump dynamics at low population sizes with deterministic flow</w:t>
+      </w:r>
+      <w:r>
+        <w:t xml:space="preserve"> </w:t>
+      </w:r>
+      <w:r>
+        <w:t xml:space="preserve">dynamics at high population sizes. Simulations are performed using the</w:t>
+      </w:r>
+      <w:r>
+        <w:t xml:space="preserve"> </w:t>
+      </w:r>
+      <w:r>
+        <w:t xml:space="preserve">‘jsf’</w:t>
+      </w:r>
+      <w:r>
+        <w:t xml:space="preserve"> </w:t>
+      </w:r>
+      <w:r>
+        <w:t xml:space="preserve">backend for</w:t>
+      </w:r>
+      <w:r>
+        <w:t xml:space="preserve"> </w:t>
+      </w:r>
+      <w:r>
+        <w:t xml:space="preserve">‘Python’</w:t>
+      </w:r>
+      <w:r>
+        <w:t xml:space="preserve"> </w:t>
+      </w:r>
+      <w:r>
+        <w:t xml:space="preserve">through</w:t>
+      </w:r>
+      <w:r>
+        <w:t xml:space="preserve"> </w:t>
+      </w:r>
+      <w:r>
+        <w:t xml:space="preserve">‘reticulate’</w:t>
+      </w:r>
+      <w:r>
+        <w:t xml:space="preserve">, with structured R outputs</w:t>
+      </w:r>
+      <w:r>
+        <w:t xml:space="preserve"> </w:t>
+      </w:r>
+      <w:r>
+        <w:t xml:space="preserve">for inspection, summary, and plotting. The underlying methodology is</w:t>
+      </w:r>
+      <w:r>
+        <w:t xml:space="preserve"> </w:t>
+      </w:r>
+      <w:r>
+        <w:t xml:space="preserve">described in Germano et al. (2026)</w:t>
+      </w:r>
+      <w:r>
+        <w:t xml:space="preserve"> </w:t>
+      </w:r>
+      <w:hyperlink r:id="rId49">
+        <w:r>
+          <w:rPr>
+            <w:rStyle w:val="Hyperlink"/>
+          </w:rPr>
+          <w:t xml:space="preserve">doi:10.1007/s00285-026-02409-y</w:t>
+        </w:r>
+      </w:hyperlink>
+      <w:r>
+        <w:t xml:space="preserve">.</w:t>
+      </w:r>
+      <w:r>
+        <w:br/>
+      </w:r>
+      <w:r>
+        <w:t xml:space="preserve">Coauthors: Thanh Long Vu, Domenic Germano, Michael Lydeamore</w:t>
+      </w:r>
+    </w:p>
+    <w:p>
+      <w:pPr>
+        <w:pStyle w:val="BodyText"/>
+      </w:pPr>
+      <w:hyperlink r:id="rId50">
+        <w:r>
+          <w:rPr>
+            <w:rStyle w:val="Hyperlink"/>
+            <w:i/>
+            <w:iCs/>
+          </w:rPr>
+          <w:t xml:space="preserve">CRAN</w:t>
+        </w:r>
+      </w:hyperlink>
+    </w:p>
+    <w:p>
+      <w:pPr>
+        <w:pStyle w:val="BodyText"/>
+      </w:pPr>
+      <w:r>
+        <w:rPr>
+          <w:b/>
+          <w:bCs/>
+        </w:rPr>
         <w:t xml:space="preserve">spiderorchid</w:t>
       </w:r>
       <w:r>
@@ -2285,7 +2401,7 @@
       <w:pPr>
         <w:pStyle w:val="BodyText"/>
       </w:pPr>
-      <w:hyperlink r:id="rId49">
+      <w:hyperlink r:id="rId51">
         <w:r>
           <w:rPr>
             <w:rStyle w:val="Hyperlink"/>
@@ -2296,8 +2412,8 @@
         </w:r>
       </w:hyperlink>
     </w:p>
-    <w:bookmarkEnd w:id="50"/>
-    <w:bookmarkStart w:id="54" w:name="vs-code-extensions"/>
+    <w:bookmarkEnd w:id="52"/>
+    <w:bookmarkStart w:id="56" w:name="vs-code-extensions"/>
     <w:p>
       <w:pPr>
         <w:pStyle w:val="Heading3"/>
@@ -2328,84 +2444,6 @@
       </w:r>
       <w:r>
         <w:t xml:space="preserve">Version 0.1.3</w:t>
-      </w:r>
-    </w:p>
-    <w:p>
-      <w:pPr>
-        <w:pStyle w:val="BodyText"/>
-      </w:pPr>
-      <w:hyperlink r:id="rId51">
-        <w:r>
-          <w:rPr>
-            <w:rStyle w:val="Hyperlink"/>
-            <w:i/>
-            <w:iCs/>
-          </w:rPr>
-          <w:t xml:space="preserve">Open VSX</w:t>
-        </w:r>
-      </w:hyperlink>
-    </w:p>
-    <w:p>
-      <w:pPr>
-        <w:pStyle w:val="BodyText"/>
-      </w:pPr>
-      <w:r>
-        <w:rPr>
-          <w:b/>
-          <w:bCs/>
-        </w:rPr>
-        <w:t xml:space="preserve">Collab Comments</w:t>
-      </w:r>
-      <w:r>
-        <w:br/>
-      </w:r>
-      <w:r>
-        <w:t xml:space="preserve">Track comments with author and timestamp for QMD and other files</w:t>
-      </w:r>
-      <w:r>
-        <w:br/>
-      </w:r>
-      <w:r>
-        <w:t xml:space="preserve">Version 1.1.0</w:t>
-      </w:r>
-    </w:p>
-    <w:p>
-      <w:pPr>
-        <w:pStyle w:val="BodyText"/>
-      </w:pPr>
-      <w:hyperlink r:id="rId52">
-        <w:r>
-          <w:rPr>
-            <w:rStyle w:val="Hyperlink"/>
-            <w:i/>
-            <w:iCs/>
-          </w:rPr>
-          <w:t xml:space="preserve">Open VSX</w:t>
-        </w:r>
-      </w:hyperlink>
-    </w:p>
-    <w:p>
-      <w:pPr>
-        <w:pStyle w:val="BodyText"/>
-      </w:pPr>
-      <w:r>
-        <w:rPr>
-          <w:b/>
-          <w:bCs/>
-        </w:rPr>
-        <w:t xml:space="preserve">Quarto: Open Rendered File</w:t>
-      </w:r>
-      <w:r>
-        <w:br/>
-      </w:r>
-      <w:r>
-        <w:t xml:space="preserve">Open an existing rendered output for a Quarto document without rendering it again.</w:t>
-      </w:r>
-      <w:r>
-        <w:br/>
-      </w:r>
-      <w:r>
-        <w:t xml:space="preserve">Version 1.1.2</w:t>
       </w:r>
     </w:p>
     <w:p>
@@ -2423,9 +2461,87 @@
         </w:r>
       </w:hyperlink>
     </w:p>
-    <w:bookmarkEnd w:id="54"/>
-    <w:bookmarkEnd w:id="55"/>
-    <w:bookmarkStart w:id="56" w:name="Xb1e26117d1f5319ba05840c2b1f3c49501fcf7a"/>
+    <w:p>
+      <w:pPr>
+        <w:pStyle w:val="BodyText"/>
+      </w:pPr>
+      <w:r>
+        <w:rPr>
+          <w:b/>
+          <w:bCs/>
+        </w:rPr>
+        <w:t xml:space="preserve">Collab Comments</w:t>
+      </w:r>
+      <w:r>
+        <w:br/>
+      </w:r>
+      <w:r>
+        <w:t xml:space="preserve">Track comments with author and timestamp for QMD and other files</w:t>
+      </w:r>
+      <w:r>
+        <w:br/>
+      </w:r>
+      <w:r>
+        <w:t xml:space="preserve">Version 1.1.0</w:t>
+      </w:r>
+    </w:p>
+    <w:p>
+      <w:pPr>
+        <w:pStyle w:val="BodyText"/>
+      </w:pPr>
+      <w:hyperlink r:id="rId54">
+        <w:r>
+          <w:rPr>
+            <w:rStyle w:val="Hyperlink"/>
+            <w:i/>
+            <w:iCs/>
+          </w:rPr>
+          <w:t xml:space="preserve">Open VSX</w:t>
+        </w:r>
+      </w:hyperlink>
+    </w:p>
+    <w:p>
+      <w:pPr>
+        <w:pStyle w:val="BodyText"/>
+      </w:pPr>
+      <w:r>
+        <w:rPr>
+          <w:b/>
+          <w:bCs/>
+        </w:rPr>
+        <w:t xml:space="preserve">Quarto: Open Rendered File</w:t>
+      </w:r>
+      <w:r>
+        <w:br/>
+      </w:r>
+      <w:r>
+        <w:t xml:space="preserve">Open an existing rendered output for a Quarto document without rendering it again.</w:t>
+      </w:r>
+      <w:r>
+        <w:br/>
+      </w:r>
+      <w:r>
+        <w:t xml:space="preserve">Version 1.1.2</w:t>
+      </w:r>
+    </w:p>
+    <w:p>
+      <w:pPr>
+        <w:pStyle w:val="BodyText"/>
+      </w:pPr>
+      <w:hyperlink r:id="rId55">
+        <w:r>
+          <w:rPr>
+            <w:rStyle w:val="Hyperlink"/>
+            <w:i/>
+            <w:iCs/>
+          </w:rPr>
+          <w:t xml:space="preserve">Open VSX</w:t>
+        </w:r>
+      </w:hyperlink>
+    </w:p>
+    <w:bookmarkEnd w:id="56"/>
+    <w:bookmarkEnd w:id="57"/>
+    <w:bookmarkStart w:id="58" w:name="Xb1e26117d1f5319ba05840c2b1f3c49501fcf7a"/>
     <w:p>
       <w:pPr>
         <w:pStyle w:val="Heading2"/>
@@ -2819,8 +2935,8 @@
         <w:t xml:space="preserve">2021</w:t>
       </w:r>
     </w:p>
-    <w:bookmarkEnd w:id="56"/>
-    <w:bookmarkStart w:id="57" w:name="Xbc568e7f5d2fd0d767cf980278c77384c0244ab"/>
+    <w:bookmarkEnd w:id="58"/>
+    <w:bookmarkStart w:id="59" w:name="Xbc568e7f5d2fd0d767cf980278c77384c0244ab"/>
     <w:p>
       <w:pPr>
         <w:pStyle w:val="Heading2"/>
@@ -3780,8 +3896,8 @@
         <w:t xml:space="preserve">2016</w:t>
       </w:r>
     </w:p>
-    <w:bookmarkEnd w:id="57"/>
-    <w:bookmarkStart w:id="61" w:name="X1e82c2a6649bab1c469d933c666818f246bb338"/>
+    <w:bookmarkEnd w:id="59"/>
+    <w:bookmarkStart w:id="63" w:name="X1e82c2a6649bab1c469d933c666818f246bb338"/>
     <w:p>
       <w:pPr>
         <w:pStyle w:val="Heading2"/>
@@ -3793,7 +3909,7 @@
         <w:t xml:space="preserve">Teaching</w:t>
       </w:r>
     </w:p>
-    <w:bookmarkStart w:id="58" w:name="lecturer"/>
+    <w:bookmarkStart w:id="60" w:name="lecturer"/>
     <w:p>
       <w:pPr>
         <w:pStyle w:val="Heading3"/>
@@ -3970,8 +4086,8 @@
         <w:t xml:space="preserve">2022</w:t>
       </w:r>
     </w:p>
-    <w:bookmarkEnd w:id="58"/>
-    <w:bookmarkStart w:id="59" w:name="tutor"/>
+    <w:bookmarkEnd w:id="60"/>
+    <w:bookmarkStart w:id="61" w:name="tutor"/>
     <w:p>
       <w:pPr>
         <w:pStyle w:val="Heading3"/>
@@ -4040,8 +4156,8 @@
         <w:t xml:space="preserve">2018</w:t>
       </w:r>
     </w:p>
-    <w:bookmarkEnd w:id="59"/>
-    <w:bookmarkStart w:id="60" w:name="teaching-service"/>
+    <w:bookmarkEnd w:id="61"/>
+    <w:bookmarkStart w:id="62" w:name="teaching-service"/>
     <w:p>
       <w:pPr>
         <w:pStyle w:val="Heading3"/>
@@ -4086,9 +4202,9 @@
         <w:t xml:space="preserve">2024-</w:t>
       </w:r>
     </w:p>
-    <w:bookmarkEnd w:id="60"/>
-    <w:bookmarkEnd w:id="61"/>
-    <w:bookmarkStart w:id="62" w:name="X5e99631649743b436d3794bfe1aa8be521e44f3"/>
+    <w:bookmarkEnd w:id="62"/>
+    <w:bookmarkEnd w:id="63"/>
+    <w:bookmarkStart w:id="64" w:name="X5e99631649743b436d3794bfe1aa8be521e44f3"/>
     <w:p>
       <w:pPr>
         <w:pStyle w:val="Heading2"/>
@@ -4394,8 +4510,8 @@
         <w:t xml:space="preserve">2015</w:t>
       </w:r>
     </w:p>
-    <w:bookmarkEnd w:id="62"/>
-    <w:bookmarkStart w:id="63" w:name="X5c8491afe5900a0c8014662d12f5cc28359123b"/>
+    <w:bookmarkEnd w:id="64"/>
+    <w:bookmarkStart w:id="65" w:name="X5c8491afe5900a0c8014662d12f5cc28359123b"/>
     <w:p>
       <w:pPr>
         <w:pStyle w:val="Heading2"/>
@@ -5037,8 +5153,8 @@
         <w:t xml:space="preserve">PLoS Computational Biology; Scientific Reports; Journal of Applied Mathematics; Journal of Statistical Software; Epidemiology &amp; Infection; Mathematics; Medical Journal of Australia; International Tropical Health; Journal of Antimicrobial Resistance; The R Journal</w:t>
       </w:r>
     </w:p>
-    <w:bookmarkEnd w:id="63"/>
-    <w:bookmarkStart w:id="64" w:name="Xa2af00de5b11de34619de775357a305ba94963c"/>
+    <w:bookmarkEnd w:id="65"/>
+    <w:bookmarkStart w:id="66" w:name="Xa2af00de5b11de34619de775357a305ba94963c"/>
     <w:p>
       <w:pPr>
         <w:pStyle w:val="Heading2"/>
@@ -5128,7 +5244,7 @@
         <w:t xml:space="preserve">2024-</w:t>
       </w:r>
     </w:p>
-    <w:bookmarkEnd w:id="64"/>
+    <w:bookmarkEnd w:id="66"/>
     <w:sectPr>
       <w:footnotePr>
         <w:numRestart w:val="eachSect"/>
